--- a/CT175/Tóm Tắt Lý Thuyết Đồ Thị.docx
+++ b/CT175/Tóm Tắt Lý Thuyết Đồ Thị.docx
@@ -9,6 +9,7 @@
           <w:lang w:val="en-US"/>
         </w:rPr>
       </w:pPr>
+      <w:bookmarkStart w:id="0" w:name="_Hlk226106218"/>
       <w:r>
         <w:rPr>
           <w:lang w:val="en-US"/>
@@ -313,6 +314,9 @@
       </w:r>
     </w:p>
     <w:p>
+      <w:pPr>
+        <w:spacing w:after="80"/>
+      </w:pPr>
       <w:r>
         <w:t xml:space="preserve">• </w:t>
       </w:r>
@@ -329,6 +333,9 @@
       </w:r>
     </w:p>
     <w:p>
+      <w:pPr>
+        <w:spacing w:after="80"/>
+      </w:pPr>
       <w:r>
         <w:tab/>
       </w:r>
@@ -337,6 +344,9 @@
       </w:r>
     </w:p>
     <w:p>
+      <w:pPr>
+        <w:spacing w:after="80"/>
+      </w:pPr>
       <w:r>
         <w:tab/>
       </w:r>
@@ -484,6 +494,7 @@
     </w:p>
     <w:p>
       <w:pPr>
+        <w:spacing w:after="80"/>
         <w:rPr>
           <w:lang w:val="en-US"/>
         </w:rPr>
@@ -519,12 +530,16 @@
     <w:p>
       <w:pPr>
         <w:pStyle w:val="Style1"/>
+        <w:spacing w:after="80"/>
       </w:pPr>
       <w:r>
         <w:t>* Đặc biệt (Đồ thị có hướng):</w:t>
       </w:r>
     </w:p>
     <w:p>
+      <w:pPr>
+        <w:spacing w:after="80"/>
+      </w:pPr>
       <w:r>
         <w:rPr>
           <w:lang w:val="en-US"/>
@@ -562,6 +577,9 @@
       </w:r>
     </w:p>
     <w:p>
+      <w:pPr>
+        <w:spacing w:after="80"/>
+      </w:pPr>
       <w:r>
         <w:rPr>
           <w:lang w:val="en-US"/>
@@ -599,6 +617,9 @@
       </w:r>
     </w:p>
     <w:p>
+      <w:pPr>
+        <w:spacing w:after="80"/>
+      </w:pPr>
       <w:r>
         <w:rPr>
           <w:lang w:val="en-US"/>
@@ -636,6 +657,9 @@
       </w:r>
     </w:p>
     <w:p>
+      <w:pPr>
+        <w:spacing w:after="80"/>
+      </w:pPr>
       <w:r>
         <w:rPr>
           <w:lang w:val="en-US"/>
@@ -761,6 +785,7 @@
     <w:p/>
     <w:p>
       <w:r>
+        <w:lastRenderedPageBreak/>
         <w:t xml:space="preserve">• </w:t>
       </w:r>
       <w:r>
@@ -2235,6 +2260,7 @@
         <w:t xml:space="preserve"> với thứ tự của vòng lặp trong giải thuật đệ quy</w:t>
       </w:r>
     </w:p>
+    <w:bookmarkEnd w:id="0"/>
     <w:p>
       <w:r>
         <w:br w:type="page"/>
@@ -2242,13 +2268,27 @@
     </w:p>
     <w:p>
       <w:pPr>
-        <w:pStyle w:val="Heading1"/>
-        <w:rPr>
-          <w:lang w:val="en-US"/>
-        </w:rPr>
-      </w:pPr>
-      <w:r>
-        <w:rPr>
+        <w:keepNext/>
+        <w:keepLines/>
+        <w:spacing w:before="360" w:after="80"/>
+        <w:jc w:val="center"/>
+        <w:outlineLvl w:val="0"/>
+        <w:rPr>
+          <w:rFonts w:eastAsiaTheme="majorEastAsia" w:cstheme="majorBidi"/>
+          <w:b/>
+          <w:color w:val="0F4761" w:themeColor="accent1" w:themeShade="BF"/>
+          <w:sz w:val="40"/>
+          <w:szCs w:val="40"/>
+          <w:lang w:val="en-US"/>
+        </w:rPr>
+      </w:pPr>
+      <w:r>
+        <w:rPr>
+          <w:rFonts w:eastAsiaTheme="majorEastAsia" w:cstheme="majorBidi"/>
+          <w:b/>
+          <w:color w:val="0F4761" w:themeColor="accent1" w:themeShade="BF"/>
+          <w:sz w:val="40"/>
+          <w:szCs w:val="40"/>
           <w:lang w:val="en-US"/>
         </w:rPr>
         <w:lastRenderedPageBreak/>
@@ -2256,758 +2296,1371 @@
       </w:r>
     </w:p>
     <w:p>
-      <w:r>
+      <w:pPr>
+        <w:spacing w:after="120"/>
+        <w:rPr>
+          <w:sz w:val="26"/>
+        </w:rPr>
+      </w:pPr>
+      <w:r>
+        <w:rPr>
+          <w:sz w:val="26"/>
+        </w:rPr>
         <w:t xml:space="preserve">• </w:t>
       </w:r>
       <w:r>
         <w:rPr>
           <w:b/>
           <w:bCs/>
+          <w:sz w:val="26"/>
         </w:rPr>
         <w:t>Đường đi (walk)</w:t>
       </w:r>
       <w:r>
+        <w:rPr>
+          <w:sz w:val="26"/>
+        </w:rPr>
         <w:t>: đường đi chiều dài k đi từ đỉnh u = v₀ đến đỉnh vₖ = v là danh sách các đỉnh và cung xen kẽ nhau:</w:t>
       </w:r>
       <w:r>
+        <w:rPr>
+          <w:sz w:val="26"/>
+        </w:rPr>
         <w:br/>
         <w:t>    • v₀, e₁, v₁, e₂, v₂, e₃, …, eₖ, vₖ</w:t>
       </w:r>
       <w:r>
+        <w:rPr>
+          <w:sz w:val="26"/>
+        </w:rPr>
         <w:br/>
         <w:t>    • Cung eᵢ có đỉnh đầu là vᵢ₋₁ và đỉnh cuối vᵢ</w:t>
       </w:r>
     </w:p>
     <w:p>
-      <w:r>
+      <w:pPr>
+        <w:spacing w:after="120"/>
+        <w:rPr>
+          <w:sz w:val="26"/>
+        </w:rPr>
+      </w:pPr>
+      <w:r>
+        <w:rPr>
+          <w:sz w:val="26"/>
+        </w:rPr>
         <w:t xml:space="preserve">• </w:t>
       </w:r>
       <w:r>
         <w:rPr>
           <w:b/>
           <w:bCs/>
+          <w:sz w:val="26"/>
         </w:rPr>
         <w:t>Đường đi đơn cung (trail)</w:t>
       </w:r>
       <w:r>
+        <w:rPr>
+          <w:sz w:val="26"/>
+        </w:rPr>
         <w:t>: là đường đi các cung đều khác nhau.</w:t>
       </w:r>
     </w:p>
     <w:p>
-      <w:r>
+      <w:pPr>
+        <w:spacing w:after="120"/>
+        <w:rPr>
+          <w:sz w:val="26"/>
+        </w:rPr>
+      </w:pPr>
+      <w:r>
+        <w:rPr>
+          <w:sz w:val="26"/>
+        </w:rPr>
         <w:t xml:space="preserve">• </w:t>
       </w:r>
       <w:r>
         <w:rPr>
           <w:b/>
           <w:bCs/>
+          <w:sz w:val="26"/>
         </w:rPr>
         <w:t>Đường đi đơn đỉnh (path)</w:t>
       </w:r>
       <w:r>
+        <w:rPr>
+          <w:sz w:val="26"/>
+        </w:rPr>
         <w:t>: là đường đi các đỉnh đều khác nhau.</w:t>
       </w:r>
     </w:p>
     <w:p>
-      <w:r>
+      <w:pPr>
+        <w:spacing w:after="120"/>
+        <w:rPr>
+          <w:sz w:val="26"/>
+        </w:rPr>
+      </w:pPr>
+      <w:r>
+        <w:rPr>
+          <w:sz w:val="26"/>
+        </w:rPr>
         <w:t xml:space="preserve">• Đường đi đơn cung (trail) có đỉnh đầu và đỉnh cuối trùng nhau gọi là một </w:t>
       </w:r>
       <w:r>
         <w:rPr>
           <w:b/>
           <w:bCs/>
+          <w:sz w:val="26"/>
         </w:rPr>
         <w:t>đường vòng (circuit)</w:t>
       </w:r>
     </w:p>
     <w:p>
-      <w:r>
+      <w:pPr>
+        <w:spacing w:after="120"/>
+        <w:rPr>
+          <w:sz w:val="26"/>
+        </w:rPr>
+      </w:pPr>
+      <w:r>
+        <w:rPr>
+          <w:sz w:val="26"/>
+        </w:rPr>
         <w:t xml:space="preserve">• Một đường vòng không có đỉnh nào lặp lại gọi là </w:t>
       </w:r>
       <w:r>
         <w:rPr>
           <w:b/>
           <w:bCs/>
+          <w:sz w:val="26"/>
         </w:rPr>
         <w:t>chu trình (cycle)</w:t>
       </w:r>
       <w:r>
+        <w:rPr>
+          <w:sz w:val="26"/>
+        </w:rPr>
         <w:t>.</w:t>
       </w:r>
     </w:p>
     <w:p>
-      <w:r>
+      <w:pPr>
+        <w:spacing w:after="120"/>
+        <w:rPr>
+          <w:sz w:val="26"/>
+        </w:rPr>
+      </w:pPr>
+      <w:r>
+        <w:rPr>
+          <w:sz w:val="26"/>
+        </w:rPr>
         <w:t>• Chiều dài của walk, trail, path, circuit hay cycle là số cung của nó.</w:t>
       </w:r>
     </w:p>
     <w:p>
       <w:pPr>
-        <w:pStyle w:val="Heading2"/>
-      </w:pPr>
-      <w:r>
+        <w:keepNext/>
+        <w:keepLines/>
+        <w:spacing w:before="160" w:after="80"/>
+        <w:outlineLvl w:val="1"/>
+        <w:rPr>
+          <w:rFonts w:eastAsiaTheme="majorEastAsia" w:cstheme="majorBidi"/>
+          <w:b/>
+          <w:color w:val="FF0000"/>
+          <w:sz w:val="32"/>
+          <w:szCs w:val="32"/>
+        </w:rPr>
+      </w:pPr>
+      <w:r>
+        <w:rPr>
+          <w:rFonts w:eastAsiaTheme="majorEastAsia" w:cstheme="majorBidi"/>
+          <w:b/>
+          <w:color w:val="FF0000"/>
+          <w:sz w:val="32"/>
+          <w:szCs w:val="32"/>
+        </w:rPr>
         <w:t>Liên thông trong đồ thị</w:t>
       </w:r>
     </w:p>
     <w:p>
       <w:pPr>
-        <w:pStyle w:val="Heading3"/>
-      </w:pPr>
-      <w:r>
+        <w:keepNext/>
+        <w:keepLines/>
+        <w:spacing w:before="160" w:after="80"/>
+        <w:outlineLvl w:val="2"/>
+        <w:rPr>
+          <w:rFonts w:ascii="Times New Roman" w:eastAsiaTheme="majorEastAsia" w:hAnsi="Times New Roman" w:cstheme="majorBidi"/>
+          <w:b/>
+          <w:color w:val="7030A0"/>
+          <w:sz w:val="26"/>
+          <w:szCs w:val="28"/>
+        </w:rPr>
+      </w:pPr>
+      <w:r>
+        <w:rPr>
+          <w:rFonts w:ascii="Times New Roman" w:eastAsiaTheme="majorEastAsia" w:hAnsi="Times New Roman" w:cstheme="majorBidi"/>
+          <w:b/>
+          <w:color w:val="7030A0"/>
+          <w:sz w:val="26"/>
+          <w:szCs w:val="28"/>
+        </w:rPr>
         <w:t>Định nghĩa:</w:t>
       </w:r>
     </w:p>
     <w:p>
-      <w:r>
+      <w:pPr>
+        <w:rPr>
+          <w:sz w:val="26"/>
+        </w:rPr>
+      </w:pPr>
+      <w:r>
+        <w:rPr>
+          <w:sz w:val="26"/>
+        </w:rPr>
         <w:t xml:space="preserve">    • Đồ thị vô hướng G được gọi là </w:t>
       </w:r>
       <w:r>
         <w:rPr>
           <w:b/>
           <w:bCs/>
+          <w:sz w:val="26"/>
         </w:rPr>
         <w:t>liên thông</w:t>
       </w:r>
       <w:r>
+        <w:rPr>
+          <w:sz w:val="26"/>
+        </w:rPr>
         <w:t xml:space="preserve"> nếu và chỉ nếu với mọi cặp đỉnh u, v </w:t>
       </w:r>
       <w:r>
         <w:rPr>
           <w:rFonts w:ascii="Cambria Math" w:hAnsi="Cambria Math" w:cs="Cambria Math"/>
+          <w:sz w:val="26"/>
         </w:rPr>
         <w:t>∈</w:t>
       </w:r>
       <w:r>
+        <w:rPr>
+          <w:sz w:val="26"/>
+        </w:rPr>
         <w:t xml:space="preserve"> V lu</w:t>
       </w:r>
       <w:r>
         <w:rPr>
           <w:rFonts w:ascii="Times New Roman" w:hAnsi="Times New Roman" w:cs="Times New Roman"/>
+          <w:sz w:val="26"/>
         </w:rPr>
         <w:t>ô</w:t>
       </w:r>
       <w:r>
+        <w:rPr>
+          <w:sz w:val="26"/>
+        </w:rPr>
         <w:t xml:space="preserve">n tồn tại đường đi (walk) từ u → v. Ngược lại, G được gọi là </w:t>
       </w:r>
       <w:r>
         <w:rPr>
           <w:b/>
           <w:bCs/>
+          <w:sz w:val="26"/>
         </w:rPr>
         <w:t>không liên thông</w:t>
       </w:r>
       <w:r>
+        <w:rPr>
+          <w:sz w:val="26"/>
+        </w:rPr>
         <w:t>.</w:t>
       </w:r>
     </w:p>
     <w:p>
-      <w:r>
+      <w:pPr>
+        <w:rPr>
+          <w:sz w:val="26"/>
+        </w:rPr>
+      </w:pPr>
+      <w:r>
+        <w:rPr>
+          <w:sz w:val="26"/>
+        </w:rPr>
         <w:t xml:space="preserve">    • Đỉnh u được gọi là liên thông với đỉnh v </w:t>
       </w:r>
       <w:r>
         <w:rPr>
           <w:rFonts w:ascii="Cambria Math" w:hAnsi="Cambria Math" w:cs="Cambria Math"/>
+          <w:sz w:val="26"/>
         </w:rPr>
         <w:t>⇔</w:t>
       </w:r>
       <w:r>
+        <w:rPr>
+          <w:sz w:val="26"/>
+        </w:rPr>
         <w:t xml:space="preserve"> tồn tại đường đi từ u → v. Quan hệ liên thông trên G là tập các cặp có thứ tự (u, v) sao cho u liên thông với v.</w:t>
       </w:r>
     </w:p>
     <w:p>
-      <w:r>
+      <w:pPr>
+        <w:rPr>
+          <w:sz w:val="26"/>
+        </w:rPr>
+      </w:pPr>
+      <w:r>
+        <w:rPr>
+          <w:sz w:val="26"/>
+        </w:rPr>
         <w:t xml:space="preserve">• </w:t>
       </w:r>
       <w:r>
         <w:rPr>
           <w:b/>
           <w:bCs/>
+          <w:sz w:val="26"/>
         </w:rPr>
         <w:t>Định lý:</w:t>
       </w:r>
       <w:r>
+        <w:rPr>
+          <w:sz w:val="26"/>
+        </w:rPr>
         <w:br/>
         <w:t>    • Quan hệ liên thông là một quan hệ tương đương</w:t>
       </w:r>
     </w:p>
     <w:p>
-      <w:r>
+      <w:pPr>
+        <w:rPr>
+          <w:sz w:val="26"/>
+        </w:rPr>
+      </w:pPr>
+      <w:r>
+        <w:rPr>
+          <w:sz w:val="26"/>
+        </w:rPr>
         <w:t xml:space="preserve">• </w:t>
       </w:r>
       <w:r>
         <w:rPr>
           <w:b/>
           <w:bCs/>
+          <w:sz w:val="26"/>
         </w:rPr>
         <w:t>Bổ đề:</w:t>
       </w:r>
       <w:r>
+        <w:rPr>
+          <w:sz w:val="26"/>
+        </w:rPr>
         <w:br/>
         <w:t>    • Mỗi đường đi (walk) đi từ u đến v luôn chứa 1 một đường đi đơn đỉnh (path) đi từ u đến v.</w:t>
       </w:r>
     </w:p>
     <w:p>
       <w:pPr>
-        <w:pStyle w:val="Heading3"/>
-      </w:pPr>
-      <w:r>
+        <w:keepNext/>
+        <w:keepLines/>
+        <w:spacing w:before="160" w:after="80"/>
+        <w:outlineLvl w:val="2"/>
+        <w:rPr>
+          <w:rFonts w:ascii="Times New Roman" w:eastAsiaTheme="majorEastAsia" w:hAnsi="Times New Roman" w:cstheme="majorBidi"/>
+          <w:b/>
+          <w:color w:val="7030A0"/>
+          <w:sz w:val="26"/>
+          <w:szCs w:val="28"/>
+        </w:rPr>
+      </w:pPr>
+      <w:r>
+        <w:rPr>
+          <w:rFonts w:ascii="Times New Roman" w:eastAsiaTheme="majorEastAsia" w:hAnsi="Times New Roman" w:cstheme="majorBidi"/>
+          <w:b/>
+          <w:color w:val="7030A0"/>
+          <w:sz w:val="26"/>
+          <w:szCs w:val="28"/>
+        </w:rPr>
         <w:t>Bộ phận liên thông</w:t>
       </w:r>
     </w:p>
     <w:p>
-      <w:r>
-        <w:tab/>
-      </w:r>
-      <w:r>
+      <w:pPr>
+        <w:rPr>
+          <w:sz w:val="26"/>
+        </w:rPr>
+      </w:pPr>
+      <w:r>
+        <w:rPr>
+          <w:sz w:val="26"/>
+        </w:rPr>
+        <w:tab/>
         <w:t>• Các bộ phận liên thông của đồ thị G là tập các đồ thị con liên thông lớn nhất của G (là các lớp tương đương của quan hệ liên thông).</w:t>
       </w:r>
     </w:p>
     <w:p>
-      <w:r>
-        <w:tab/>
-      </w:r>
-      <w:r>
+      <w:pPr>
+        <w:rPr>
+          <w:sz w:val="26"/>
+        </w:rPr>
+      </w:pPr>
+      <w:r>
+        <w:rPr>
+          <w:sz w:val="26"/>
+        </w:rPr>
+        <w:tab/>
         <w:t>• Đỉnh cô lập (có bậc bằng 0) cũng là một bộ phận liên thông chỉ gồm chính nó và được gọi là bộ phận liên thông tầm thường (trivial connected component).</w:t>
       </w:r>
     </w:p>
     <w:p>
       <w:pPr>
-        <w:pStyle w:val="Heading3"/>
-      </w:pPr>
-      <w:r>
+        <w:keepNext/>
+        <w:keepLines/>
+        <w:spacing w:before="160" w:after="80"/>
+        <w:outlineLvl w:val="2"/>
+        <w:rPr>
+          <w:rFonts w:ascii="Times New Roman" w:eastAsiaTheme="majorEastAsia" w:hAnsi="Times New Roman" w:cstheme="majorBidi"/>
+          <w:b/>
+          <w:color w:val="7030A0"/>
+          <w:sz w:val="26"/>
+          <w:szCs w:val="28"/>
+        </w:rPr>
+      </w:pPr>
+      <w:r>
+        <w:rPr>
+          <w:rFonts w:ascii="Times New Roman" w:eastAsiaTheme="majorEastAsia" w:hAnsi="Times New Roman" w:cstheme="majorBidi"/>
+          <w:b/>
+          <w:color w:val="7030A0"/>
+          <w:sz w:val="26"/>
+          <w:szCs w:val="28"/>
+        </w:rPr>
         <w:t>Khoảng cách giữa 2 đỉnh</w:t>
       </w:r>
     </w:p>
     <w:p>
-      <w:r>
+      <w:pPr>
+        <w:rPr>
+          <w:sz w:val="26"/>
+        </w:rPr>
+      </w:pPr>
+      <w:r>
+        <w:rPr>
+          <w:sz w:val="26"/>
+        </w:rPr>
         <w:t xml:space="preserve">• </w:t>
       </w:r>
       <w:r>
         <w:rPr>
           <w:b/>
           <w:bCs/>
+          <w:sz w:val="26"/>
         </w:rPr>
         <w:t>Định nghĩa:</w:t>
       </w:r>
       <w:r>
+        <w:rPr>
+          <w:sz w:val="26"/>
+        </w:rPr>
         <w:t xml:space="preserve"> Trên một đồ thị vô hướng, khoảng cách từ đỉnh u đến đỉnh v, ký hiệu d(u, v) được định nghĩa bằng:</w:t>
       </w:r>
       <w:r>
+        <w:rPr>
+          <w:sz w:val="26"/>
+        </w:rPr>
         <w:br/>
         <w:t>    • 0, nếu u = v</w:t>
       </w:r>
       <w:r>
-        <w:br/>
-      </w:r>
-      <w:r>
+        <w:rPr>
+          <w:sz w:val="26"/>
+        </w:rPr>
+        <w:br/>
+        <w:t>    • Chiều dài đường đi ngắn nhất từ u đến v, nếu tồn tại đường đi từ u đến v.</w:t>
+      </w:r>
+      <w:r>
+        <w:rPr>
+          <w:sz w:val="26"/>
+        </w:rPr>
+        <w:br/>
+        <w:t>    • ∞, nếu không có đường đi từ u đến v.</w:t>
+      </w:r>
+    </w:p>
+    <w:p>
+      <w:pPr>
+        <w:rPr>
+          <w:sz w:val="26"/>
+        </w:rPr>
+      </w:pPr>
+      <w:r>
+        <w:rPr>
+          <w:sz w:val="26"/>
+        </w:rPr>
+        <w:t xml:space="preserve">• </w:t>
+      </w:r>
+      <w:r>
+        <w:rPr>
+          <w:b/>
+          <w:bCs/>
+          <w:sz w:val="26"/>
+        </w:rPr>
+        <w:t>Đường kính</w:t>
+      </w:r>
+      <w:r>
+        <w:rPr>
+          <w:sz w:val="26"/>
+        </w:rPr>
+        <w:t xml:space="preserve"> của đồ thị vô hướng là khoảng cách lớn nhất giữa 2 đỉnh trên đồ thị.</w:t>
+      </w:r>
+    </w:p>
+    <w:p>
+      <w:pPr>
+        <w:keepNext/>
+        <w:keepLines/>
+        <w:spacing w:before="160" w:after="80"/>
+        <w:outlineLvl w:val="1"/>
+        <w:rPr>
+          <w:rFonts w:eastAsiaTheme="majorEastAsia" w:cstheme="majorBidi"/>
+          <w:b/>
+          <w:color w:val="FF0000"/>
+          <w:sz w:val="32"/>
+          <w:szCs w:val="32"/>
+        </w:rPr>
+      </w:pPr>
+      <w:r>
+        <w:rPr>
+          <w:rFonts w:eastAsiaTheme="majorEastAsia" w:cstheme="majorBidi"/>
+          <w:b/>
+          <w:color w:val="FF0000"/>
+          <w:sz w:val="32"/>
+          <w:szCs w:val="32"/>
+        </w:rPr>
         <w:lastRenderedPageBreak/>
-        <w:t>    • Chiều dài đường đi ngắn nhất từ u đến v, nếu tồn tại đường đi từ u đến v.</w:t>
-      </w:r>
-      <w:r>
-        <w:br/>
-        <w:t>    • ∞, nếu không có đường đi từ u đến v.</w:t>
-      </w:r>
-    </w:p>
-    <w:p>
-      <w:r>
+        <w:t>Giải thuật kiểm tra tính liên thông</w:t>
+      </w:r>
+    </w:p>
+    <w:p>
+      <w:pPr>
+        <w:rPr>
+          <w:sz w:val="26"/>
+        </w:rPr>
+      </w:pPr>
+      <w:r>
+        <w:rPr>
+          <w:sz w:val="26"/>
+        </w:rPr>
+        <w:tab/>
         <w:t xml:space="preserve">• </w:t>
       </w:r>
       <w:r>
         <w:rPr>
-          <w:b/>
-          <w:bCs/>
-        </w:rPr>
-        <w:t>Đường kính</w:t>
-      </w:r>
-      <w:r>
-        <w:t xml:space="preserve"> của đồ thị vô hướng là khoảng cách lớn nhất giữa 2 đỉnh trên đồ thị.</w:t>
-      </w:r>
-    </w:p>
-    <w:p>
-      <w:pPr>
-        <w:pStyle w:val="Heading2"/>
-      </w:pPr>
-      <w:r>
-        <w:t>Giải thuật kiểm tra tính liên thông</w:t>
-      </w:r>
-    </w:p>
-    <w:p>
-      <w:r>
-        <w:tab/>
-      </w:r>
-      <w:r>
+          <w:rFonts w:hint="eastAsia"/>
+          <w:sz w:val="26"/>
+        </w:rPr>
+        <w:t>Á</w:t>
+      </w:r>
+      <w:r>
+        <w:rPr>
+          <w:sz w:val="26"/>
+        </w:rPr>
+        <w:t>p dụng giải thuật duyệt đồ thị để đánh số/đánh dấu (gán nhãn) các đỉnh</w:t>
+      </w:r>
+    </w:p>
+    <w:p>
+      <w:pPr>
+        <w:rPr>
+          <w:sz w:val="26"/>
+        </w:rPr>
+      </w:pPr>
+      <w:r>
+        <w:rPr>
+          <w:sz w:val="26"/>
+        </w:rPr>
+        <w:tab/>
+        <w:t xml:space="preserve">• Nếu sau khi duyệt tất cả các đỉnh đều có nhãn </w:t>
+      </w:r>
+    </w:p>
+    <w:p>
+      <w:pPr>
+        <w:rPr>
+          <w:sz w:val="26"/>
+        </w:rPr>
+      </w:pPr>
+      <w:r>
+        <w:rPr>
+          <w:sz w:val="26"/>
+        </w:rPr>
+        <w:tab/>
+      </w:r>
+      <w:r>
+        <w:rPr>
+          <w:sz w:val="26"/>
+        </w:rPr>
+        <w:tab/>
+        <w:t>=&gt; liên thông, ngược lại không liên thông.</w:t>
+      </w:r>
+    </w:p>
+    <w:p>
+      <w:pPr>
+        <w:rPr>
+          <w:sz w:val="26"/>
+        </w:rPr>
+      </w:pPr>
+    </w:p>
+    <w:p>
+      <w:pPr>
+        <w:keepNext/>
+        <w:keepLines/>
+        <w:spacing w:before="160" w:after="80"/>
+        <w:outlineLvl w:val="1"/>
+        <w:rPr>
+          <w:rFonts w:eastAsiaTheme="majorEastAsia" w:cstheme="majorBidi"/>
+          <w:b/>
+          <w:color w:val="FF0000"/>
+          <w:sz w:val="32"/>
+          <w:szCs w:val="32"/>
+        </w:rPr>
+      </w:pPr>
+      <w:r>
+        <w:rPr>
+          <w:rFonts w:eastAsiaTheme="majorEastAsia" w:cstheme="majorBidi"/>
+          <w:b/>
+          <w:color w:val="FF0000"/>
+          <w:sz w:val="32"/>
+          <w:szCs w:val="32"/>
+        </w:rPr>
+        <w:t>Liên thông (đồ thị có hướng)</w:t>
+      </w:r>
+    </w:p>
+    <w:p>
+      <w:pPr>
+        <w:spacing w:after="120"/>
+        <w:rPr>
+          <w:sz w:val="26"/>
+        </w:rPr>
+      </w:pPr>
+      <w:r>
+        <w:rPr>
+          <w:sz w:val="26"/>
+        </w:rPr>
+        <w:t xml:space="preserve">• Cho đồ thị </w:t>
+      </w:r>
+      <w:r>
+        <w:rPr>
+          <w:b/>
+          <w:bCs/>
+          <w:sz w:val="26"/>
+        </w:rPr>
+        <w:t>có hướng</w:t>
+      </w:r>
+      <w:r>
+        <w:rPr>
+          <w:sz w:val="26"/>
+        </w:rPr>
+        <w:t xml:space="preserve"> G = </w:t>
+      </w:r>
+      <w:r>
+        <w:rPr>
+          <w:rFonts w:ascii="Cambria Math" w:hAnsi="Cambria Math" w:cs="Cambria Math"/>
+          <w:sz w:val="26"/>
+        </w:rPr>
+        <w:t>⟨</w:t>
+      </w:r>
+      <w:r>
+        <w:rPr>
+          <w:sz w:val="26"/>
+        </w:rPr>
+        <w:t>V, E</w:t>
+      </w:r>
+      <w:r>
+        <w:rPr>
+          <w:rFonts w:ascii="Cambria Math" w:hAnsi="Cambria Math" w:cs="Cambria Math"/>
+          <w:sz w:val="26"/>
+        </w:rPr>
+        <w:t>⟩</w:t>
+      </w:r>
+    </w:p>
+    <w:p>
+      <w:pPr>
+        <w:spacing w:after="120"/>
+        <w:rPr>
+          <w:sz w:val="26"/>
+        </w:rPr>
+      </w:pPr>
+      <w:r>
+        <w:rPr>
+          <w:sz w:val="26"/>
+        </w:rPr>
+        <w:t xml:space="preserve">    • G được gọi là </w:t>
+      </w:r>
+      <w:r>
+        <w:rPr>
+          <w:b/>
+          <w:bCs/>
+          <w:sz w:val="26"/>
+        </w:rPr>
+        <w:t>liên thông yếu</w:t>
+      </w:r>
+      <w:r>
+        <w:rPr>
+          <w:sz w:val="26"/>
+        </w:rPr>
+        <w:t xml:space="preserve"> </w:t>
+      </w:r>
+      <w:r>
+        <w:rPr>
+          <w:rFonts w:ascii="Cambria Math" w:hAnsi="Cambria Math" w:cs="Cambria Math"/>
+          <w:sz w:val="26"/>
+        </w:rPr>
+        <w:t>⇔</w:t>
+      </w:r>
+      <w:r>
+        <w:rPr>
+          <w:sz w:val="26"/>
+        </w:rPr>
+        <w:t xml:space="preserve"> </w:t>
+      </w:r>
+      <w:r>
+        <w:rPr>
+          <w:rFonts w:ascii="Times New Roman" w:hAnsi="Times New Roman" w:cs="Times New Roman"/>
+          <w:sz w:val="26"/>
+        </w:rPr>
+        <w:t>đ</w:t>
+      </w:r>
+      <w:r>
+        <w:rPr>
+          <w:sz w:val="26"/>
+        </w:rPr>
+        <w:t>ồ thị vô hướng nền của nó liên thông (xem tính liên thông của đồ thị vô hướng)</w:t>
+      </w:r>
+    </w:p>
+    <w:p>
+      <w:pPr>
+        <w:spacing w:after="120"/>
+        <w:rPr>
+          <w:sz w:val="26"/>
+        </w:rPr>
+      </w:pPr>
+      <w:r>
+        <w:rPr>
+          <w:sz w:val="26"/>
+        </w:rPr>
+        <w:t xml:space="preserve">    • G được gọi là </w:t>
+      </w:r>
+      <w:r>
+        <w:rPr>
+          <w:b/>
+          <w:bCs/>
+          <w:sz w:val="26"/>
+        </w:rPr>
+        <w:t>liên thông mạnh</w:t>
+      </w:r>
+      <w:r>
+        <w:rPr>
+          <w:sz w:val="26"/>
+        </w:rPr>
+        <w:t xml:space="preserve"> </w:t>
+      </w:r>
+      <w:r>
+        <w:rPr>
+          <w:rFonts w:ascii="Cambria Math" w:hAnsi="Cambria Math" w:cs="Cambria Math"/>
+          <w:sz w:val="26"/>
+        </w:rPr>
+        <w:t>⇔</w:t>
+      </w:r>
+      <w:r>
+        <w:rPr>
+          <w:sz w:val="26"/>
+        </w:rPr>
+        <w:t xml:space="preserve"> giữa hai đỉnh x, y bất kỳ, luôn có đường đi từ x đến y.</w:t>
+      </w:r>
+    </w:p>
+    <w:p>
+      <w:pPr>
+        <w:spacing w:after="120"/>
+        <w:rPr>
+          <w:sz w:val="26"/>
+        </w:rPr>
+      </w:pPr>
+      <w:r>
+        <w:rPr>
+          <w:sz w:val="26"/>
+        </w:rPr>
         <w:t xml:space="preserve">• </w:t>
       </w:r>
       <w:r>
         <w:rPr>
+          <w:b/>
+          <w:bCs/>
+          <w:sz w:val="26"/>
+        </w:rPr>
+        <w:t>Bộ phận liên thông mạnh</w:t>
+      </w:r>
+    </w:p>
+    <w:p>
+      <w:pPr>
+        <w:spacing w:after="120"/>
+        <w:rPr>
+          <w:sz w:val="26"/>
+        </w:rPr>
+      </w:pPr>
+      <w:r>
+        <w:rPr>
+          <w:sz w:val="26"/>
+        </w:rPr>
+        <w:t>    • Đồ thị con liên thông mạnh: có đường đi giữa hai đỉnh bất kỳ.</w:t>
+      </w:r>
+    </w:p>
+    <w:p>
+      <w:pPr>
+        <w:spacing w:after="120"/>
+        <w:rPr>
+          <w:sz w:val="26"/>
+        </w:rPr>
+      </w:pPr>
+      <w:r>
+        <w:rPr>
+          <w:sz w:val="26"/>
+        </w:rPr>
+        <w:t>    • Đồ thị có hướng không liên thông mạnh bao gồm nhiều bộ phận liên thông mạnh</w:t>
+      </w:r>
+    </w:p>
+    <w:p>
+      <w:pPr>
+        <w:keepNext/>
+        <w:keepLines/>
+        <w:spacing w:before="160" w:after="80"/>
+        <w:outlineLvl w:val="1"/>
+        <w:rPr>
+          <w:rFonts w:eastAsiaTheme="majorEastAsia" w:cstheme="majorBidi"/>
+          <w:b/>
+          <w:color w:val="FF0000"/>
+          <w:sz w:val="32"/>
+          <w:szCs w:val="32"/>
+        </w:rPr>
+      </w:pPr>
+      <w:r>
+        <w:rPr>
+          <w:rFonts w:eastAsiaTheme="majorEastAsia" w:cstheme="majorBidi"/>
+          <w:b/>
+          <w:color w:val="FF0000"/>
+          <w:sz w:val="32"/>
+          <w:szCs w:val="32"/>
+        </w:rPr>
+        <w:t>Giải thuật Tarjan – Tìm các bộ phận liên thông mạnh</w:t>
+      </w:r>
+    </w:p>
+    <w:p>
+      <w:pPr>
+        <w:rPr>
+          <w:sz w:val="26"/>
+        </w:rPr>
+      </w:pPr>
+      <w:r>
+        <w:rPr>
+          <w:b/>
+          <w:color w:val="77206D" w:themeColor="accent5" w:themeShade="BF"/>
+          <w:sz w:val="26"/>
+        </w:rPr>
+        <w:t>* Nhận xét:</w:t>
+      </w:r>
+      <w:r>
+        <w:rPr>
+          <w:sz w:val="26"/>
+        </w:rPr>
+        <w:t xml:space="preserve"> Các đỉnh trong một chu trình liên thông với nhau.</w:t>
+      </w:r>
+    </w:p>
+    <w:p>
+      <w:pPr>
+        <w:keepNext/>
+        <w:keepLines/>
+        <w:spacing w:before="160" w:after="80"/>
+        <w:outlineLvl w:val="2"/>
+        <w:rPr>
+          <w:rFonts w:ascii="Times New Roman" w:eastAsiaTheme="majorEastAsia" w:hAnsi="Times New Roman" w:cstheme="majorBidi"/>
+          <w:b/>
+          <w:color w:val="7030A0"/>
+          <w:sz w:val="26"/>
+          <w:szCs w:val="28"/>
+        </w:rPr>
+      </w:pPr>
+      <w:r>
+        <w:rPr>
+          <w:rFonts w:ascii="Times New Roman" w:eastAsiaTheme="majorEastAsia" w:hAnsi="Times New Roman" w:cstheme="majorBidi"/>
+          <w:b/>
+          <w:color w:val="7030A0"/>
+          <w:sz w:val="26"/>
+          <w:szCs w:val="28"/>
+        </w:rPr>
+        <w:t>Thuật toán Tarjan:</w:t>
+      </w:r>
+    </w:p>
+    <w:p>
+      <w:pPr>
+        <w:rPr>
+          <w:b/>
+          <w:color w:val="77206D" w:themeColor="accent5" w:themeShade="BF"/>
+          <w:sz w:val="26"/>
+        </w:rPr>
+      </w:pPr>
+      <w:r>
+        <w:rPr>
+          <w:b/>
+          <w:color w:val="77206D" w:themeColor="accent5" w:themeShade="BF"/>
+          <w:sz w:val="26"/>
+        </w:rPr>
+        <w:t>* Các biến hỗ trợ:</w:t>
+      </w:r>
+    </w:p>
+    <w:p>
+      <w:pPr>
+        <w:spacing w:after="120" w:line="240" w:lineRule="auto"/>
+        <w:rPr>
+          <w:sz w:val="26"/>
+        </w:rPr>
+      </w:pPr>
+      <w:r>
+        <w:rPr>
+          <w:sz w:val="26"/>
+        </w:rPr>
+        <w:t xml:space="preserve">    • </w:t>
+      </w:r>
+      <w:r>
+        <w:rPr>
+          <w:b/>
+          <w:bCs/>
+          <w:sz w:val="26"/>
+        </w:rPr>
+        <w:t>S</w:t>
+      </w:r>
+      <w:r>
+        <w:rPr>
+          <w:sz w:val="26"/>
+        </w:rPr>
+        <w:t>: stack lưu các đỉnh chưa tìm được BPLT mạnh</w:t>
+      </w:r>
+    </w:p>
+    <w:p>
+      <w:pPr>
+        <w:spacing w:after="120" w:line="240" w:lineRule="auto"/>
+        <w:rPr>
+          <w:sz w:val="26"/>
+        </w:rPr>
+      </w:pPr>
+      <w:r>
+        <w:rPr>
+          <w:sz w:val="26"/>
+        </w:rPr>
+        <w:t xml:space="preserve">    • </w:t>
+      </w:r>
+      <w:r>
+        <w:rPr>
+          <w:b/>
+          <w:bCs/>
+          <w:sz w:val="26"/>
+        </w:rPr>
+        <w:t>on_stack[v]</w:t>
+      </w:r>
+      <w:r>
+        <w:rPr>
+          <w:sz w:val="26"/>
+        </w:rPr>
+        <w:t>: kiểm tra v còn trên stack không</w:t>
+      </w:r>
+    </w:p>
+    <w:p>
+      <w:pPr>
+        <w:spacing w:after="120" w:line="240" w:lineRule="auto"/>
+        <w:rPr>
+          <w:sz w:val="26"/>
+        </w:rPr>
+      </w:pPr>
+      <w:r>
+        <w:rPr>
+          <w:sz w:val="26"/>
+        </w:rPr>
+        <w:t xml:space="preserve">    • </w:t>
+      </w:r>
+      <w:r>
+        <w:rPr>
+          <w:b/>
+          <w:bCs/>
+          <w:sz w:val="26"/>
+        </w:rPr>
+        <w:t>num[v]</w:t>
+      </w:r>
+      <w:r>
+        <w:rPr>
+          <w:sz w:val="26"/>
+        </w:rPr>
+        <w:t>: chỉ số của đỉnh v trong quá trình duyệt</w:t>
+      </w:r>
+    </w:p>
+    <w:p>
+      <w:pPr>
+        <w:spacing w:after="120" w:line="240" w:lineRule="auto"/>
+        <w:rPr>
+          <w:sz w:val="26"/>
+        </w:rPr>
+      </w:pPr>
+      <w:r>
+        <w:rPr>
+          <w:sz w:val="26"/>
+        </w:rPr>
+        <w:t xml:space="preserve">    • </w:t>
+      </w:r>
+      <w:r>
+        <w:rPr>
+          <w:b/>
+          <w:bCs/>
+          <w:sz w:val="26"/>
+        </w:rPr>
+        <w:t>min_num[v]</w:t>
+      </w:r>
+      <w:r>
+        <w:rPr>
+          <w:sz w:val="26"/>
+        </w:rPr>
+        <w:t>: chỉ số nhỏ nhất trong các chỉ số của các đỉnh trong stack S mà v đi đến nó được.</w:t>
+      </w:r>
+    </w:p>
+    <w:p>
+      <w:pPr>
+        <w:spacing w:after="120" w:line="240" w:lineRule="auto"/>
+        <w:rPr>
+          <w:sz w:val="26"/>
+        </w:rPr>
+      </w:pPr>
+      <w:r>
+        <w:rPr>
+          <w:sz w:val="26"/>
+        </w:rPr>
+        <w:t xml:space="preserve">    • </w:t>
+      </w:r>
+      <w:r>
+        <w:rPr>
+          <w:b/>
+          <w:bCs/>
+          <w:sz w:val="26"/>
+        </w:rPr>
+        <w:t>idx</w:t>
+      </w:r>
+      <w:r>
+        <w:rPr>
+          <w:sz w:val="26"/>
+        </w:rPr>
+        <w:t>: chỉ số dùng để gán cho num của các đỉnh (tăng dần)</w:t>
+      </w:r>
+    </w:p>
+    <w:p>
+      <w:pPr>
+        <w:spacing w:after="120"/>
+        <w:rPr>
+          <w:b/>
+          <w:color w:val="77206D" w:themeColor="accent5" w:themeShade="BF"/>
+          <w:sz w:val="26"/>
+        </w:rPr>
+      </w:pPr>
+      <w:r>
+        <w:rPr>
+          <w:b/>
+          <w:color w:val="77206D" w:themeColor="accent5" w:themeShade="BF"/>
+          <w:sz w:val="26"/>
+        </w:rPr>
+        <w:t>* Giải thuật:</w:t>
+      </w:r>
+    </w:p>
+    <w:p>
+      <w:pPr>
+        <w:spacing w:after="120"/>
+        <w:rPr>
+          <w:sz w:val="26"/>
+        </w:rPr>
+      </w:pPr>
+      <w:r>
+        <w:rPr>
+          <w:sz w:val="26"/>
+        </w:rPr>
+        <w:t xml:space="preserve">    • Áp dụng </w:t>
+      </w:r>
+      <w:r>
+        <w:rPr>
+          <w:b/>
+          <w:bCs/>
+          <w:sz w:val="26"/>
+        </w:rPr>
+        <w:t>DFS</w:t>
+      </w:r>
+      <w:r>
+        <w:rPr>
+          <w:sz w:val="26"/>
+        </w:rPr>
+        <w:t xml:space="preserve"> (đệ quy hoặc không đệ quy) để đánh số các đỉnh.</w:t>
+      </w:r>
+    </w:p>
+    <w:p>
+      <w:pPr>
+        <w:spacing w:after="120"/>
+        <w:rPr>
+          <w:sz w:val="26"/>
+        </w:rPr>
+      </w:pPr>
+      <w:r>
+        <w:rPr>
+          <w:sz w:val="26"/>
+        </w:rPr>
+        <w:t>    • Để tìm được chu trình, với mỗi đỉnh v, ngoài num[v], ta lưu thêm min_num[v] (là chỉ số nhỏ nhất trong các đỉnh có thể đi đến được từ v). Trong quá trình duyệt, min_num[v] sẽ được cập nhật.</w:t>
+      </w:r>
+    </w:p>
+    <w:p>
+      <w:pPr>
+        <w:spacing w:after="120"/>
+        <w:rPr>
+          <w:sz w:val="26"/>
+        </w:rPr>
+      </w:pPr>
+      <w:r>
+        <w:rPr>
+          <w:sz w:val="26"/>
+        </w:rPr>
+        <w:t>    • Khi duyệt xong 1 đỉnh, nếu num[v] = min_num[v] thì v là đỉnh bắt đầu (đỉnh gốc/đỉnh khớp) của bộ phận liên thông mạnh.</w:t>
+      </w:r>
+    </w:p>
+    <w:p>
+      <w:pPr>
+        <w:rPr>
+          <w:b/>
+          <w:color w:val="77206D" w:themeColor="accent5" w:themeShade="BF"/>
+          <w:sz w:val="26"/>
+        </w:rPr>
+      </w:pPr>
+      <w:r>
+        <w:rPr>
+          <w:b/>
+          <w:color w:val="77206D" w:themeColor="accent5" w:themeShade="BF"/>
+          <w:sz w:val="26"/>
+        </w:rPr>
+        <w:t>* Lưu ý:</w:t>
+      </w:r>
+    </w:p>
+    <w:p>
+      <w:pPr>
+        <w:spacing w:after="120"/>
+        <w:rPr>
+          <w:sz w:val="26"/>
+        </w:rPr>
+      </w:pPr>
+      <w:r>
+        <w:rPr>
+          <w:sz w:val="26"/>
+        </w:rPr>
+        <w:lastRenderedPageBreak/>
+        <w:tab/>
+        <w:t>• Thứ tự các đỉnh kề của 1 đỉnh được sắp xếp từ bé đến lớn.</w:t>
+      </w:r>
+    </w:p>
+    <w:p>
+      <w:pPr>
+        <w:spacing w:after="120"/>
+        <w:rPr>
+          <w:sz w:val="26"/>
+        </w:rPr>
+      </w:pPr>
+      <w:r>
+        <w:rPr>
+          <w:sz w:val="26"/>
+        </w:rPr>
+        <w:tab/>
+        <w:t xml:space="preserve">• Khi duyệt xong 1 đỉnh y, quay về đỉnh cha x (đỉnh trước), cập nhật lại min_num[x] (so với </w:t>
+      </w:r>
+      <w:r>
+        <w:rPr>
+          <w:b/>
+          <w:bCs/>
+          <w:color w:val="FF0000"/>
+          <w:sz w:val="26"/>
+        </w:rPr>
+        <w:t>min_num[y]</w:t>
+      </w:r>
+      <w:r>
+        <w:rPr>
+          <w:sz w:val="26"/>
+        </w:rPr>
+        <w:t>)</w:t>
+      </w:r>
+    </w:p>
+    <w:p>
+      <w:pPr>
+        <w:spacing w:after="120"/>
+        <w:rPr>
+          <w:sz w:val="26"/>
+        </w:rPr>
+      </w:pPr>
+      <w:r>
+        <w:rPr>
+          <w:sz w:val="26"/>
+        </w:rPr>
+        <w:tab/>
+        <w:t xml:space="preserve">• Khi xét 1 đỉnh kề y của x mà y đang có mặt trong stack </w:t>
+      </w:r>
+      <w:r>
+        <w:rPr>
+          <w:rFonts w:ascii="Cambria Math" w:hAnsi="Cambria Math" w:cs="Cambria Math"/>
+          <w:sz w:val="26"/>
+        </w:rPr>
+        <w:t>⇒</w:t>
+      </w:r>
+      <w:r>
+        <w:rPr>
+          <w:sz w:val="26"/>
+        </w:rPr>
+        <w:t xml:space="preserve"> cập nhật lại min_num[x] (so với </w:t>
+      </w:r>
+      <w:r>
+        <w:rPr>
+          <w:b/>
+          <w:bCs/>
+          <w:color w:val="FF0000"/>
+          <w:sz w:val="26"/>
+        </w:rPr>
+        <w:t>num[y]</w:t>
+      </w:r>
+      <w:r>
+        <w:rPr>
+          <w:sz w:val="26"/>
+        </w:rPr>
+        <w:t>).</w:t>
+      </w:r>
+    </w:p>
+    <w:p>
+      <w:pPr>
+        <w:keepNext/>
+        <w:keepLines/>
+        <w:spacing w:before="160" w:after="80"/>
+        <w:outlineLvl w:val="2"/>
+        <w:rPr>
+          <w:rFonts w:ascii="Times New Roman" w:eastAsiaTheme="majorEastAsia" w:hAnsi="Times New Roman" w:cstheme="majorBidi"/>
+          <w:b/>
+          <w:color w:val="7030A0"/>
+          <w:sz w:val="26"/>
+          <w:szCs w:val="28"/>
+        </w:rPr>
+      </w:pPr>
+      <w:r>
+        <w:rPr>
+          <w:rFonts w:ascii="Times New Roman" w:eastAsiaTheme="majorEastAsia" w:hAnsi="Times New Roman" w:cstheme="majorBidi"/>
+          <w:b/>
+          <w:color w:val="7030A0"/>
+          <w:sz w:val="26"/>
+          <w:szCs w:val="28"/>
+        </w:rPr>
+        <w:t>Cây duyệt theo chiều sâu</w:t>
+      </w:r>
+    </w:p>
+    <w:p>
+      <w:pPr>
+        <w:spacing w:after="120" w:line="240" w:lineRule="auto"/>
+        <w:rPr>
+          <w:sz w:val="26"/>
+        </w:rPr>
+      </w:pPr>
+      <w:r>
+        <w:rPr>
+          <w:sz w:val="26"/>
+        </w:rPr>
+        <w:tab/>
+      </w:r>
+      <w:r>
+        <w:rPr>
           <w:rFonts w:hint="eastAsia"/>
-        </w:rPr>
-        <w:t>Á</w:t>
-      </w:r>
-      <w:r>
-        <w:t>p dụng giải thuật duyệt đồ thị để đánh số/đánh dấu (gán nhãn) các đỉnh</w:t>
-      </w:r>
-    </w:p>
-    <w:p>
-      <w:r>
-        <w:tab/>
-      </w:r>
-      <w:r>
-        <w:t xml:space="preserve">• </w:t>
-      </w:r>
-      <w:r>
-        <w:t xml:space="preserve">Nếu sau khi duyệt tất cả các đỉnh đều có nhãn </w:t>
-      </w:r>
-    </w:p>
-    <w:p>
-      <w:r>
-        <w:tab/>
-      </w:r>
-      <w:r>
-        <w:tab/>
-        <w:t>=&gt; liên thông, ngược lại không liên thông.</w:t>
-      </w:r>
-    </w:p>
-    <w:p/>
-    <w:p>
-      <w:pPr>
-        <w:pStyle w:val="Heading2"/>
-      </w:pPr>
-      <w:r>
-        <w:t>Liên thông (đồ thị có hướng)</w:t>
-      </w:r>
-    </w:p>
-    <w:p>
-      <w:r>
-        <w:t xml:space="preserve">• Cho đồ thị </w:t>
-      </w:r>
-      <w:r>
-        <w:rPr>
-          <w:b/>
-          <w:bCs/>
-        </w:rPr>
-        <w:t>có hướng</w:t>
-      </w:r>
-      <w:r>
-        <w:t xml:space="preserve"> G = </w:t>
-      </w:r>
-      <w:r>
-        <w:rPr>
-          <w:rFonts w:ascii="Cambria Math" w:hAnsi="Cambria Math" w:cs="Cambria Math"/>
-        </w:rPr>
-        <w:t>⟨</w:t>
-      </w:r>
-      <w:r>
-        <w:t>V, E</w:t>
-      </w:r>
-      <w:r>
-        <w:rPr>
-          <w:rFonts w:ascii="Cambria Math" w:hAnsi="Cambria Math" w:cs="Cambria Math"/>
-        </w:rPr>
-        <w:t>⟩</w:t>
-      </w:r>
-    </w:p>
-    <w:p>
-      <w:r>
-        <w:t xml:space="preserve">    • G được gọi là </w:t>
-      </w:r>
-      <w:r>
-        <w:rPr>
-          <w:b/>
-          <w:bCs/>
-        </w:rPr>
-        <w:t>liên thông yếu</w:t>
-      </w:r>
-      <w:r>
-        <w:t xml:space="preserve"> </w:t>
-      </w:r>
-      <w:r>
-        <w:rPr>
-          <w:rFonts w:ascii="Cambria Math" w:hAnsi="Cambria Math" w:cs="Cambria Math"/>
-        </w:rPr>
-        <w:t>⇔</w:t>
-      </w:r>
-      <w:r>
-        <w:t xml:space="preserve"> </w:t>
-      </w:r>
-      <w:r>
-        <w:rPr>
-          <w:rFonts w:ascii="Times New Roman" w:hAnsi="Times New Roman" w:cs="Times New Roman"/>
-        </w:rPr>
-        <w:t>đ</w:t>
-      </w:r>
-      <w:r>
-        <w:t>ồ thị vô hướng nền của nó liên thông (xem tính liên thông của đồ thị vô hướng)</w:t>
-      </w:r>
-    </w:p>
-    <w:p>
-      <w:r>
-        <w:t xml:space="preserve">    • G được gọi là </w:t>
-      </w:r>
-      <w:r>
-        <w:rPr>
-          <w:b/>
-          <w:bCs/>
-        </w:rPr>
-        <w:t>liên thông mạnh</w:t>
-      </w:r>
-      <w:r>
-        <w:t xml:space="preserve"> </w:t>
-      </w:r>
-      <w:r>
-        <w:rPr>
-          <w:rFonts w:ascii="Cambria Math" w:hAnsi="Cambria Math" w:cs="Cambria Math"/>
-        </w:rPr>
-        <w:t>⇔</w:t>
-      </w:r>
-      <w:r>
-        <w:t xml:space="preserve"> giữa hai đỉnh x, y bất kỳ, luôn có đường đi từ x đến y.</w:t>
-      </w:r>
-    </w:p>
-    <w:p>
-      <w:r>
-        <w:t xml:space="preserve">• </w:t>
-      </w:r>
-      <w:r>
-        <w:rPr>
-          <w:b/>
-          <w:bCs/>
-        </w:rPr>
-        <w:t>Bộ phận liên thông mạnh</w:t>
-      </w:r>
-    </w:p>
-    <w:p>
-      <w:r>
-        <w:t>    • Đồ thị con liên thông mạnh: có đường đi giữa hai đỉnh bất kỳ.</w:t>
-      </w:r>
-    </w:p>
-    <w:p>
-      <w:r>
-        <w:t>    • Đồ thị có hướng không liên thông mạnh bao gồm nhiều bộ phận liên thông mạnh</w:t>
-      </w:r>
-    </w:p>
-    <w:p>
-      <w:pPr>
-        <w:pStyle w:val="Heading2"/>
-      </w:pPr>
-      <w:r>
-        <w:t>Giải thuật Tarjan – Tìm các bộ phận liên thông mạnh</w:t>
-      </w:r>
-    </w:p>
-    <w:p>
-      <w:r>
-        <w:rPr>
-          <w:rStyle w:val="Style1Char"/>
-          <w:lang w:val="vi-VN"/>
-        </w:rPr>
-        <w:t>* Nhận xét:</w:t>
-      </w:r>
-      <w:r>
-        <w:t xml:space="preserve"> Các đỉnh trong một chu trình liên thông với nhau.</w:t>
-      </w:r>
-    </w:p>
-    <w:p>
-      <w:pPr>
-        <w:pStyle w:val="Heading3"/>
-      </w:pPr>
-      <w:r>
-        <w:t>Thuật toán</w:t>
-      </w:r>
-      <w:r>
-        <w:t xml:space="preserve"> Tarjan:</w:t>
-      </w:r>
-    </w:p>
-    <w:p>
-      <w:pPr>
-        <w:pStyle w:val="Style1"/>
-        <w:rPr>
-          <w:lang w:val="vi-VN"/>
-        </w:rPr>
-      </w:pPr>
-      <w:r>
-        <w:rPr>
-          <w:lang w:val="vi-VN"/>
-        </w:rPr>
-        <w:t>* Các biến hỗ trợ:</w:t>
-      </w:r>
-    </w:p>
-    <w:p>
-      <w:pPr>
-        <w:spacing w:line="240" w:lineRule="auto"/>
-      </w:pPr>
-      <w:r>
-        <w:t xml:space="preserve">    • </w:t>
-      </w:r>
-      <w:r>
-        <w:rPr>
-          <w:b/>
-          <w:bCs/>
-        </w:rPr>
-        <w:t>S</w:t>
-      </w:r>
-      <w:r>
-        <w:t>: stack lưu các đỉnh chưa tìm được BPLT mạnh</w:t>
-      </w:r>
-    </w:p>
-    <w:p>
-      <w:pPr>
-        <w:spacing w:line="240" w:lineRule="auto"/>
-      </w:pPr>
-      <w:r>
-        <w:t xml:space="preserve">    • </w:t>
-      </w:r>
-      <w:r>
-        <w:rPr>
-          <w:b/>
-          <w:bCs/>
-        </w:rPr>
-        <w:t>on_stack[v]</w:t>
-      </w:r>
-      <w:r>
-        <w:t>: kiểm tra v còn trên stack không</w:t>
-      </w:r>
-    </w:p>
-    <w:p>
-      <w:pPr>
-        <w:spacing w:line="240" w:lineRule="auto"/>
-      </w:pPr>
-      <w:r>
-        <w:t xml:space="preserve">    • </w:t>
-      </w:r>
-      <w:r>
-        <w:rPr>
-          <w:b/>
-          <w:bCs/>
-        </w:rPr>
-        <w:t>num[v]</w:t>
-      </w:r>
-      <w:r>
-        <w:t>: chỉ số của đỉnh v trong quá trình duyệt</w:t>
-      </w:r>
-    </w:p>
-    <w:p>
-      <w:pPr>
-        <w:spacing w:line="240" w:lineRule="auto"/>
-      </w:pPr>
-      <w:r>
-        <w:t xml:space="preserve">    • </w:t>
-      </w:r>
-      <w:r>
-        <w:rPr>
-          <w:b/>
-          <w:bCs/>
-        </w:rPr>
-        <w:t>min_num[v]</w:t>
-      </w:r>
-      <w:r>
-        <w:t>: chỉ số nhỏ nhất trong các chỉ số của các đỉnh trong stack S mà v đi đến nó được.</w:t>
-      </w:r>
-    </w:p>
-    <w:p>
-      <w:pPr>
-        <w:spacing w:line="240" w:lineRule="auto"/>
-      </w:pPr>
-      <w:r>
-        <w:t xml:space="preserve">    • </w:t>
-      </w:r>
-      <w:r>
-        <w:rPr>
-          <w:b/>
-          <w:bCs/>
-        </w:rPr>
-        <w:t>idx</w:t>
-      </w:r>
-      <w:r>
-        <w:t>: chỉ số dùng để gán cho num của các đỉnh (tăng dần)</w:t>
-      </w:r>
-    </w:p>
-    <w:p>
-      <w:pPr>
-        <w:pStyle w:val="Style1"/>
-        <w:rPr>
-          <w:lang w:val="vi-VN"/>
-        </w:rPr>
-      </w:pPr>
-      <w:r>
-        <w:rPr>
-          <w:lang w:val="vi-VN"/>
-        </w:rPr>
-        <w:t>* Giải thuật:</w:t>
-      </w:r>
-    </w:p>
-    <w:p>
-      <w:r>
-        <w:t xml:space="preserve">    • Áp dụng </w:t>
-      </w:r>
-      <w:r>
-        <w:rPr>
-          <w:b/>
-          <w:bCs/>
-        </w:rPr>
-        <w:t>DFS</w:t>
-      </w:r>
-      <w:r>
-        <w:t xml:space="preserve"> (đệ quy hoặc không đệ quy) để đánh số các đỉnh.</w:t>
-      </w:r>
-    </w:p>
-    <w:p>
-      <w:r>
-        <w:lastRenderedPageBreak/>
-        <w:t>    • Để tìm được chu trình, với mỗi đỉnh v, ngoài num[v], ta lưu thêm min_num[v] (là chỉ số nhỏ nhất trong các đỉnh có thể đi đến được từ v). Trong quá trình duyệt, min_num[v] sẽ được cập nhật.</w:t>
-      </w:r>
-    </w:p>
-    <w:p>
-      <w:r>
-        <w:t>    • Khi duyệt xong 1 đỉnh, nếu num[v] = min_num[v] thì v là đỉnh bắt đầu (đỉnh gốc/đỉnh khớp) của bộ phận liên thông mạnh.</w:t>
-      </w:r>
-    </w:p>
-    <w:p>
-      <w:pPr>
-        <w:pStyle w:val="Style1"/>
-        <w:rPr>
-          <w:lang w:val="vi-VN"/>
-        </w:rPr>
-      </w:pPr>
-      <w:r>
-        <w:rPr>
-          <w:lang w:val="vi-VN"/>
-        </w:rPr>
-        <w:t>* Lưu ý:</w:t>
-      </w:r>
-    </w:p>
-    <w:p>
-      <w:r>
-        <w:tab/>
-      </w:r>
-      <w:r>
-        <w:t>• Thứ tự các đỉnh kề của 1 đỉnh được sắp xếp từ bé đến lớn.</w:t>
-      </w:r>
-    </w:p>
-    <w:p>
-      <w:r>
-        <w:tab/>
-      </w:r>
-      <w:r>
-        <w:t xml:space="preserve">• Khi duyệt xong 1 đỉnh y, quay về đỉnh cha x (đỉnh trước), cập nhật lại min_num[x] (so với </w:t>
-      </w:r>
-      <w:r>
-        <w:rPr>
-          <w:b/>
-          <w:bCs/>
-          <w:color w:val="FF0000"/>
-        </w:rPr>
-        <w:t>min_num[y]</w:t>
-      </w:r>
-      <w:r>
-        <w:t>)</w:t>
-      </w:r>
-    </w:p>
-    <w:p>
-      <w:r>
-        <w:tab/>
-      </w:r>
-      <w:r>
-        <w:t xml:space="preserve">• Khi xét 1 đỉnh kề y của x mà y đang có mặt trong stack </w:t>
-      </w:r>
-      <w:r>
-        <w:rPr>
-          <w:rFonts w:ascii="Cambria Math" w:hAnsi="Cambria Math" w:cs="Cambria Math"/>
-        </w:rPr>
-        <w:t>⇒</w:t>
-      </w:r>
-      <w:r>
-        <w:t xml:space="preserve"> cập nhật lại min_num[x] (so với </w:t>
-      </w:r>
-      <w:r>
-        <w:rPr>
-          <w:b/>
-          <w:bCs/>
-          <w:color w:val="FF0000"/>
-        </w:rPr>
-        <w:t>num[y]</w:t>
-      </w:r>
-      <w:r>
-        <w:t>).</w:t>
-      </w:r>
-    </w:p>
-    <w:p>
-      <w:pPr>
-        <w:pStyle w:val="Heading3"/>
-      </w:pPr>
-      <w:r>
-        <w:t>Cây duyệt theo chiều sâu</w:t>
-      </w:r>
-    </w:p>
-    <w:p>
-      <w:pPr>
-        <w:spacing w:line="240" w:lineRule="auto"/>
-      </w:pPr>
-      <w:r>
+          <w:sz w:val="26"/>
+        </w:rPr>
+        <w:t>•</w:t>
+      </w:r>
+      <w:r>
+        <w:rPr>
+          <w:sz w:val="26"/>
+        </w:rPr>
+        <w:t xml:space="preserve"> Quá trình duyệt cây kết hợp với đánh số (num, min_num) tạo ra cây "duyệt đồ thị"</w:t>
+      </w:r>
+    </w:p>
+    <w:p>
+      <w:pPr>
+        <w:spacing w:after="120" w:line="240" w:lineRule="auto"/>
+        <w:rPr>
+          <w:sz w:val="26"/>
+        </w:rPr>
+      </w:pPr>
+      <w:r>
+        <w:rPr>
+          <w:sz w:val="26"/>
+        </w:rPr>
         <w:tab/>
       </w:r>
       <w:r>
         <w:rPr>
           <w:rFonts w:hint="eastAsia"/>
+          <w:sz w:val="26"/>
         </w:rPr>
         <w:t>•</w:t>
       </w:r>
       <w:r>
-        <w:t xml:space="preserve"> Quá trình duyệt cây kết hợp với đánh số (num, min_num) tạo ra cây "duyệt đồ thị"</w:t>
-      </w:r>
-    </w:p>
-    <w:p>
-      <w:pPr>
-        <w:spacing w:line="240" w:lineRule="auto"/>
-      </w:pPr>
-      <w:r>
+        <w:rPr>
+          <w:sz w:val="26"/>
+        </w:rPr>
+        <w:t xml:space="preserve"> Phần tiếp theo minh hoạ quá trình chạy giải thuật và cây "duyệt đồ thị tương ứng"</w:t>
+      </w:r>
+    </w:p>
+    <w:p>
+      <w:pPr>
+        <w:spacing w:after="120" w:line="240" w:lineRule="auto"/>
+        <w:rPr>
+          <w:sz w:val="26"/>
+          <w:lang w:val="en-US"/>
+        </w:rPr>
+      </w:pPr>
+      <w:r>
+        <w:rPr>
+          <w:sz w:val="26"/>
+        </w:rPr>
         <w:tab/>
       </w:r>
       <w:r>
         <w:rPr>
           <w:rFonts w:hint="eastAsia"/>
+          <w:sz w:val="26"/>
         </w:rPr>
         <w:t>•</w:t>
       </w:r>
       <w:r>
-        <w:t xml:space="preserve"> Phần tiếp theo minh hoạ quá trình chạy giải thuật và cây "duyệt đồ thị tương ứng"</w:t>
-      </w:r>
-    </w:p>
-    <w:p>
-      <w:pPr>
-        <w:spacing w:line="240" w:lineRule="auto"/>
-        <w:rPr>
-          <w:lang w:val="en-US"/>
-        </w:rPr>
-      </w:pPr>
-      <w:r>
+        <w:rPr>
+          <w:sz w:val="26"/>
+        </w:rPr>
+        <w:t xml:space="preserve"> Cung liên nét (cung thuận)</w:t>
+      </w:r>
+    </w:p>
+    <w:p>
+      <w:pPr>
+        <w:spacing w:after="120" w:line="240" w:lineRule="auto"/>
+        <w:rPr>
+          <w:sz w:val="26"/>
+        </w:rPr>
+      </w:pPr>
+      <w:r>
+        <w:rPr>
+          <w:sz w:val="26"/>
+          <w:lang w:val="en-US"/>
+        </w:rPr>
         <w:tab/>
       </w:r>
       <w:r>
         <w:rPr>
           <w:rFonts w:hint="eastAsia"/>
+          <w:sz w:val="26"/>
         </w:rPr>
         <w:t>•</w:t>
       </w:r>
       <w:r>
-        <w:t xml:space="preserve"> Cung liên nét (cung thuận)</w:t>
-      </w:r>
-    </w:p>
-    <w:p>
-      <w:pPr>
-        <w:spacing w:line="240" w:lineRule="auto"/>
-      </w:pPr>
-      <w:r>
-        <w:rPr>
-          <w:lang w:val="en-US"/>
-        </w:rPr>
-        <w:tab/>
-      </w:r>
-      <w:r>
-        <w:rPr>
-          <w:rFonts w:hint="eastAsia"/>
-        </w:rPr>
-        <w:t>•</w:t>
-      </w:r>
-      <w:r>
+        <w:rPr>
+          <w:sz w:val="26"/>
+        </w:rPr>
         <w:t xml:space="preserve"> Cung không liên nét: cung quay lui (minh hoạ việc cập nhật min_num)</w:t>
       </w:r>
     </w:p>
@@ -3015,13 +3668,11 @@
       <w:pPr>
         <w:pStyle w:val="Heading1"/>
       </w:pPr>
+      <w:bookmarkStart w:id="1" w:name="_Hlk226104835"/>
       <w:r>
         <w:t xml:space="preserve">DUYỆT ĐỒ THỊ </w:t>
       </w:r>
       <w:r>
-        <w:rPr>
-          <w:lang w:val="en-US"/>
-        </w:rPr>
         <w:t>&amp;</w:t>
       </w:r>
       <w:r>
@@ -3132,7 +3783,6 @@
           </w:tcPr>
           <w:p>
             <w:r>
-              <w:lastRenderedPageBreak/>
               <w:t>void DFS(int u, int p) {</w:t>
             </w:r>
           </w:p>
@@ -3195,6 +3845,7 @@
               </w:rPr>
             </w:pPr>
             <w:r>
+              <w:lastRenderedPageBreak/>
               <w:t>}</w:t>
             </w:r>
           </w:p>
@@ -3213,6 +3864,7 @@
               <w:rPr>
                 <w:lang w:val="en-US"/>
               </w:rPr>
+              <w:lastRenderedPageBreak/>
               <w:t xml:space="preserve">void </w:t>
             </w:r>
             <w:proofErr w:type="gramStart"/>
@@ -3552,8 +4204,59 @@
         <w:spacing w:line="240" w:lineRule="auto"/>
       </w:pPr>
       <w:r>
+        <w:t xml:space="preserve">        else if (v có màu xám) //2b. v còn đang duyệt</w:t>
+      </w:r>
+    </w:p>
+    <w:p>
+      <w:pPr>
+        <w:spacing w:line="240" w:lineRule="auto"/>
+      </w:pPr>
+      <w:r>
+        <w:t xml:space="preserve">            has_cycle = 1;     //tạo chu trình</w:t>
+      </w:r>
+    </w:p>
+    <w:p>
+      <w:pPr>
+        <w:spacing w:line="240" w:lineRule="auto"/>
+      </w:pPr>
+      <w:r>
+        <w:t xml:space="preserve">        //2c. v đã duyệt xong, bỏ qua</w:t>
+      </w:r>
+    </w:p>
+    <w:p>
+      <w:pPr>
+        <w:spacing w:line="240" w:lineRule="auto"/>
+      </w:pPr>
+    </w:p>
+    <w:p>
+      <w:pPr>
+        <w:spacing w:line="240" w:lineRule="auto"/>
+      </w:pPr>
+      <w:r>
+        <w:t xml:space="preserve">    color[u] = BLACK;         //3. Duyệt xong u</w:t>
+      </w:r>
+    </w:p>
+    <w:p>
+      <w:pPr>
+        <w:spacing w:line="240" w:lineRule="auto"/>
+      </w:pPr>
+      <w:r>
+        <w:t>}</w:t>
+      </w:r>
+    </w:p>
+    <w:p>
+      <w:pPr>
+        <w:pStyle w:val="Style1"/>
+        <w:rPr>
+          <w:lang w:val="vi-VN"/>
+        </w:rPr>
+      </w:pPr>
+      <w:r>
+        <w:rPr>
+          <w:lang w:val="vi-VN"/>
+        </w:rPr>
         <w:lastRenderedPageBreak/>
-        <w:t xml:space="preserve">        else if (v có màu xám) //2b. v còn đang duyệt</w:t>
+        <w:t>• Kiểm tra đồ thị VÔ HƯỚNG chứa chu trình</w:t>
       </w:r>
     </w:p>
     <w:p>
@@ -3561,7 +4264,7 @@
         <w:spacing w:line="240" w:lineRule="auto"/>
       </w:pPr>
       <w:r>
-        <w:t xml:space="preserve">            has_cycle = 1;     //tạo chu trình</w:t>
+        <w:t>void DFS(u, p) {</w:t>
       </w:r>
     </w:p>
     <w:p>
@@ -3569,7 +4272,7 @@
         <w:spacing w:line="240" w:lineRule="auto"/>
       </w:pPr>
       <w:r>
-        <w:t xml:space="preserve">        //2c. v đã duyệt xong, bỏ qua</w:t>
+        <w:t xml:space="preserve">    color[u] = GRAY;                  //1. Đang duyệt u</w:t>
       </w:r>
     </w:p>
     <w:p>
@@ -3582,7 +4285,7 @@
         <w:spacing w:line="240" w:lineRule="auto"/>
       </w:pPr>
       <w:r>
-        <w:t xml:space="preserve">    color[u] = BLACK;         //3. Duyệt xong u</w:t>
+        <w:t xml:space="preserve">    for (các đỉnh kề v của u)         //2. Xét kề</w:t>
       </w:r>
     </w:p>
     <w:p>
@@ -3590,29 +4293,225 @@
         <w:spacing w:line="240" w:lineRule="auto"/>
       </w:pPr>
       <w:r>
+        <w:t xml:space="preserve">        if (v == p) {                 //2a. v là cha của p</w:t>
+      </w:r>
+    </w:p>
+    <w:p>
+      <w:pPr>
+        <w:spacing w:line="240" w:lineRule="auto"/>
+      </w:pPr>
+      <w:r>
+        <w:t xml:space="preserve">            //bỏ qua</w:t>
+      </w:r>
+    </w:p>
+    <w:p>
+      <w:pPr>
+        <w:spacing w:line="240" w:lineRule="auto"/>
+      </w:pPr>
+      <w:r>
+        <w:t xml:space="preserve">        } else if (v có màu trắng)    //2b. v chưa duyệt</w:t>
+      </w:r>
+    </w:p>
+    <w:p>
+      <w:pPr>
+        <w:spacing w:line="240" w:lineRule="auto"/>
+      </w:pPr>
+      <w:r>
+        <w:t xml:space="preserve">            DFS(v, u);                //duyệt v với u là cha của v</w:t>
+      </w:r>
+    </w:p>
+    <w:p>
+      <w:pPr>
+        <w:spacing w:line="240" w:lineRule="auto"/>
+      </w:pPr>
+      <w:r>
+        <w:t xml:space="preserve">        else if (v có màu xám)        //2c. v đang duyệt</w:t>
+      </w:r>
+    </w:p>
+    <w:p>
+      <w:pPr>
+        <w:spacing w:line="240" w:lineRule="auto"/>
+      </w:pPr>
+      <w:r>
+        <w:t xml:space="preserve">            is_cycle = 1;             //tạo chu trình</w:t>
+      </w:r>
+    </w:p>
+    <w:p>
+      <w:pPr>
+        <w:spacing w:line="240" w:lineRule="auto"/>
+      </w:pPr>
+      <w:r>
+        <w:t xml:space="preserve">        //2d. v đã duyệt xong (KHÔNG có)</w:t>
+      </w:r>
+    </w:p>
+    <w:p>
+      <w:pPr>
+        <w:spacing w:line="240" w:lineRule="auto"/>
+      </w:pPr>
+    </w:p>
+    <w:p>
+      <w:pPr>
+        <w:spacing w:line="240" w:lineRule="auto"/>
+      </w:pPr>
+      <w:r>
+        <w:t xml:space="preserve">    color[u] = BLACK;                 //3. Duyệt xong u</w:t>
+      </w:r>
+    </w:p>
+    <w:p>
+      <w:pPr>
+        <w:spacing w:line="240" w:lineRule="auto"/>
+      </w:pPr>
+      <w:r>
         <w:t>}</w:t>
       </w:r>
     </w:p>
-    <w:p>
-      <w:pPr>
-        <w:pStyle w:val="Style1"/>
-        <w:rPr>
-          <w:lang w:val="vi-VN"/>
-        </w:rPr>
-      </w:pPr>
-      <w:r>
-        <w:rPr>
-          <w:lang w:val="vi-VN"/>
-        </w:rPr>
-        <w:t>• Kiểm tra đồ thị VÔ HƯỚNG chứa chu trình</w:t>
+    <w:p/>
+    <w:p>
+      <w:pPr>
+        <w:pStyle w:val="Heading2"/>
+      </w:pPr>
+      <w:r>
+        <w:t>Kiểm tra đồ thị phân đôi</w:t>
+      </w:r>
+    </w:p>
+    <w:p>
+      <w:r>
+        <w:t>• Đồ thị phân đôi (đồ thị hai phần, đồ thị hai bên, đồ thị hai phía, ...)</w:t>
+      </w:r>
+      <w:r>
+        <w:br/>
+      </w:r>
+      <w:r>
+        <w:t> </w:t>
+      </w:r>
+      <w:r>
+        <w:t>• Đồ thị VÔ HƯỚNG</w:t>
+      </w:r>
+      <w:r>
+        <w:br/>
+      </w:r>
+      <w:r>
+        <w:t> </w:t>
+      </w:r>
+      <w:r>
+        <w:t>• Có thể chia các đỉnh của đồ thị thành hai phần (không giao nhau) sao cho các đỉnh trong mỗi phần KHÔNG kề nhau</w:t>
+      </w:r>
+    </w:p>
+    <w:p>
+      <w:r>
+        <w:t>- Thuat toan:</w:t>
+      </w:r>
+    </w:p>
+    <w:p>
+      <w:r>
+        <w:t>• Có 3 trường hợp xảy ra khi xét v</w:t>
+      </w:r>
+      <w:r>
+        <w:br/>
+      </w:r>
+      <w:r>
+        <w:t> </w:t>
+      </w:r>
+      <w:r>
+        <w:t>• v chưa có màu =&gt; tô màu ngược lại với màu của u</w:t>
+      </w:r>
+      <w:r>
+        <w:br/>
+      </w:r>
+      <w:r>
+        <w:t> </w:t>
+      </w:r>
+      <w:r>
+        <w:t>• v có màu GIỐNG với u =&gt; KHÔNG TÔ ĐƯỢC</w:t>
+      </w:r>
+      <w:r>
+        <w:br/>
+      </w:r>
+      <w:r>
+        <w:t> </w:t>
+      </w:r>
+      <w:r>
+        <w:t>• v có màu KHÁC với u =&gt; bỏ qua</w:t>
+      </w:r>
+    </w:p>
+    <w:p>
+      <w:r>
+        <w:t>• Màu "ngược lại"</w:t>
+      </w:r>
+      <w:r>
+        <w:br/>
+      </w:r>
+      <w:r>
+        <w:t> </w:t>
+      </w:r>
+      <w:r>
+        <w:t>• Nếu đặt S = XANH + ĐỎ</w:t>
+      </w:r>
+      <w:r>
+        <w:br/>
+      </w:r>
+      <w:r>
+        <w:t> </w:t>
+      </w:r>
+      <w:r>
+        <w:t>• Thì</w:t>
+      </w:r>
+      <w:r>
+        <w:br/>
+      </w:r>
+      <w:r>
+        <w:t> </w:t>
+      </w:r>
+      <w:r>
+        <w:t> </w:t>
+      </w:r>
+      <w:r>
+        <w:t>• Ngược của XANH = ĐỎ = S - XANH</w:t>
+      </w:r>
+      <w:r>
+        <w:br/>
+      </w:r>
+      <w:r>
+        <w:t> </w:t>
+      </w:r>
+      <w:r>
+        <w:t> </w:t>
+      </w:r>
+      <w:r>
+        <w:t>• Ngược của ĐỎ = XANH = S - ĐỎ</w:t>
+      </w:r>
+    </w:p>
+    <w:p>
+      <w:pPr>
+        <w:rPr>
+          <w:lang w:val="en-US"/>
+        </w:rPr>
+      </w:pPr>
+      <w:r>
+        <w:rPr>
+          <w:lang w:val="en-US"/>
+        </w:rPr>
+        <w:t>Code:</w:t>
       </w:r>
     </w:p>
     <w:p>
       <w:pPr>
         <w:spacing w:line="240" w:lineRule="auto"/>
-      </w:pPr>
-      <w:r>
-        <w:t>void DFS(u, p) {</w:t>
+        <w:rPr>
+          <w:lang w:val="en-US"/>
+        </w:rPr>
+      </w:pPr>
+      <w:r>
+        <w:lastRenderedPageBreak/>
+        <w:t>#define NO_COLOR -1</w:t>
+      </w:r>
+      <w:r>
+        <w:br/>
+        <w:t>#define BLUE 1</w:t>
+      </w:r>
+      <w:r>
+        <w:br/>
+        <w:t>#define RED 2</w:t>
       </w:r>
     </w:p>
     <w:p>
@@ -3620,28 +4519,28 @@
         <w:spacing w:line="240" w:lineRule="auto"/>
       </w:pPr>
       <w:r>
-        <w:t xml:space="preserve">    color[u] = GRAY;                  //1. Đang duyệt u</w:t>
+        <w:t>void colorize(u, c) {</w:t>
       </w:r>
     </w:p>
     <w:p>
       <w:pPr>
         <w:spacing w:line="240" w:lineRule="auto"/>
       </w:pPr>
+      <w:r>
+        <w:t xml:space="preserve">    color[u] = c;                         //1. Đang duyệt u</w:t>
+      </w:r>
     </w:p>
     <w:p>
       <w:pPr>
         <w:spacing w:line="240" w:lineRule="auto"/>
       </w:pPr>
-      <w:r>
-        <w:t xml:space="preserve">    for (các đỉnh kề v của u)         //2. Xét kề</w:t>
-      </w:r>
     </w:p>
     <w:p>
       <w:pPr>
         <w:spacing w:line="240" w:lineRule="auto"/>
       </w:pPr>
       <w:r>
-        <w:t xml:space="preserve">        if (v == p) {                 //2a. v là cha của p</w:t>
+        <w:t xml:space="preserve">    for (các đỉnh kề v của u)             //2. Xét kề</w:t>
       </w:r>
     </w:p>
     <w:p>
@@ -3649,7 +4548,7 @@
         <w:spacing w:line="240" w:lineRule="auto"/>
       </w:pPr>
       <w:r>
-        <w:t xml:space="preserve">            //bỏ qua</w:t>
+        <w:t xml:space="preserve">        if (v == NO_COLOR) {              //2a. v chưa có màu</w:t>
       </w:r>
     </w:p>
     <w:p>
@@ -3657,7 +4556,7 @@
         <w:spacing w:line="240" w:lineRule="auto"/>
       </w:pPr>
       <w:r>
-        <w:t xml:space="preserve">        } else if (v có màu trắng)    //2b. v chưa duyệt</w:t>
+        <w:t xml:space="preserve">            colorize(v, 3 - c);           //tô màu màu ngược với c</w:t>
       </w:r>
     </w:p>
     <w:p>
@@ -3665,7 +4564,7 @@
         <w:spacing w:line="240" w:lineRule="auto"/>
       </w:pPr>
       <w:r>
-        <w:t xml:space="preserve">            DFS(v, u);                //duyệt v với u là cha của v</w:t>
+        <w:t xml:space="preserve">        } else if (color[v] == color[u])  //2b. màu v giống màu u</w:t>
       </w:r>
     </w:p>
     <w:p>
@@ -3673,7 +4572,7 @@
         <w:spacing w:line="240" w:lineRule="auto"/>
       </w:pPr>
       <w:r>
-        <w:t xml:space="preserve">        else if (v có màu xám)        //2c. v đang duyệt</w:t>
+        <w:t xml:space="preserve">            conflict = 1;                 //đụng độ, không tô được</w:t>
       </w:r>
     </w:p>
     <w:p>
@@ -3681,7 +4580,7 @@
         <w:spacing w:line="240" w:lineRule="auto"/>
       </w:pPr>
       <w:r>
-        <w:t xml:space="preserve">            is_cycle = 1;             //tạo chu trình</w:t>
+        <w:t xml:space="preserve">        //2c. Màu khác nhau, bỏ qua</w:t>
       </w:r>
     </w:p>
     <w:p>
@@ -3689,734 +4588,1098 @@
         <w:spacing w:line="240" w:lineRule="auto"/>
       </w:pPr>
       <w:r>
-        <w:t xml:space="preserve">        //2d. v đã duyệt xong (KHÔNG có)</w:t>
-      </w:r>
-    </w:p>
-    <w:p>
-      <w:pPr>
-        <w:spacing w:line="240" w:lineRule="auto"/>
-      </w:pPr>
-    </w:p>
-    <w:p>
-      <w:pPr>
-        <w:spacing w:line="240" w:lineRule="auto"/>
-      </w:pPr>
-      <w:r>
-        <w:t xml:space="preserve">    color[u] = BLACK;                 //3. Duyệt xong u</w:t>
-      </w:r>
-    </w:p>
-    <w:p>
-      <w:pPr>
-        <w:spacing w:line="240" w:lineRule="auto"/>
-      </w:pPr>
-      <w:r>
         <w:t>}</w:t>
       </w:r>
     </w:p>
-    <w:p/>
+    <w:p>
+      <w:r>
+        <w:br w:type="page"/>
+      </w:r>
+    </w:p>
+    <w:bookmarkEnd w:id="1"/>
+    <w:p>
+      <w:pPr>
+        <w:pStyle w:val="Heading1"/>
+      </w:pPr>
+      <w:r>
+        <w:lastRenderedPageBreak/>
+        <w:t>ĐỒ THỊ EULER &amp; ĐỒ THỊ HAMILTON</w:t>
+      </w:r>
+    </w:p>
     <w:p>
       <w:pPr>
         <w:pStyle w:val="Heading2"/>
-      </w:pPr>
-      <w:r>
-        <w:t>Kiểm tra đồ thị phân đôi</w:t>
-      </w:r>
-    </w:p>
-    <w:p>
-      <w:r>
-        <w:t>• Đồ thị phân đôi (đồ thị hai phần, đồ thị hai bên, đồ thị hai phía, ...)</w:t>
-      </w:r>
-      <w:r>
-        <w:br/>
-      </w:r>
-      <w:r>
-        <w:t> </w:t>
-      </w:r>
-      <w:r>
-        <w:t>• Đồ thị VÔ HƯỚNG</w:t>
-      </w:r>
-      <w:r>
-        <w:br/>
-      </w:r>
-      <w:r>
-        <w:t> </w:t>
-      </w:r>
-      <w:r>
-        <w:t>• Có thể chia các đỉnh của đồ thị thành hai phần (không giao nhau) sao cho các đỉnh trong mỗi phần KHÔNG kề nhau</w:t>
-      </w:r>
-    </w:p>
-    <w:p>
-      <w:r>
-        <w:t>- Thuat toan:</w:t>
-      </w:r>
-    </w:p>
-    <w:p>
-      <w:r>
-        <w:t>• Có 3 trường hợp xảy ra khi xét v</w:t>
-      </w:r>
-      <w:r>
-        <w:br/>
-      </w:r>
-      <w:r>
-        <w:t> </w:t>
-      </w:r>
-      <w:r>
-        <w:t>• v chưa có màu =&gt; tô màu ngược lại với màu của u</w:t>
-      </w:r>
-      <w:r>
-        <w:br/>
-      </w:r>
-      <w:r>
+        <w:rPr>
+          <w:lang w:val="en-US"/>
+        </w:rPr>
+      </w:pPr>
+      <w:r>
+        <w:rPr>
+          <w:lang w:val="en-US"/>
+        </w:rPr>
+        <w:t>Đồ thị Euler</w:t>
+      </w:r>
+    </w:p>
+    <w:p>
+      <w:pPr>
+        <w:pStyle w:val="ListParagraph"/>
+        <w:numPr>
+          <w:ilvl w:val="0"/>
+          <w:numId w:val="12"/>
+        </w:numPr>
+        <w:rPr>
+          <w:lang w:val="en-US"/>
+        </w:rPr>
+      </w:pPr>
+      <w:r>
+        <w:rPr>
+          <w:b/>
+          <w:bCs/>
+          <w:color w:val="00B0F0"/>
+          <w:lang w:val="en-US"/>
+        </w:rPr>
+        <w:t>Chu trình Euler</w:t>
+      </w:r>
+      <w:r>
+        <w:rPr>
+          <w:lang w:val="en-US"/>
+        </w:rPr>
+        <w:t xml:space="preserve"> (Euler circuit) trong đồ thị G là một chu trình đơn cung chứa tất cả các cung của G </w:t>
+      </w:r>
+    </w:p>
+    <w:p>
+      <w:pPr>
+        <w:pStyle w:val="ListParagraph"/>
+        <w:numPr>
+          <w:ilvl w:val="0"/>
+          <w:numId w:val="12"/>
+        </w:numPr>
+        <w:rPr>
+          <w:lang w:val="en-US"/>
+        </w:rPr>
+      </w:pPr>
+      <w:r>
+        <w:rPr>
+          <w:rFonts w:hint="eastAsia"/>
+          <w:b/>
+          <w:bCs/>
+          <w:color w:val="00B0F0"/>
+          <w:lang w:val="en-US"/>
+        </w:rPr>
+        <w:t>Đ</w:t>
+      </w:r>
+      <w:r>
+        <w:rPr>
+          <w:rFonts w:hint="cs"/>
+          <w:b/>
+          <w:bCs/>
+          <w:color w:val="00B0F0"/>
+          <w:lang w:val="en-US"/>
+        </w:rPr>
+        <w:t>ư</w:t>
+      </w:r>
+      <w:r>
+        <w:rPr>
+          <w:b/>
+          <w:bCs/>
+          <w:color w:val="00B0F0"/>
+          <w:lang w:val="en-US"/>
+        </w:rPr>
+        <w:t>ờng đi Euler</w:t>
+      </w:r>
+      <w:r>
+        <w:rPr>
+          <w:color w:val="00B0F0"/>
+          <w:lang w:val="en-US"/>
+        </w:rPr>
+        <w:t xml:space="preserve"> </w:t>
+      </w:r>
+      <w:r>
+        <w:rPr>
+          <w:lang w:val="en-US"/>
+        </w:rPr>
+        <w:t>(Euler path) trong đồ thị G là đường đi đơn cung chứa qua tất các đỉnh của G</w:t>
+      </w:r>
+    </w:p>
+    <w:p>
+      <w:pPr>
+        <w:pStyle w:val="ListParagraph"/>
+        <w:numPr>
+          <w:ilvl w:val="0"/>
+          <w:numId w:val="12"/>
+        </w:numPr>
+        <w:rPr>
+          <w:b/>
+          <w:bCs/>
+          <w:color w:val="BF4E14" w:themeColor="accent2" w:themeShade="BF"/>
+          <w:lang w:val="en-US"/>
+        </w:rPr>
+      </w:pPr>
+      <w:r>
+        <w:rPr>
+          <w:b/>
+          <w:bCs/>
+          <w:color w:val="BF4E14" w:themeColor="accent2" w:themeShade="BF"/>
+          <w:lang w:val="en-US"/>
+        </w:rPr>
+        <w:t>Định lý Euler:</w:t>
+      </w:r>
+    </w:p>
+    <w:p>
+      <w:pPr>
+        <w:pStyle w:val="ListParagraph"/>
+        <w:numPr>
+          <w:ilvl w:val="0"/>
+          <w:numId w:val="13"/>
+        </w:numPr>
+        <w:spacing w:after="120"/>
+        <w:rPr>
+          <w:color w:val="BF4E14" w:themeColor="accent2" w:themeShade="BF"/>
+          <w:lang w:val="en-US"/>
+        </w:rPr>
+      </w:pPr>
+      <w:r>
+        <w:rPr>
+          <w:rFonts w:hint="eastAsia"/>
+          <w:lang w:val="en-US"/>
+        </w:rPr>
+        <w:t>Đ</w:t>
+      </w:r>
+      <w:r>
+        <w:rPr>
+          <w:lang w:val="en-US"/>
+        </w:rPr>
+        <w:t xml:space="preserve">a đồ thị (vô hướng) liên thông có ít nhất 2 đỉnh có </w:t>
+      </w:r>
+      <w:r>
+        <w:rPr>
+          <w:b/>
+          <w:bCs/>
+          <w:lang w:val="en-US"/>
+        </w:rPr>
+        <w:t>chu trình Euler</w:t>
+      </w:r>
+      <w:r>
+        <w:rPr>
+          <w:lang w:val="en-US"/>
+        </w:rPr>
+        <w:t xml:space="preserve"> khi và chỉ khi </w:t>
+      </w:r>
+      <w:r>
+        <w:rPr>
+          <w:color w:val="BF4E14" w:themeColor="accent2" w:themeShade="BF"/>
+          <w:lang w:val="en-US"/>
+        </w:rPr>
+        <w:t>tất cả các đỉnh của có bậc chẵn.</w:t>
+      </w:r>
+    </w:p>
+    <w:p>
+      <w:pPr>
+        <w:pStyle w:val="ListParagraph"/>
+        <w:numPr>
+          <w:ilvl w:val="0"/>
+          <w:numId w:val="13"/>
+        </w:numPr>
+        <w:spacing w:after="120"/>
+        <w:rPr>
+          <w:color w:val="BF4E14" w:themeColor="accent2" w:themeShade="BF"/>
+          <w:lang w:val="en-US"/>
+        </w:rPr>
+      </w:pPr>
+      <w:r>
+        <w:rPr>
+          <w:rFonts w:hint="eastAsia"/>
+          <w:lang w:val="en-US"/>
+        </w:rPr>
+        <w:t>Đ</w:t>
+      </w:r>
+      <w:r>
+        <w:rPr>
+          <w:lang w:val="en-US"/>
+        </w:rPr>
+        <w:t xml:space="preserve">a đồ thị (vô hướng) liên thông có </w:t>
+      </w:r>
+      <w:r>
+        <w:rPr>
+          <w:b/>
+          <w:bCs/>
+          <w:lang w:val="en-US"/>
+        </w:rPr>
+        <w:t>đường đi Euler</w:t>
+      </w:r>
+      <w:r>
+        <w:rPr>
+          <w:lang w:val="en-US"/>
+        </w:rPr>
+        <w:t xml:space="preserve"> (nhưng không có chu trình Euler) khi và chỉ khi nó </w:t>
+      </w:r>
+      <w:r>
+        <w:rPr>
+          <w:color w:val="BF4E14" w:themeColor="accent2" w:themeShade="BF"/>
+          <w:lang w:val="en-US"/>
+        </w:rPr>
+        <w:t>2 đỉnh bậc lẻ.</w:t>
+      </w:r>
+    </w:p>
+    <w:p>
+      <w:pPr>
+        <w:rPr>
+          <w:b/>
+          <w:bCs/>
+          <w:color w:val="BF4E14" w:themeColor="accent2" w:themeShade="BF"/>
+          <w:lang w:val="en-US"/>
+        </w:rPr>
+      </w:pPr>
+      <w:r>
+        <w:rPr>
+          <w:b/>
+          <w:bCs/>
+          <w:color w:val="BF4E14" w:themeColor="accent2" w:themeShade="BF"/>
+          <w:lang w:val="en-US"/>
+        </w:rPr>
+        <w:t>Thuật toán Fleury xây dựng chu trình Euler</w:t>
+      </w:r>
+    </w:p>
+    <w:p>
+      <w:pPr>
+        <w:numPr>
+          <w:ilvl w:val="0"/>
+          <w:numId w:val="11"/>
+        </w:numPr>
+        <w:spacing w:after="120"/>
+        <w:jc w:val="both"/>
+      </w:pPr>
+      <w:r>
+        <w:t xml:space="preserve">Chọn 1 đỉnh bất kỳ </w:t>
+      </w:r>
+    </w:p>
+    <w:p>
+      <w:pPr>
+        <w:numPr>
+          <w:ilvl w:val="0"/>
+          <w:numId w:val="11"/>
+        </w:numPr>
+        <w:spacing w:after="120"/>
+        <w:jc w:val="both"/>
+      </w:pPr>
+      <w:r>
+        <w:t xml:space="preserve">Chọn tiếp các cung liên tiếp cho đến khi tạo thành chu trình. Mỗi khi một cung được chọn, xóa nó khỏi đồ thị </w:t>
+      </w:r>
+    </w:p>
+    <w:p>
+      <w:pPr>
+        <w:numPr>
+          <w:ilvl w:val="0"/>
+          <w:numId w:val="11"/>
+        </w:numPr>
+        <w:spacing w:after="120"/>
+        <w:jc w:val="both"/>
+      </w:pPr>
+      <w:r>
+        <w:t xml:space="preserve">Các cung được chọn sao cho đỉnh đầu của cung mới là đỉnh cuối của cung cũ VÀ nó không phải là cầu (cầu: xóa bỏ cung này sẽ làm đồ thị mất liên thông) trừ phi không có lựa chọn khác. </w:t>
+      </w:r>
+    </w:p>
+    <w:p>
+      <w:pPr>
+        <w:rPr>
+          <w:b/>
+          <w:bCs/>
+          <w:color w:val="BF4E14" w:themeColor="accent2" w:themeShade="BF"/>
+        </w:rPr>
+      </w:pPr>
+      <w:r>
+        <w:rPr>
+          <w:b/>
+          <w:bCs/>
+          <w:color w:val="BF4E14" w:themeColor="accent2" w:themeShade="BF"/>
+        </w:rPr>
+        <w:t>Thuật toán đồ thị Euler</w:t>
+      </w:r>
+    </w:p>
+    <w:p>
+      <w:pPr>
+        <w:spacing w:after="120"/>
+        <w:rPr>
+          <w:b/>
+          <w:bCs/>
+        </w:rPr>
+      </w:pPr>
+      <w:r>
+        <w:tab/>
+        <w:t xml:space="preserve">* </w:t>
+      </w:r>
+      <w:r>
+        <w:rPr>
+          <w:b/>
+          <w:bCs/>
+        </w:rPr>
+        <w:t>Cài đặt đệ quy</w:t>
+      </w:r>
+      <w:r>
+        <w:rPr>
+          <w:b/>
+          <w:bCs/>
+        </w:rPr>
+        <w:t>:</w:t>
+      </w:r>
+    </w:p>
+    <w:p>
+      <w:pPr>
+        <w:spacing w:after="120"/>
+        <w:rPr>
+          <w:lang w:val="en-US"/>
+        </w:rPr>
+      </w:pPr>
+      <w:r>
+        <w:tab/>
+      </w:r>
+      <w:r>
+        <w:rPr>
+          <w:lang w:val="en-US"/>
+        </w:rPr>
+        <w:t>void findEulerPath (u) {</w:t>
+      </w:r>
+    </w:p>
+    <w:p>
+      <w:pPr>
+        <w:spacing w:after="120"/>
+        <w:rPr>
+          <w:lang w:val="en-US"/>
+        </w:rPr>
+      </w:pPr>
+      <w:r>
+        <w:rPr>
+          <w:lang w:val="en-US"/>
+        </w:rPr>
+        <w:tab/>
+      </w:r>
+      <w:r>
+        <w:rPr>
+          <w:lang w:val="en-US"/>
+        </w:rPr>
+        <w:tab/>
+      </w:r>
+      <w:r>
+        <w:rPr>
+          <w:lang w:val="en-US"/>
+        </w:rPr>
+        <w:t xml:space="preserve">    for (các đỉnh kề v của u)</w:t>
+      </w:r>
+    </w:p>
+    <w:p>
+      <w:pPr>
+        <w:spacing w:after="120"/>
+        <w:rPr>
+          <w:lang w:val="en-US"/>
+        </w:rPr>
+      </w:pPr>
+      <w:r>
+        <w:rPr>
+          <w:lang w:val="en-US"/>
+        </w:rPr>
+        <w:tab/>
+      </w:r>
+      <w:r>
+        <w:rPr>
+          <w:lang w:val="en-US"/>
+        </w:rPr>
+        <w:tab/>
+      </w:r>
+      <w:r>
+        <w:rPr>
+          <w:lang w:val="en-US"/>
+        </w:rPr>
+        <w:tab/>
+      </w:r>
+      <w:r>
+        <w:rPr>
+          <w:lang w:val="en-US"/>
+        </w:rPr>
+        <w:t xml:space="preserve">        xóa cung (u, v)</w:t>
+      </w:r>
+    </w:p>
+    <w:p>
+      <w:pPr>
+        <w:spacing w:after="120"/>
+        <w:rPr>
+          <w:lang w:val="en-US"/>
+        </w:rPr>
+      </w:pPr>
+      <w:r>
+        <w:rPr>
+          <w:lang w:val="en-US"/>
+        </w:rPr>
+        <w:tab/>
+      </w:r>
+      <w:r>
+        <w:rPr>
+          <w:lang w:val="en-US"/>
+        </w:rPr>
+        <w:tab/>
+      </w:r>
+      <w:r>
+        <w:rPr>
+          <w:lang w:val="en-US"/>
+        </w:rPr>
+        <w:tab/>
+      </w:r>
+      <w:r>
+        <w:rPr>
+          <w:lang w:val="en-US"/>
+        </w:rPr>
+        <w:t xml:space="preserve">        findEulerPath (v);</w:t>
+      </w:r>
+    </w:p>
+    <w:p>
+      <w:pPr>
+        <w:spacing w:after="120"/>
+        <w:rPr>
+          <w:lang w:val="en-US"/>
+        </w:rPr>
+      </w:pPr>
+      <w:r>
+        <w:rPr>
+          <w:lang w:val="en-US"/>
+        </w:rPr>
+        <w:tab/>
+      </w:r>
+      <w:r>
+        <w:rPr>
+          <w:lang w:val="en-US"/>
+        </w:rPr>
+        <w:tab/>
+      </w:r>
+      <w:r>
+        <w:rPr>
+          <w:lang w:val="en-US"/>
+        </w:rPr>
+        <w:t xml:space="preserve">    Thêm u vào path</w:t>
+      </w:r>
+    </w:p>
+    <w:p>
+      <w:pPr>
+        <w:spacing w:after="120"/>
+        <w:rPr>
+          <w:lang w:val="en-US"/>
+        </w:rPr>
+      </w:pPr>
+      <w:r>
+        <w:rPr>
+          <w:lang w:val="en-US"/>
+        </w:rPr>
+        <w:tab/>
+      </w:r>
+      <w:r>
+        <w:rPr>
+          <w:lang w:val="en-US"/>
+        </w:rPr>
+        <w:t>}</w:t>
+      </w:r>
+    </w:p>
+    <w:p>
+      <w:pPr>
+        <w:rPr>
+          <w:b/>
+          <w:bCs/>
+          <w:lang w:val="en-US"/>
+        </w:rPr>
+      </w:pPr>
+      <w:r>
+        <w:rPr>
+          <w:lang w:val="en-US"/>
+        </w:rPr>
+        <w:tab/>
+        <w:t xml:space="preserve">* </w:t>
+      </w:r>
+      <w:r>
+        <w:rPr>
+          <w:b/>
+          <w:bCs/>
+        </w:rPr>
+        <w:t>Cài đặt dùng ngăn xếp</w:t>
+      </w:r>
+      <w:r>
+        <w:rPr>
+          <w:b/>
+          <w:bCs/>
+          <w:lang w:val="en-US"/>
+        </w:rPr>
+        <w:t>:</w:t>
+      </w:r>
+    </w:p>
+    <w:p>
+      <w:pPr>
+        <w:spacing w:after="0"/>
+        <w:rPr>
+          <w:b/>
+          <w:bCs/>
+          <w:lang w:val="en-US"/>
+        </w:rPr>
+      </w:pPr>
+      <w:r>
+        <w:rPr>
+          <w:b/>
+          <w:bCs/>
+          <w:lang w:val="en-US"/>
+        </w:rPr>
+        <w:tab/>
+      </w:r>
+      <w:r>
+        <w:rPr>
+          <w:b/>
+          <w:bCs/>
+          <w:lang w:val="en-US"/>
+        </w:rPr>
+        <w:t>S: stack</w:t>
+      </w:r>
+    </w:p>
+    <w:p>
+      <w:pPr>
+        <w:spacing w:after="0"/>
+        <w:rPr>
+          <w:lang w:val="en-US"/>
+        </w:rPr>
+      </w:pPr>
+      <w:r>
+        <w:rPr>
+          <w:lang w:val="en-US"/>
+        </w:rPr>
+        <w:tab/>
+      </w:r>
+      <w:r>
+        <w:rPr>
+          <w:lang w:val="en-US"/>
+        </w:rPr>
+        <w:t>void findEulerPath(u) {</w:t>
+      </w:r>
+    </w:p>
+    <w:p>
+      <w:pPr>
+        <w:spacing w:after="0"/>
+        <w:rPr>
+          <w:lang w:val="en-US"/>
+        </w:rPr>
+      </w:pPr>
+      <w:r>
+        <w:rPr>
+          <w:lang w:val="en-US"/>
+        </w:rPr>
+        <w:tab/>
+      </w:r>
+      <w:r>
+        <w:rPr>
+          <w:lang w:val="en-US"/>
+        </w:rPr>
+        <w:tab/>
+      </w:r>
+      <w:r>
+        <w:rPr>
+          <w:lang w:val="en-US"/>
+        </w:rPr>
+        <w:t xml:space="preserve">    while (</w:t>
+      </w:r>
+      <w:proofErr w:type="gramStart"/>
+      <w:r>
+        <w:rPr>
+          <w:lang w:val="en-US"/>
+        </w:rPr>
+        <w:t>S !</w:t>
+      </w:r>
+      <w:proofErr w:type="gramEnd"/>
+      <w:r>
+        <w:rPr>
+          <w:lang w:val="en-US"/>
+        </w:rPr>
+        <w:t>= rỗng) {</w:t>
+      </w:r>
+    </w:p>
+    <w:p>
+      <w:pPr>
+        <w:spacing w:after="0"/>
+        <w:rPr>
+          <w:lang w:val="en-US"/>
+        </w:rPr>
+      </w:pPr>
+      <w:r>
+        <w:rPr>
+          <w:lang w:val="en-US"/>
+        </w:rPr>
+        <w:tab/>
+      </w:r>
+      <w:r>
+        <w:rPr>
+          <w:lang w:val="en-US"/>
+        </w:rPr>
+        <w:tab/>
+      </w:r>
+      <w:r>
+        <w:rPr>
+          <w:lang w:val="en-US"/>
+        </w:rPr>
+        <w:t xml:space="preserve">        Lấy phần tử trên đỉnh S, gọi nó là u</w:t>
+      </w:r>
+    </w:p>
+    <w:p>
+      <w:pPr>
+        <w:spacing w:after="0"/>
+        <w:rPr>
+          <w:lang w:val="en-US"/>
+        </w:rPr>
+      </w:pPr>
+      <w:r>
+        <w:rPr>
+          <w:lang w:val="en-US"/>
+        </w:rPr>
+        <w:tab/>
+      </w:r>
+      <w:r>
+        <w:rPr>
+          <w:lang w:val="en-US"/>
+        </w:rPr>
+        <w:tab/>
+      </w:r>
+      <w:r>
+        <w:rPr>
+          <w:lang w:val="en-US"/>
+        </w:rPr>
+        <w:t xml:space="preserve">        if (u không còn đỉnh kề)</w:t>
+      </w:r>
+    </w:p>
+    <w:p>
+      <w:pPr>
+        <w:spacing w:after="0"/>
+        <w:rPr>
+          <w:lang w:val="en-US"/>
+        </w:rPr>
+      </w:pPr>
+      <w:r>
+        <w:rPr>
+          <w:lang w:val="en-US"/>
+        </w:rPr>
         <w:lastRenderedPageBreak/>
-        <w:t> </w:t>
-      </w:r>
-      <w:r>
-        <w:t>• v có màu GIỐNG với u =&gt; KHÔNG TÔ ĐƯỢC</w:t>
-      </w:r>
-      <w:r>
-        <w:br/>
-      </w:r>
-      <w:r>
-        <w:t> </w:t>
-      </w:r>
-      <w:r>
-        <w:t>• v có màu KHÁC với u =&gt; bỏ qua</w:t>
-      </w:r>
-    </w:p>
-    <w:p>
-      <w:r>
-        <w:t>• Màu "ngược lại"</w:t>
-      </w:r>
-      <w:r>
-        <w:br/>
-      </w:r>
-      <w:r>
-        <w:t> </w:t>
-      </w:r>
-      <w:r>
-        <w:t>• Nếu đặt S = XANH + ĐỎ</w:t>
-      </w:r>
-      <w:r>
-        <w:br/>
-      </w:r>
-      <w:r>
-        <w:t> </w:t>
-      </w:r>
-      <w:r>
-        <w:t>• Thì</w:t>
-      </w:r>
-      <w:r>
-        <w:br/>
-      </w:r>
-      <w:r>
-        <w:t> </w:t>
-      </w:r>
-      <w:r>
-        <w:t> </w:t>
-      </w:r>
-      <w:r>
-        <w:t>• Ngược của XANH = ĐỎ = S - XANH</w:t>
-      </w:r>
-      <w:r>
-        <w:br/>
-      </w:r>
-      <w:r>
-        <w:t> </w:t>
-      </w:r>
-      <w:r>
-        <w:t> </w:t>
-      </w:r>
-      <w:r>
-        <w:t>• Ngược của ĐỎ = XANH = S - ĐỎ</w:t>
-      </w:r>
-    </w:p>
-    <w:p>
-      <w:pPr>
-        <w:rPr>
-          <w:lang w:val="en-US"/>
-        </w:rPr>
-      </w:pPr>
-      <w:r>
-        <w:rPr>
-          <w:lang w:val="en-US"/>
-        </w:rPr>
-        <w:t>Code:</w:t>
-      </w:r>
-    </w:p>
-    <w:p>
-      <w:pPr>
-        <w:spacing w:line="240" w:lineRule="auto"/>
-        <w:rPr>
-          <w:lang w:val="en-US"/>
-        </w:rPr>
-      </w:pPr>
-      <w:r>
-        <w:t>#define NO_COLOR -1</w:t>
-      </w:r>
-      <w:r>
-        <w:br/>
-        <w:t>#define BLUE 1</w:t>
-      </w:r>
-      <w:r>
-        <w:br/>
-        <w:t>#define RED 2</w:t>
-      </w:r>
-    </w:p>
-    <w:p>
-      <w:pPr>
-        <w:spacing w:line="240" w:lineRule="auto"/>
-      </w:pPr>
-      <w:r>
-        <w:t>void colorize(u, c) {</w:t>
-      </w:r>
-    </w:p>
-    <w:p>
-      <w:pPr>
-        <w:spacing w:line="240" w:lineRule="auto"/>
-      </w:pPr>
-      <w:r>
-        <w:t xml:space="preserve">    color[u] = c;                         //1. Đang duyệt u</w:t>
-      </w:r>
-    </w:p>
-    <w:p>
-      <w:pPr>
-        <w:spacing w:line="240" w:lineRule="auto"/>
-      </w:pPr>
-    </w:p>
-    <w:p>
-      <w:pPr>
-        <w:spacing w:line="240" w:lineRule="auto"/>
-      </w:pPr>
-      <w:r>
-        <w:t xml:space="preserve">    for (các đỉnh kề v của u)             //2. Xét kề</w:t>
-      </w:r>
-    </w:p>
-    <w:p>
-      <w:pPr>
-        <w:spacing w:line="240" w:lineRule="auto"/>
-      </w:pPr>
-      <w:r>
-        <w:t xml:space="preserve">        if (v == NO_COLOR) {              //2a. v chưa có màu</w:t>
-      </w:r>
-    </w:p>
-    <w:p>
-      <w:pPr>
-        <w:spacing w:line="240" w:lineRule="auto"/>
-      </w:pPr>
-      <w:r>
-        <w:t xml:space="preserve">            colorize(v, 3 - c);           //tô màu màu ngược với c</w:t>
-      </w:r>
-    </w:p>
-    <w:p>
-      <w:pPr>
-        <w:spacing w:line="240" w:lineRule="auto"/>
-      </w:pPr>
-      <w:r>
-        <w:t xml:space="preserve">        } else if (color[v] == color[u])  //2b. màu v giống màu u</w:t>
-      </w:r>
-    </w:p>
-    <w:p>
-      <w:pPr>
-        <w:spacing w:line="240" w:lineRule="auto"/>
-      </w:pPr>
-      <w:r>
-        <w:t xml:space="preserve">            conflict = 1;                 //đụng độ, không tô được</w:t>
-      </w:r>
-    </w:p>
-    <w:p>
-      <w:pPr>
-        <w:spacing w:line="240" w:lineRule="auto"/>
-      </w:pPr>
-      <w:r>
-        <w:t xml:space="preserve">        //2c. Màu khác nhau, bỏ qua</w:t>
-      </w:r>
-    </w:p>
-    <w:p>
-      <w:pPr>
-        <w:spacing w:line="240" w:lineRule="auto"/>
-      </w:pPr>
-      <w:r>
+        <w:tab/>
+      </w:r>
+      <w:r>
+        <w:rPr>
+          <w:lang w:val="en-US"/>
+        </w:rPr>
+        <w:tab/>
+      </w:r>
+      <w:r>
+        <w:rPr>
+          <w:lang w:val="en-US"/>
+        </w:rPr>
+        <w:t xml:space="preserve">            Thêm u vào path</w:t>
+      </w:r>
+    </w:p>
+    <w:p>
+      <w:pPr>
+        <w:spacing w:after="0"/>
+        <w:rPr>
+          <w:lang w:val="en-US"/>
+        </w:rPr>
+      </w:pPr>
+      <w:r>
+        <w:rPr>
+          <w:lang w:val="en-US"/>
+        </w:rPr>
+        <w:tab/>
+      </w:r>
+      <w:r>
+        <w:rPr>
+          <w:lang w:val="en-US"/>
+        </w:rPr>
+        <w:tab/>
+      </w:r>
+      <w:r>
+        <w:rPr>
+          <w:lang w:val="en-US"/>
+        </w:rPr>
+        <w:t xml:space="preserve">        for (v = 1; v &lt;= n; v++)</w:t>
+      </w:r>
+    </w:p>
+    <w:p>
+      <w:pPr>
+        <w:spacing w:after="0"/>
+        <w:rPr>
+          <w:lang w:val="en-US"/>
+        </w:rPr>
+      </w:pPr>
+      <w:r>
+        <w:rPr>
+          <w:lang w:val="en-US"/>
+        </w:rPr>
+        <w:tab/>
+      </w:r>
+      <w:r>
+        <w:rPr>
+          <w:lang w:val="en-US"/>
+        </w:rPr>
+        <w:tab/>
+      </w:r>
+      <w:r>
+        <w:rPr>
+          <w:lang w:val="en-US"/>
+        </w:rPr>
+        <w:t xml:space="preserve">            if (v kề với u) {</w:t>
+      </w:r>
+    </w:p>
+    <w:p>
+      <w:pPr>
+        <w:spacing w:after="0"/>
+        <w:rPr>
+          <w:lang w:val="en-US"/>
+        </w:rPr>
+      </w:pPr>
+      <w:r>
+        <w:rPr>
+          <w:lang w:val="en-US"/>
+        </w:rPr>
+        <w:tab/>
+      </w:r>
+      <w:r>
+        <w:rPr>
+          <w:lang w:val="en-US"/>
+        </w:rPr>
+        <w:tab/>
+      </w:r>
+      <w:r>
+        <w:rPr>
+          <w:lang w:val="en-US"/>
+        </w:rPr>
+        <w:t xml:space="preserve">                xóa cung (u, v)</w:t>
+      </w:r>
+    </w:p>
+    <w:p>
+      <w:pPr>
+        <w:spacing w:after="0"/>
+        <w:rPr>
+          <w:lang w:val="en-US"/>
+        </w:rPr>
+      </w:pPr>
+      <w:r>
+        <w:rPr>
+          <w:lang w:val="en-US"/>
+        </w:rPr>
+        <w:tab/>
+      </w:r>
+      <w:r>
+        <w:rPr>
+          <w:lang w:val="en-US"/>
+        </w:rPr>
+        <w:tab/>
+      </w:r>
+      <w:r>
+        <w:rPr>
+          <w:lang w:val="en-US"/>
+        </w:rPr>
+        <w:t xml:space="preserve">                push v vào S</w:t>
+      </w:r>
+    </w:p>
+    <w:p>
+      <w:pPr>
+        <w:spacing w:after="0"/>
+        <w:rPr>
+          <w:lang w:val="en-US"/>
+        </w:rPr>
+      </w:pPr>
+      <w:r>
+        <w:rPr>
+          <w:lang w:val="en-US"/>
+        </w:rPr>
+        <w:tab/>
+      </w:r>
+      <w:r>
+        <w:rPr>
+          <w:lang w:val="en-US"/>
+        </w:rPr>
+        <w:tab/>
+      </w:r>
+      <w:r>
+        <w:rPr>
+          <w:lang w:val="en-US"/>
+        </w:rPr>
+        <w:t xml:space="preserve">                break; // Chỉ cần lấy 1 kề đầu tiên</w:t>
+      </w:r>
+    </w:p>
+    <w:p>
+      <w:pPr>
+        <w:spacing w:after="0"/>
+        <w:rPr>
+          <w:lang w:val="en-US"/>
+        </w:rPr>
+      </w:pPr>
+      <w:r>
+        <w:rPr>
+          <w:lang w:val="en-US"/>
+        </w:rPr>
+        <w:tab/>
+      </w:r>
+      <w:r>
+        <w:rPr>
+          <w:lang w:val="en-US"/>
+        </w:rPr>
+        <w:tab/>
+      </w:r>
+      <w:r>
+        <w:rPr>
+          <w:lang w:val="en-US"/>
+        </w:rPr>
+        <w:t xml:space="preserve">            }</w:t>
+      </w:r>
+    </w:p>
+    <w:p>
+      <w:pPr>
+        <w:spacing w:after="0"/>
+        <w:rPr>
+          <w:lang w:val="en-US"/>
+        </w:rPr>
+      </w:pPr>
+      <w:r>
+        <w:rPr>
+          <w:lang w:val="en-US"/>
+        </w:rPr>
+        <w:tab/>
+      </w:r>
+      <w:r>
+        <w:rPr>
+          <w:lang w:val="en-US"/>
+        </w:rPr>
+        <w:tab/>
+      </w:r>
+      <w:r>
+        <w:rPr>
+          <w:lang w:val="en-US"/>
+        </w:rPr>
+        <w:t xml:space="preserve">    }</w:t>
+      </w:r>
+    </w:p>
+    <w:p>
+      <w:pPr>
+        <w:spacing w:after="0"/>
+        <w:rPr>
+          <w:lang w:val="en-US"/>
+        </w:rPr>
+      </w:pPr>
+      <w:r>
+        <w:rPr>
+          <w:lang w:val="en-US"/>
+        </w:rPr>
+        <w:tab/>
+      </w:r>
+      <w:r>
+        <w:rPr>
+          <w:lang w:val="en-US"/>
+        </w:rPr>
+        <w:tab/>
+      </w:r>
+      <w:r>
+        <w:rPr>
+          <w:lang w:val="en-US"/>
+        </w:rPr>
         <w:t>}</w:t>
       </w:r>
     </w:p>
     <w:p>
-      <w:r>
-        <w:br w:type="page"/>
-      </w:r>
-    </w:p>
-    <w:p>
-      <w:pPr>
-        <w:pStyle w:val="Heading1"/>
-        <w:rPr>
-          <w:lang w:val="en-US"/>
-        </w:rPr>
-      </w:pPr>
-      <w:r>
-        <w:rPr>
-          <w:lang w:val="en-US"/>
-        </w:rPr>
-        <w:lastRenderedPageBreak/>
-        <w:t>ĐƯỜNG ĐI NGẮN NHẤT</w:t>
+      <w:pPr>
+        <w:rPr>
+          <w:lang w:val="en-US"/>
+        </w:rPr>
+      </w:pPr>
+      <w:r>
+        <w:rPr>
+          <w:b/>
+          <w:bCs/>
+          <w:color w:val="BF4E14" w:themeColor="accent2" w:themeShade="BF"/>
+          <w:lang w:val="en-US"/>
+        </w:rPr>
+        <w:t>Ứng dụng</w:t>
+      </w:r>
+    </w:p>
+    <w:p>
+      <w:pPr>
+        <w:spacing w:after="0"/>
+        <w:rPr>
+          <w:lang w:val="en-US"/>
+        </w:rPr>
+      </w:pPr>
+      <w:r>
+        <w:rPr>
+          <w:lang w:val="en-US"/>
+        </w:rPr>
+        <w:t>- Đi qua các con đường</w:t>
+      </w:r>
+    </w:p>
+    <w:p>
+      <w:pPr>
+        <w:spacing w:after="0"/>
+        <w:rPr>
+          <w:lang w:val="en-US"/>
+        </w:rPr>
+      </w:pPr>
+      <w:r>
+        <w:rPr>
+          <w:lang w:val="en-US"/>
+        </w:rPr>
+        <w:t>- Giao hàng</w:t>
+      </w:r>
+    </w:p>
+    <w:p>
+      <w:pPr>
+        <w:spacing w:after="0"/>
+        <w:rPr>
+          <w:lang w:val="en-US"/>
+        </w:rPr>
+      </w:pPr>
+      <w:r>
+        <w:rPr>
+          <w:lang w:val="en-US"/>
+        </w:rPr>
+        <w:t>- Chinese postman problem</w:t>
       </w:r>
     </w:p>
     <w:p>
       <w:pPr>
         <w:pStyle w:val="Heading2"/>
-      </w:pPr>
-      <w:r>
-        <w:t>Biểu diễn đồ thị có trọng số</w:t>
-      </w:r>
-    </w:p>
-    <w:p>
-      <w:r>
-        <w:t> </w:t>
-      </w:r>
-      <w:r>
-        <w:t xml:space="preserve">• Nếu có (u, v) thì </w:t>
-      </w:r>
-      <w:r>
-        <w:rPr>
-          <w:b/>
-          <w:bCs/>
-        </w:rPr>
-        <w:t>L[u, v] = trọng số của cung (u, v)</w:t>
-      </w:r>
-      <w:r>
-        <w:br/>
-      </w:r>
-      <w:r>
-        <w:t> </w:t>
-      </w:r>
-      <w:r>
-        <w:t xml:space="preserve">• Nếu không có (u, v) thì </w:t>
-      </w:r>
-      <w:r>
-        <w:rPr>
-          <w:b/>
-          <w:bCs/>
-        </w:rPr>
-        <w:t>L[u, v] = NO_EDGE</w:t>
-      </w:r>
-      <w:r>
-        <w:t xml:space="preserve"> (vd: -1)</w:t>
-      </w:r>
-    </w:p>
-    <w:p>
-      <w:pPr>
-        <w:pStyle w:val="Heading2"/>
-      </w:pPr>
-      <w:r>
-        <w:t>Bài toán đường đi ngắn nhất</w:t>
-      </w:r>
-    </w:p>
-    <w:p>
-      <w:r>
-        <w:t>• Chiều dài/Chi phí (cost) của đường đi (path) là tổng các trọng số của các cung trên đường đi.</w:t>
-      </w:r>
-    </w:p>
-    <w:p>
-      <w:r>
-        <w:t>• Đường đi ngắn nhất (shortest path) là đường đi có chiều dài nhỏ nhất.</w:t>
-      </w:r>
-    </w:p>
-    <w:p>
-      <w:r>
-        <w:t>• Một đoạn đường đi (sub-path) của đường đi ngắn nhất cũng là đường đi ngắn nhất.</w:t>
-      </w:r>
-    </w:p>
-    <w:p>
-      <w:r>
-        <w:t> </w:t>
-      </w:r>
-      <w:r>
-        <w:t xml:space="preserve">• Tính chất </w:t>
-      </w:r>
-      <w:r>
-        <w:rPr>
-          <w:color w:val="FF0000"/>
-        </w:rPr>
-        <w:t>cấu trúc con tối ưu</w:t>
-      </w:r>
-      <w:r>
-        <w:t xml:space="preserve"> (optimal substructure)</w:t>
-      </w:r>
-      <w:r>
-        <w:br/>
-      </w:r>
-      <w:r>
-        <w:t> </w:t>
-      </w:r>
-      <w:r>
-        <w:t> </w:t>
-      </w:r>
-      <w:r>
-        <w:t>=&gt; có thể áp dụng kỹ thuật quy hoạch động để thiết kế các giải thuật tìm đường đi ngắn nhất.</w:t>
-      </w:r>
-    </w:p>
-    <w:p>
-      <w:pPr>
-        <w:pStyle w:val="Heading2"/>
-      </w:pPr>
-      <w:r>
-        <w:t>Thuật toán Moore-Dijkstra</w:t>
-      </w:r>
-    </w:p>
-    <w:p>
-      <w:r>
-        <w:rPr>
-          <w:rStyle w:val="Style1Char"/>
-          <w:lang w:val="vi-VN"/>
-        </w:rPr>
-        <w:t>• Điều kiện áp dụng:</w:t>
-      </w:r>
-      <w:r>
-        <w:br/>
-      </w:r>
-      <w:r>
-        <w:t> </w:t>
-      </w:r>
-      <w:r>
-        <w:t>• Đồ thị có trọng số không âm</w:t>
-      </w:r>
-      <w:r>
-        <w:br/>
-      </w:r>
-      <w:r>
-        <w:t> </w:t>
-      </w:r>
-      <w:r>
-        <w:t>• Có hướng hoặc vô hướng đều được</w:t>
-      </w:r>
-    </w:p>
-    <w:p>
-      <w:pPr>
-        <w:rPr>
-          <w:b/>
-          <w:bCs/>
-          <w:color w:val="FF0000"/>
-          <w:lang w:val="en-US"/>
-        </w:rPr>
-      </w:pPr>
-      <w:r>
-        <w:rPr>
-          <w:rStyle w:val="Style1Char"/>
-          <w:lang w:val="vi-VN"/>
-        </w:rPr>
-        <w:t>• Ý tưởng chính:</w:t>
-      </w:r>
-      <w:r>
-        <w:br/>
-      </w:r>
-      <w:r>
-        <w:t> </w:t>
-      </w:r>
-      <w:r>
-        <w:t>• Khởi tạo đường đi trực tiếp.</w:t>
-      </w:r>
-      <w:r>
-        <w:br/>
-      </w:r>
-      <w:r>
-        <w:t> </w:t>
-      </w:r>
-      <w:r>
-        <w:t xml:space="preserve">• Lần lượt cập nhật lại đường đi nếu </w:t>
-      </w:r>
-      <w:r>
-        <w:rPr>
-          <w:b/>
-          <w:bCs/>
-          <w:color w:val="FF0000"/>
-        </w:rPr>
-        <w:t>tìm được đường đi mới tốt hơn đường đi cũ.</w:t>
-      </w:r>
-    </w:p>
-    <w:p>
-      <w:pPr>
-        <w:rPr>
-          <w:b/>
-          <w:bCs/>
-          <w:color w:val="FF0000"/>
-          <w:lang w:val="en-US"/>
-        </w:rPr>
-      </w:pPr>
-    </w:p>
-    <w:p>
-      <w:r>
-        <w:t>• Gọi đỉnh bắt đầu là s</w:t>
-      </w:r>
-    </w:p>
-    <w:p>
-      <w:r>
-        <w:t>• Các biến hỗ trợ</w:t>
-      </w:r>
-      <w:r>
-        <w:br/>
-      </w:r>
-      <w:r>
-        <w:t> </w:t>
-      </w:r>
-      <w:r>
-        <w:t xml:space="preserve">• pi[u]: </w:t>
-      </w:r>
-      <w:r>
-        <w:rPr>
-          <w:b/>
-          <w:bCs/>
-          <w:color w:val="FF0000"/>
-        </w:rPr>
-        <w:t>chiều dài đường đi ngắn nhất</w:t>
-      </w:r>
-      <w:r>
-        <w:t xml:space="preserve"> (tạm thời) từ s đến u.</w:t>
-      </w:r>
-      <w:r>
-        <w:br/>
-      </w:r>
-      <w:r>
-        <w:t> </w:t>
-      </w:r>
-      <w:r>
-        <w:t xml:space="preserve">• p[u]: </w:t>
-      </w:r>
-      <w:r>
-        <w:rPr>
-          <w:b/>
-          <w:bCs/>
-          <w:color w:val="FF0000"/>
-        </w:rPr>
-        <w:t>đỉnh trước</w:t>
-      </w:r>
-      <w:r>
-        <w:rPr>
-          <w:color w:val="FF0000"/>
-        </w:rPr>
-        <w:t xml:space="preserve"> </w:t>
-      </w:r>
-      <w:r>
-        <w:t>đỉnh u trên đường đi ngắn nhất (tạm thời) từ s đến u.</w:t>
-      </w:r>
-      <w:r>
-        <w:br/>
-      </w:r>
-      <w:r>
-        <w:t> </w:t>
-      </w:r>
-      <w:r>
-        <w:t>• mark[u]: đánh dấu đỉnh u (đã tìm được đường đi ngắn nhất đến u)</w:t>
-      </w:r>
-    </w:p>
-    <w:p>
-      <w:r>
-        <w:t>• Nếu mark[u] == 1 thì pi[u] chứa chiều dài đường đi ngắn nhất từ s đến u và p[u] là đỉnh trước của đỉnh.</w:t>
-      </w:r>
-    </w:p>
-    <w:p/>
-    <w:p/>
-    <w:p>
-      <w:r>
-        <w:rPr>
-          <w:rStyle w:val="Style1Char"/>
-          <w:lang w:val="vi-VN"/>
-        </w:rPr>
-        <w:lastRenderedPageBreak/>
-        <w:t> </w:t>
-      </w:r>
-      <w:r>
-        <w:rPr>
-          <w:rStyle w:val="Style1Char"/>
-          <w:lang w:val="vi-VN"/>
-        </w:rPr>
-        <w:t>• Khởi tạo:</w:t>
-      </w:r>
-      <w:r>
-        <w:br/>
-      </w:r>
-      <w:r>
-        <w:t> </w:t>
-      </w:r>
-      <w:r>
-        <w:t> </w:t>
-      </w:r>
-      <w:r>
-        <w:t xml:space="preserve">• pi[u] = oo </w:t>
-      </w:r>
-      <w:r>
-        <w:rPr>
-          <w:rFonts w:ascii="Cambria Math" w:hAnsi="Cambria Math" w:cs="Cambria Math"/>
-        </w:rPr>
-        <w:t>∀</w:t>
-      </w:r>
-      <w:r>
-        <w:t xml:space="preserve"> u</w:t>
-      </w:r>
-      <w:r>
-        <w:br/>
-      </w:r>
-      <w:r>
-        <w:t> </w:t>
-      </w:r>
-      <w:r>
-        <w:t> </w:t>
-      </w:r>
-      <w:r>
-        <w:t xml:space="preserve">• p[u] = -1 </w:t>
-      </w:r>
-      <w:r>
-        <w:rPr>
-          <w:rFonts w:ascii="Cambria Math" w:hAnsi="Cambria Math" w:cs="Cambria Math"/>
-        </w:rPr>
-        <w:t>∀</w:t>
-      </w:r>
-      <w:r>
-        <w:t xml:space="preserve"> u</w:t>
-      </w:r>
-      <w:r>
-        <w:br/>
-      </w:r>
-      <w:r>
-        <w:t> </w:t>
-      </w:r>
-      <w:r>
-        <w:t> </w:t>
-      </w:r>
-      <w:r>
-        <w:t xml:space="preserve">• mark[u] = 0 </w:t>
-      </w:r>
-      <w:r>
-        <w:rPr>
-          <w:rFonts w:ascii="Cambria Math" w:hAnsi="Cambria Math" w:cs="Cambria Math"/>
-        </w:rPr>
-        <w:t>∀</w:t>
-      </w:r>
-      <w:r>
-        <w:t xml:space="preserve"> u</w:t>
-      </w:r>
-      <w:r>
-        <w:br/>
-      </w:r>
-      <w:r>
-        <w:t> </w:t>
-      </w:r>
-      <w:r>
-        <w:t> </w:t>
-      </w:r>
-      <w:r>
-        <w:t xml:space="preserve">• pi[s] = 0; đường đi ngắn nhất từ s </w:t>
-      </w:r>
-      <w:r>
-        <w:t>-&gt;</w:t>
-      </w:r>
-      <w:r>
-        <w:t xml:space="preserve"> s bằng 0.</w:t>
-      </w:r>
-    </w:p>
-    <w:p>
-      <w:r>
-        <w:t> </w:t>
-      </w:r>
-      <w:r>
-        <w:t>• Lặp n-1 lần</w:t>
-      </w:r>
-      <w:r>
-        <w:br/>
-      </w:r>
-      <w:r>
-        <w:t> </w:t>
-      </w:r>
-      <w:r>
-        <w:t> </w:t>
-      </w:r>
-      <w:r>
-        <w:t xml:space="preserve">• Chọn đỉnh </w:t>
-      </w:r>
-      <w:r>
-        <w:rPr>
-          <w:b/>
-          <w:bCs/>
-          <w:color w:val="00B0F0"/>
-        </w:rPr>
-        <w:t>chưa đánh dấu</w:t>
-      </w:r>
-      <w:r>
-        <w:rPr>
-          <w:color w:val="00B0F0"/>
-        </w:rPr>
-        <w:t xml:space="preserve"> </w:t>
-      </w:r>
-      <w:r>
-        <w:t xml:space="preserve">và có </w:t>
-      </w:r>
-      <w:r>
-        <w:rPr>
-          <w:b/>
-          <w:bCs/>
-          <w:color w:val="FF0000"/>
-        </w:rPr>
-        <w:t>pi[u] nhỏ nhất</w:t>
-      </w:r>
-      <w:r>
-        <w:br/>
-      </w:r>
-      <w:r>
-        <w:t> </w:t>
-      </w:r>
-      <w:r>
-        <w:t> </w:t>
-      </w:r>
-      <w:r>
-        <w:t>• Đánh dấu u</w:t>
-      </w:r>
-      <w:r>
-        <w:br/>
-      </w:r>
-      <w:r>
-        <w:t> </w:t>
-      </w:r>
-      <w:r>
-        <w:t> </w:t>
-      </w:r>
-      <w:r>
-        <w:t>• Xét các đỉnh kề v (chưa đánh dấu) của u để cập nhật đường đi nếu đường đi qua u rồi đến v tốt hơn đường đi cũ.</w:t>
-      </w:r>
-    </w:p>
-    <w:p/>
-    <w:p>
-      <w:pPr>
-        <w:pStyle w:val="Heading2"/>
-        <w:rPr>
-          <w:lang w:val="en-US"/>
-        </w:rPr>
-      </w:pPr>
-      <w:r>
-        <w:rPr>
-          <w:lang w:val="en-US"/>
-        </w:rPr>
-        <w:t>Thuật toán Bellman-Ford</w:t>
-      </w:r>
-    </w:p>
-    <w:p>
-      <w:pPr>
-        <w:rPr>
-          <w:lang w:val="en-US"/>
-        </w:rPr>
-      </w:pPr>
-    </w:p>
-    <w:p>
-      <w:pPr>
-        <w:pStyle w:val="Heading2"/>
-        <w:rPr>
-          <w:lang w:val="en-US"/>
-        </w:rPr>
-      </w:pPr>
-      <w:r>
-        <w:rPr>
-          <w:lang w:val="en-US"/>
-        </w:rPr>
-        <w:t xml:space="preserve">Thuật toán </w:t>
-      </w:r>
-      <w:r>
-        <w:t>Floyd–Warshall</w:t>
+        <w:rPr>
+          <w:lang w:val="en-US"/>
+        </w:rPr>
+      </w:pPr>
+      <w:r>
+        <w:rPr>
+          <w:lang w:val="en-US"/>
+        </w:rPr>
+        <w:t>Đồ thị Hamilton</w:t>
+      </w:r>
+    </w:p>
+    <w:p>
+      <w:pPr>
+        <w:spacing w:after="120"/>
+      </w:pPr>
+      <w:r>
+        <w:rPr>
+          <w:b/>
+          <w:bCs/>
+          <w:color w:val="BF4E14" w:themeColor="accent2" w:themeShade="BF"/>
+          <w:lang w:val="en-US"/>
+        </w:rPr>
+        <w:t>Chu trình Hamilton (Hamilton circuit)</w:t>
+      </w:r>
+      <w:r>
+        <w:rPr>
+          <w:b/>
+          <w:bCs/>
+        </w:rPr>
+        <w:t>:</w:t>
+      </w:r>
+      <w:r>
+        <w:t xml:space="preserve"> Chu trình đơn đỉnh (simple circuit) đi qua các đỉnh của đồ thị, mỗi đỉnh đúng 1 lần (trừ đỉnh xuất phát)</w:t>
+      </w:r>
+    </w:p>
+    <w:p>
+      <w:pPr>
+        <w:spacing w:after="120"/>
+      </w:pPr>
+      <w:r>
+        <w:rPr>
+          <w:b/>
+          <w:bCs/>
+          <w:color w:val="BF4E14" w:themeColor="accent2" w:themeShade="BF"/>
+        </w:rPr>
+        <w:t>Đường đi Hamilton (Hamilton path):</w:t>
+      </w:r>
+      <w:r>
+        <w:t xml:space="preserve"> Đường đi đơn đỉnh (simple path) đi qua các đỉnh của đồ thị G, mỗi đỉnh đúng 1 lần</w:t>
+      </w:r>
+    </w:p>
+    <w:p>
+      <w:pPr>
+        <w:spacing w:after="120"/>
+      </w:pPr>
+      <w:r>
+        <w:rPr>
+          <w:b/>
+          <w:bCs/>
+          <w:color w:val="BF4E14" w:themeColor="accent2" w:themeShade="BF"/>
+        </w:rPr>
+        <w:t>Định lý Dirac:</w:t>
+      </w:r>
+      <w:r>
+        <w:br/>
+        <w:t>Nếu G là đơn đồ thị có số đỉnh n ≥ 3 và bậc của các đỉnh đều ≥ n/2 thì G có chu trình Hamilton</w:t>
+      </w:r>
+    </w:p>
+    <w:p>
+      <w:pPr>
+        <w:spacing w:after="120"/>
+      </w:pPr>
+      <w:r>
+        <w:rPr>
+          <w:b/>
+          <w:bCs/>
+          <w:color w:val="BF4E14" w:themeColor="accent2" w:themeShade="BF"/>
+        </w:rPr>
+        <w:t>Định lý Ore:</w:t>
+      </w:r>
+      <w:r>
+        <w:br/>
+        <w:t>Nếu G là đơn đồ thị có số đỉnh n ≥ 3 và deg(u) + deg(v) ≥ n với mọi cặp đỉnh không kề nhau thì G có chu trình Hamilton.</w:t>
+      </w:r>
+    </w:p>
+    <w:p>
+      <w:pPr>
+        <w:spacing w:after="120"/>
+        <w:rPr>
+          <w:b/>
+          <w:bCs/>
+          <w:color w:val="BF4E14" w:themeColor="accent2" w:themeShade="BF"/>
+          <w:lang w:val="en-US"/>
+        </w:rPr>
+      </w:pPr>
+      <w:r>
+        <w:rPr>
+          <w:b/>
+          <w:bCs/>
+          <w:color w:val="BF4E14" w:themeColor="accent2" w:themeShade="BF"/>
+          <w:lang w:val="en-US"/>
+        </w:rPr>
+        <w:t>Ứng dụng</w:t>
+      </w:r>
+    </w:p>
+    <w:p>
+      <w:pPr>
+        <w:numPr>
+          <w:ilvl w:val="0"/>
+          <w:numId w:val="14"/>
+        </w:numPr>
+        <w:spacing w:after="120"/>
+      </w:pPr>
+      <w:r>
+        <w:t xml:space="preserve">Xếp tour du lịch </w:t>
+      </w:r>
+    </w:p>
+    <w:p>
+      <w:pPr>
+        <w:numPr>
+          <w:ilvl w:val="0"/>
+          <w:numId w:val="14"/>
+        </w:numPr>
+        <w:spacing w:after="120"/>
+      </w:pPr>
+      <w:r>
+        <w:t xml:space="preserve">Bài toán người giao hàng (Traveling Salesman Problem – TSP) </w:t>
+      </w:r>
+    </w:p>
+    <w:p>
+      <w:pPr>
+        <w:numPr>
+          <w:ilvl w:val="0"/>
+          <w:numId w:val="14"/>
+        </w:numPr>
+        <w:spacing w:after="120"/>
+      </w:pPr>
+      <w:r>
+        <w:t xml:space="preserve">Mã Gray </w:t>
       </w:r>
     </w:p>
     <w:p>
@@ -4444,6 +5707,1229 @@
       <w:pPr>
         <w:pStyle w:val="Heading1"/>
       </w:pPr>
+      <w:bookmarkStart w:id="2" w:name="_Hlk226104904"/>
+      <w:r>
+        <w:lastRenderedPageBreak/>
+        <w:t>ĐƯỜNG ĐI NGẮN NHẤT</w:t>
+      </w:r>
+    </w:p>
+    <w:p>
+      <w:pPr>
+        <w:pStyle w:val="Heading2"/>
+      </w:pPr>
+      <w:r>
+        <w:t>Biểu diễn đồ thị có trọng số</w:t>
+      </w:r>
+    </w:p>
+    <w:p>
+      <w:r>
+        <w:t> </w:t>
+      </w:r>
+      <w:r>
+        <w:t xml:space="preserve">• Nếu có (u, v) thì </w:t>
+      </w:r>
+      <w:r>
+        <w:rPr>
+          <w:b/>
+          <w:bCs/>
+        </w:rPr>
+        <w:t>L[u, v] = trọng số của cung (u, v)</w:t>
+      </w:r>
+      <w:r>
+        <w:br/>
+      </w:r>
+      <w:r>
+        <w:t> </w:t>
+      </w:r>
+      <w:r>
+        <w:t xml:space="preserve">• Nếu không có (u, v) thì </w:t>
+      </w:r>
+      <w:r>
+        <w:rPr>
+          <w:b/>
+          <w:bCs/>
+        </w:rPr>
+        <w:t>L[u, v] = NO_EDGE</w:t>
+      </w:r>
+      <w:r>
+        <w:t xml:space="preserve"> (vd: -1)</w:t>
+      </w:r>
+    </w:p>
+    <w:p>
+      <w:pPr>
+        <w:pStyle w:val="Heading2"/>
+      </w:pPr>
+      <w:r>
+        <w:t>Bài toán đường đi ngắn nhất</w:t>
+      </w:r>
+    </w:p>
+    <w:p>
+      <w:r>
+        <w:t>• Chiều dài/Chi phí (cost) của đường đi (path) là tổng các trọng số của các cung trên đường đi.</w:t>
+      </w:r>
+    </w:p>
+    <w:p>
+      <w:r>
+        <w:t>• Đường đi ngắn nhất (shortest path) là đường đi có chiều dài nhỏ nhất.</w:t>
+      </w:r>
+    </w:p>
+    <w:p>
+      <w:r>
+        <w:t>• Một đoạn đường đi (sub-path) của đường đi ngắn nhất cũng là đường đi ngắn nhất.</w:t>
+      </w:r>
+    </w:p>
+    <w:p>
+      <w:r>
+        <w:t> </w:t>
+      </w:r>
+      <w:r>
+        <w:t xml:space="preserve">• Tính chất </w:t>
+      </w:r>
+      <w:r>
+        <w:rPr>
+          <w:color w:val="FF0000"/>
+        </w:rPr>
+        <w:t>cấu trúc con tối ưu</w:t>
+      </w:r>
+      <w:r>
+        <w:t xml:space="preserve"> (optimal substructure)</w:t>
+      </w:r>
+      <w:r>
+        <w:br/>
+      </w:r>
+      <w:r>
+        <w:t> </w:t>
+      </w:r>
+      <w:r>
+        <w:t> </w:t>
+      </w:r>
+      <w:r>
+        <w:t>=&gt; có thể áp dụng kỹ thuật quy hoạch động để thiết kế các giải thuật tìm đường đi ngắn nhất.</w:t>
+      </w:r>
+    </w:p>
+    <w:p>
+      <w:pPr>
+        <w:pStyle w:val="Heading2"/>
+      </w:pPr>
+      <w:r>
+        <w:t>Thuật toán Moore-Dijkstra</w:t>
+      </w:r>
+    </w:p>
+    <w:p>
+      <w:r>
+        <w:rPr>
+          <w:rStyle w:val="Style1Char"/>
+          <w:lang w:val="vi-VN"/>
+        </w:rPr>
+        <w:t>• Điều kiện áp dụng:</w:t>
+      </w:r>
+      <w:r>
+        <w:br/>
+      </w:r>
+      <w:r>
+        <w:t> </w:t>
+      </w:r>
+      <w:r>
+        <w:t>• Đồ thị có trọng số không âm</w:t>
+      </w:r>
+      <w:r>
+        <w:br/>
+      </w:r>
+      <w:r>
+        <w:t> </w:t>
+      </w:r>
+      <w:r>
+        <w:t>• Có hướng hoặc vô hướng đều được</w:t>
+      </w:r>
+    </w:p>
+    <w:p>
+      <w:pPr>
+        <w:rPr>
+          <w:b/>
+          <w:bCs/>
+          <w:color w:val="FF0000"/>
+        </w:rPr>
+      </w:pPr>
+      <w:r>
+        <w:rPr>
+          <w:rStyle w:val="Style1Char"/>
+          <w:lang w:val="vi-VN"/>
+        </w:rPr>
+        <w:t>• Ý tưởng chính:</w:t>
+      </w:r>
+      <w:r>
+        <w:br/>
+      </w:r>
+      <w:r>
+        <w:t> </w:t>
+      </w:r>
+      <w:r>
+        <w:t>• Khởi tạo đường đi trực tiếp.</w:t>
+      </w:r>
+      <w:r>
+        <w:br/>
+      </w:r>
+      <w:r>
+        <w:t> </w:t>
+      </w:r>
+      <w:r>
+        <w:t xml:space="preserve">• Lần lượt cập nhật lại đường đi nếu </w:t>
+      </w:r>
+      <w:r>
+        <w:rPr>
+          <w:b/>
+          <w:bCs/>
+          <w:color w:val="FF0000"/>
+        </w:rPr>
+        <w:t>tìm được đường đi mới tốt hơn đường đi cũ.</w:t>
+      </w:r>
+    </w:p>
+    <w:p>
+      <w:pPr>
+        <w:rPr>
+          <w:b/>
+          <w:bCs/>
+          <w:color w:val="FF0000"/>
+        </w:rPr>
+      </w:pPr>
+    </w:p>
+    <w:p>
+      <w:r>
+        <w:t>• Gọi đỉnh bắt đầu là s</w:t>
+      </w:r>
+    </w:p>
+    <w:p>
+      <w:r>
+        <w:rPr>
+          <w:rStyle w:val="Style1Char"/>
+          <w:lang w:val="vi-VN"/>
+        </w:rPr>
+        <w:t>• Các biến hỗ trợ</w:t>
+      </w:r>
+      <w:r>
+        <w:br/>
+      </w:r>
+      <w:r>
+        <w:t> </w:t>
+      </w:r>
+      <w:r>
+        <w:t xml:space="preserve">• pi[u]: </w:t>
+      </w:r>
+      <w:r>
+        <w:rPr>
+          <w:b/>
+          <w:bCs/>
+          <w:color w:val="FF0000"/>
+        </w:rPr>
+        <w:t>chiều dài đường đi ngắn nhất</w:t>
+      </w:r>
+      <w:r>
+        <w:t xml:space="preserve"> (tạm thời) từ s đến u.</w:t>
+      </w:r>
+      <w:r>
+        <w:br/>
+      </w:r>
+      <w:r>
+        <w:t> </w:t>
+      </w:r>
+      <w:r>
+        <w:t xml:space="preserve">• p[u]: </w:t>
+      </w:r>
+      <w:r>
+        <w:rPr>
+          <w:b/>
+          <w:bCs/>
+          <w:color w:val="FF0000"/>
+        </w:rPr>
+        <w:t>đỉnh trước</w:t>
+      </w:r>
+      <w:r>
+        <w:rPr>
+          <w:color w:val="FF0000"/>
+        </w:rPr>
+        <w:t xml:space="preserve"> </w:t>
+      </w:r>
+      <w:r>
+        <w:t>đỉnh u trên đường đi ngắn nhất (tạm thời) từ s đến u.</w:t>
+      </w:r>
+      <w:r>
+        <w:br/>
+      </w:r>
+      <w:r>
+        <w:t> </w:t>
+      </w:r>
+      <w:r>
+        <w:t>• mark[u]: đánh dấu đỉnh u (đã tìm được đường đi ngắn nhất đến u)</w:t>
+      </w:r>
+    </w:p>
+    <w:p>
+      <w:r>
+        <w:t>• Nếu mark[u] == 1 thì pi[u] chứa chiều dài đường đi ngắn nhất từ s đến u và p[u] là đỉnh trước của đỉnh.</w:t>
+      </w:r>
+    </w:p>
+    <w:p/>
+    <w:p/>
+    <w:p>
+      <w:r>
+        <w:rPr>
+          <w:rStyle w:val="Style1Char"/>
+          <w:lang w:val="vi-VN"/>
+        </w:rPr>
+        <w:lastRenderedPageBreak/>
+        <w:t> </w:t>
+      </w:r>
+      <w:r>
+        <w:rPr>
+          <w:rStyle w:val="Style1Char"/>
+          <w:lang w:val="vi-VN"/>
+        </w:rPr>
+        <w:t>• Khởi tạo:</w:t>
+      </w:r>
+      <w:r>
+        <w:br/>
+      </w:r>
+      <w:r>
+        <w:t> </w:t>
+      </w:r>
+      <w:r>
+        <w:t> </w:t>
+      </w:r>
+      <w:r>
+        <w:t xml:space="preserve">• pi[u] = oo </w:t>
+      </w:r>
+      <w:r>
+        <w:rPr>
+          <w:rFonts w:ascii="Cambria Math" w:hAnsi="Cambria Math" w:cs="Cambria Math"/>
+        </w:rPr>
+        <w:t>∀</w:t>
+      </w:r>
+      <w:r>
+        <w:t xml:space="preserve"> u</w:t>
+      </w:r>
+      <w:r>
+        <w:br/>
+      </w:r>
+      <w:r>
+        <w:t> </w:t>
+      </w:r>
+      <w:r>
+        <w:t> </w:t>
+      </w:r>
+      <w:r>
+        <w:t xml:space="preserve">• p[u] = -1 </w:t>
+      </w:r>
+      <w:r>
+        <w:rPr>
+          <w:rFonts w:ascii="Cambria Math" w:hAnsi="Cambria Math" w:cs="Cambria Math"/>
+        </w:rPr>
+        <w:t>∀</w:t>
+      </w:r>
+      <w:r>
+        <w:t xml:space="preserve"> u</w:t>
+      </w:r>
+      <w:r>
+        <w:br/>
+      </w:r>
+      <w:r>
+        <w:t> </w:t>
+      </w:r>
+      <w:r>
+        <w:t> </w:t>
+      </w:r>
+      <w:r>
+        <w:t xml:space="preserve">• mark[u] = 0 </w:t>
+      </w:r>
+      <w:r>
+        <w:rPr>
+          <w:rFonts w:ascii="Cambria Math" w:hAnsi="Cambria Math" w:cs="Cambria Math"/>
+        </w:rPr>
+        <w:t>∀</w:t>
+      </w:r>
+      <w:r>
+        <w:t xml:space="preserve"> u</w:t>
+      </w:r>
+      <w:r>
+        <w:br/>
+      </w:r>
+      <w:r>
+        <w:t> </w:t>
+      </w:r>
+      <w:r>
+        <w:t> </w:t>
+      </w:r>
+      <w:r>
+        <w:t xml:space="preserve">• pi[s] = 0; đường đi ngắn nhất từ s </w:t>
+      </w:r>
+      <w:r>
+        <w:t>-&gt;</w:t>
+      </w:r>
+      <w:r>
+        <w:t xml:space="preserve"> s bằng 0.</w:t>
+      </w:r>
+    </w:p>
+    <w:p>
+      <w:r>
+        <w:t> </w:t>
+      </w:r>
+      <w:r>
+        <w:t>• Lặp n-1 lần</w:t>
+      </w:r>
+      <w:r>
+        <w:br/>
+      </w:r>
+      <w:r>
+        <w:t> </w:t>
+      </w:r>
+      <w:r>
+        <w:t> </w:t>
+      </w:r>
+      <w:r>
+        <w:t xml:space="preserve">• Chọn đỉnh </w:t>
+      </w:r>
+      <w:r>
+        <w:rPr>
+          <w:b/>
+          <w:bCs/>
+          <w:color w:val="00B0F0"/>
+        </w:rPr>
+        <w:t>chưa đánh dấu</w:t>
+      </w:r>
+      <w:r>
+        <w:rPr>
+          <w:color w:val="00B0F0"/>
+        </w:rPr>
+        <w:t xml:space="preserve"> </w:t>
+      </w:r>
+      <w:r>
+        <w:t xml:space="preserve">và có </w:t>
+      </w:r>
+      <w:r>
+        <w:rPr>
+          <w:b/>
+          <w:bCs/>
+          <w:color w:val="FF0000"/>
+        </w:rPr>
+        <w:t>pi[u] nhỏ nhất</w:t>
+      </w:r>
+      <w:r>
+        <w:br/>
+      </w:r>
+      <w:r>
+        <w:t> </w:t>
+      </w:r>
+      <w:r>
+        <w:t> </w:t>
+      </w:r>
+      <w:r>
+        <w:t>• Đánh dấu u</w:t>
+      </w:r>
+      <w:r>
+        <w:br/>
+      </w:r>
+      <w:r>
+        <w:t> </w:t>
+      </w:r>
+      <w:r>
+        <w:t> </w:t>
+      </w:r>
+      <w:r>
+        <w:t>• Xét các đỉnh kề v (chưa đánh dấu) của u để cập nhật đường đi nếu đường đi qua u rồi đến v tốt hơn đường đi cũ.</w:t>
+      </w:r>
+    </w:p>
+    <w:p/>
+    <w:p>
+      <w:pPr>
+        <w:pStyle w:val="Heading2"/>
+      </w:pPr>
+      <w:r>
+        <w:t>Thuật toán Bellman-Ford</w:t>
+      </w:r>
+    </w:p>
+    <w:p>
+      <w:r>
+        <w:rPr>
+          <w:rStyle w:val="Style1Char"/>
+          <w:lang w:val="vi-VN"/>
+        </w:rPr>
+        <w:t>• Điều kiện áp dụng:</w:t>
+      </w:r>
+      <w:r>
+        <w:br/>
+      </w:r>
+      <w:r>
+        <w:t> </w:t>
+      </w:r>
+      <w:r>
+        <w:t>• Đồ thị có trọng số âm hoặc không âm</w:t>
+      </w:r>
+      <w:r>
+        <w:br/>
+      </w:r>
+      <w:r>
+        <w:t> </w:t>
+      </w:r>
+      <w:r>
+        <w:t>• Có hướng hoặc vô hướng đều được</w:t>
+      </w:r>
+      <w:r>
+        <w:br/>
+      </w:r>
+      <w:r>
+        <w:t> </w:t>
+      </w:r>
+      <w:r>
+        <w:t>• Không áp dụng nếu có chu trình âm đi tới được từ đỉnh bắt đầu</w:t>
+      </w:r>
+    </w:p>
+    <w:p>
+      <w:pPr>
+        <w:rPr>
+          <w:b/>
+          <w:bCs/>
+          <w:color w:val="FF0000"/>
+        </w:rPr>
+      </w:pPr>
+      <w:r>
+        <w:rPr>
+          <w:rStyle w:val="Style1Char"/>
+          <w:lang w:val="vi-VN"/>
+        </w:rPr>
+        <w:t>• Ý tưởng chính:</w:t>
+      </w:r>
+      <w:r>
+        <w:br/>
+      </w:r>
+      <w:r>
+        <w:t> </w:t>
+      </w:r>
+      <w:r>
+        <w:t>• Khởi tạo đường đi ban đầu từ đỉnh bắt đầu đến các đỉnh khác.</w:t>
+      </w:r>
+      <w:r>
+        <w:br/>
+      </w:r>
+      <w:r>
+        <w:t> </w:t>
+      </w:r>
+      <w:r>
+        <w:t>• Lần lượt xét tất cả các cạnh để cập nhật lại đường đi nếu tìm được đường đi mới tốt hơn đường đi cũ.</w:t>
+      </w:r>
+      <w:r>
+        <w:br/>
+      </w:r>
+      <w:r>
+        <w:t> </w:t>
+      </w:r>
+      <w:r>
+        <w:t>• Sau n-1 lần cập nhật, ta thu được đường đi ngắn nhất nếu đồ thị không có chu trình âm.</w:t>
+      </w:r>
+    </w:p>
+    <w:p>
+      <w:pPr>
+        <w:rPr>
+          <w:b/>
+          <w:bCs/>
+          <w:color w:val="FF0000"/>
+        </w:rPr>
+      </w:pPr>
+    </w:p>
+    <w:p>
+      <w:pPr>
+        <w:rPr>
+          <w:lang w:val="en-US"/>
+        </w:rPr>
+      </w:pPr>
+      <w:r>
+        <w:t>• Gọi đỉnh bắt đầu là s</w:t>
+      </w:r>
+    </w:p>
+    <w:p>
+      <w:pPr>
+        <w:rPr>
+          <w:lang w:val="en-US"/>
+        </w:rPr>
+      </w:pPr>
+    </w:p>
+    <w:p>
+      <w:r>
+        <w:rPr>
+          <w:rStyle w:val="Style1Char"/>
+        </w:rPr>
+        <w:t>• Các biến hỗ trợ</w:t>
+      </w:r>
+      <w:r>
+        <w:br/>
+      </w:r>
+      <w:r>
+        <w:t> </w:t>
+      </w:r>
+      <w:r>
+        <w:t xml:space="preserve">• pi[u]: </w:t>
+      </w:r>
+      <w:r>
+        <w:rPr>
+          <w:b/>
+          <w:bCs/>
+          <w:color w:val="FF0000"/>
+        </w:rPr>
+        <w:t>chiều dài đường đi ngắn nhất</w:t>
+      </w:r>
+      <w:r>
+        <w:t xml:space="preserve"> (tạm thời) từ s đến u.</w:t>
+      </w:r>
+      <w:r>
+        <w:br/>
+      </w:r>
+      <w:r>
+        <w:t> </w:t>
+      </w:r>
+      <w:r>
+        <w:t xml:space="preserve">• p[u]: </w:t>
+      </w:r>
+      <w:r>
+        <w:rPr>
+          <w:b/>
+          <w:bCs/>
+          <w:color w:val="FF0000"/>
+        </w:rPr>
+        <w:t>đỉnh trước</w:t>
+      </w:r>
+      <w:r>
+        <w:rPr>
+          <w:color w:val="FF0000"/>
+        </w:rPr>
+        <w:t xml:space="preserve"> </w:t>
+      </w:r>
+      <w:r>
+        <w:t>đỉnh u trên đường đi ngắn nhất (tạm thời) từ s đến u.</w:t>
+      </w:r>
+    </w:p>
+    <w:p>
+      <w:r>
+        <w:t>• Nếu sau n-1 lần lặp mà không còn cập nhật được nữa thì pi[u] là chiều dài đường đi ngắn nhất từ s đến u và p[u] là đỉnh trước của u trên đường đi đó.</w:t>
+      </w:r>
+    </w:p>
+    <w:p>
+      <w:r>
+        <w:rPr>
+          <w:rStyle w:val="Style1Char"/>
+          <w:lang w:val="vi-VN"/>
+        </w:rPr>
+        <w:t> </w:t>
+      </w:r>
+      <w:r>
+        <w:rPr>
+          <w:rStyle w:val="Style1Char"/>
+          <w:lang w:val="vi-VN"/>
+        </w:rPr>
+        <w:t>• Khởi tạo:</w:t>
+      </w:r>
+      <w:r>
+        <w:br/>
+      </w:r>
+      <w:r>
+        <w:t> </w:t>
+      </w:r>
+      <w:r>
+        <w:t> </w:t>
+      </w:r>
+      <w:r>
+        <w:t xml:space="preserve">• pi[u] = oo </w:t>
+      </w:r>
+      <w:r>
+        <w:rPr>
+          <w:rFonts w:ascii="Cambria Math" w:hAnsi="Cambria Math" w:cs="Cambria Math"/>
+        </w:rPr>
+        <w:t>∀</w:t>
+      </w:r>
+      <w:r>
+        <w:t xml:space="preserve"> u</w:t>
+      </w:r>
+      <w:r>
+        <w:br/>
+      </w:r>
+      <w:r>
+        <w:t> </w:t>
+      </w:r>
+      <w:r>
+        <w:t> </w:t>
+      </w:r>
+      <w:r>
+        <w:t xml:space="preserve">• p[u] = -1 </w:t>
+      </w:r>
+      <w:r>
+        <w:rPr>
+          <w:rFonts w:ascii="Cambria Math" w:hAnsi="Cambria Math" w:cs="Cambria Math"/>
+        </w:rPr>
+        <w:t>∀</w:t>
+      </w:r>
+      <w:r>
+        <w:t xml:space="preserve"> u</w:t>
+      </w:r>
+      <w:r>
+        <w:br/>
+      </w:r>
+      <w:r>
+        <w:t> </w:t>
+      </w:r>
+      <w:r>
+        <w:t> </w:t>
+      </w:r>
+      <w:r>
+        <w:t>• pi[s] = 0; đường đi ngắn nhất từ s -&gt; s bằng 0.</w:t>
+      </w:r>
+    </w:p>
+    <w:p>
+      <w:r>
+        <w:lastRenderedPageBreak/>
+        <w:t> </w:t>
+      </w:r>
+      <w:r>
+        <w:t>• Lặp n-1 lần</w:t>
+      </w:r>
+      <w:r>
+        <w:br/>
+      </w:r>
+      <w:r>
+        <w:t> </w:t>
+      </w:r>
+      <w:r>
+        <w:t> </w:t>
+      </w:r>
+      <w:r>
+        <w:t>• Xét tất cả các cạnh (u, v) của đồ thị</w:t>
+      </w:r>
+      <w:r>
+        <w:br/>
+      </w:r>
+      <w:r>
+        <w:t> </w:t>
+      </w:r>
+      <w:r>
+        <w:t> </w:t>
+      </w:r>
+      <w:r>
+        <w:t>• Nếu pi[u] + w(u, v) &lt; pi[v] thì cập nhật:</w:t>
+      </w:r>
+      <w:r>
+        <w:br/>
+      </w:r>
+      <w:r>
+        <w:t> </w:t>
+      </w:r>
+      <w:r>
+        <w:t> </w:t>
+      </w:r>
+      <w:r>
+        <w:t> </w:t>
+      </w:r>
+      <w:r>
+        <w:t>• pi[v] = pi[u] + w(u, v)</w:t>
+      </w:r>
+      <w:r>
+        <w:br/>
+      </w:r>
+      <w:r>
+        <w:t> </w:t>
+      </w:r>
+      <w:r>
+        <w:t> </w:t>
+      </w:r>
+      <w:r>
+        <w:t> </w:t>
+      </w:r>
+      <w:r>
+        <w:t>• p[v] = u</w:t>
+      </w:r>
+    </w:p>
+    <w:p/>
+    <w:p>
+      <w:r>
+        <w:rPr>
+          <w:rStyle w:val="Style1Char"/>
+          <w:lang w:val="vi-VN"/>
+        </w:rPr>
+        <w:t> </w:t>
+      </w:r>
+      <w:r>
+        <w:rPr>
+          <w:rStyle w:val="Style1Char"/>
+          <w:lang w:val="vi-VN"/>
+        </w:rPr>
+        <w:t>• Kiểm tra chu trình âm:</w:t>
+      </w:r>
+      <w:r>
+        <w:br/>
+      </w:r>
+      <w:r>
+        <w:t> </w:t>
+      </w:r>
+      <w:r>
+        <w:t> </w:t>
+      </w:r>
+      <w:r>
+        <w:t>• Xét lại tất cả các cạnh (u, v)</w:t>
+      </w:r>
+      <w:r>
+        <w:br/>
+      </w:r>
+      <w:r>
+        <w:t> </w:t>
+      </w:r>
+      <w:r>
+        <w:t> </w:t>
+      </w:r>
+      <w:r>
+        <w:t>• Nếu còn tồn tại cạnh sao cho pi[u] + w(u, v) &lt; pi[v]</w:t>
+      </w:r>
+      <w:r>
+        <w:br/>
+      </w:r>
+      <w:r>
+        <w:t> </w:t>
+      </w:r>
+      <w:r>
+        <w:t> </w:t>
+      </w:r>
+      <w:r>
+        <w:t> </w:t>
+      </w:r>
+      <w:r>
+        <w:t>• Kết luận đồ thị có chu trình âm</w:t>
+      </w:r>
+      <w:r>
+        <w:br/>
+      </w:r>
+      <w:r>
+        <w:t> </w:t>
+      </w:r>
+      <w:r>
+        <w:t> </w:t>
+      </w:r>
+      <w:r>
+        <w:t> </w:t>
+      </w:r>
+      <w:r>
+        <w:t>• Không tồn tại đường đi ngắn nhất</w:t>
+      </w:r>
+    </w:p>
+    <w:p/>
+    <w:p>
+      <w:pPr>
+        <w:pStyle w:val="Heading2"/>
+      </w:pPr>
+      <w:r>
+        <w:t xml:space="preserve">Thuật toán </w:t>
+      </w:r>
+      <w:r>
+        <w:t>Floyd–Warshall</w:t>
+      </w:r>
+    </w:p>
+    <w:p>
+      <w:pPr>
+        <w:spacing w:line="240" w:lineRule="auto"/>
+      </w:pPr>
+      <w:r>
+        <w:rPr>
+          <w:rStyle w:val="Style1Char"/>
+          <w:lang w:val="vi-VN"/>
+        </w:rPr>
+        <w:t>• Điều kiện áp dụng:</w:t>
+      </w:r>
+      <w:r>
+        <w:br/>
+      </w:r>
+      <w:r>
+        <w:t> </w:t>
+      </w:r>
+      <w:r>
+        <w:t>• Đồ thị có trọng số âm hoặc không âm</w:t>
+      </w:r>
+      <w:r>
+        <w:br/>
+      </w:r>
+      <w:r>
+        <w:t> </w:t>
+      </w:r>
+      <w:r>
+        <w:t>• Có hướng hoặc vô hướng đều được</w:t>
+      </w:r>
+      <w:r>
+        <w:br/>
+      </w:r>
+      <w:r>
+        <w:t> </w:t>
+      </w:r>
+      <w:r>
+        <w:t>• Dùng để tìm đường đi ngắn nhất giữa mọi cặp đỉnh</w:t>
+      </w:r>
+      <w:r>
+        <w:br/>
+      </w:r>
+      <w:r>
+        <w:t> </w:t>
+      </w:r>
+      <w:r>
+        <w:t>• Không áp dụng nếu đồ thị có chu trình âm</w:t>
+      </w:r>
+    </w:p>
+    <w:p>
+      <w:pPr>
+        <w:spacing w:line="240" w:lineRule="auto"/>
+      </w:pPr>
+    </w:p>
+    <w:p>
+      <w:pPr>
+        <w:rPr>
+          <w:rStyle w:val="Style1Char"/>
+          <w:lang w:val="vi-VN"/>
+        </w:rPr>
+      </w:pPr>
+      <w:r>
+        <w:rPr>
+          <w:rStyle w:val="Style1Char"/>
+          <w:lang w:val="vi-VN"/>
+        </w:rPr>
+        <w:t>• Ý tưởng chính:</w:t>
+      </w:r>
+    </w:p>
+    <w:p>
+      <w:r>
+        <w:t> </w:t>
+      </w:r>
+      <w:r>
+        <w:t>• Khởi tạo khoảng cách trực tiếp giữa mọi cặp đỉnh.</w:t>
+      </w:r>
+      <w:r>
+        <w:br/>
+      </w:r>
+      <w:r>
+        <w:t> </w:t>
+      </w:r>
+      <w:r>
+        <w:t>• Lần lượt chọn từng đỉnh k làm đỉnh trung gian.</w:t>
+      </w:r>
+      <w:r>
+        <w:br/>
+      </w:r>
+      <w:r>
+        <w:t> </w:t>
+      </w:r>
+      <w:r>
+        <w:t>• Cập nhật lại đường đi từ i đến j nếu đi qua k tốt hơn đường đi cũ.</w:t>
+      </w:r>
+    </w:p>
+    <w:p/>
+    <w:p>
+      <w:r>
+        <w:rPr>
+          <w:rStyle w:val="Style1Char"/>
+          <w:lang w:val="vi-VN"/>
+        </w:rPr>
+        <w:t>• Gọi:</w:t>
+      </w:r>
+      <w:r>
+        <w:br/>
+      </w:r>
+      <w:r>
+        <w:t> </w:t>
+      </w:r>
+      <w:r>
+        <w:t xml:space="preserve">• d[i][j]: </w:t>
+      </w:r>
+      <w:r>
+        <w:rPr>
+          <w:b/>
+          <w:bCs/>
+          <w:color w:val="FF0000"/>
+        </w:rPr>
+        <w:t>chiều dài đường đi ngắn nhất</w:t>
+      </w:r>
+      <w:r>
+        <w:t xml:space="preserve"> </w:t>
+      </w:r>
+      <w:r>
+        <w:t>(tạm thời) từ i đến j</w:t>
+      </w:r>
+      <w:r>
+        <w:br/>
+      </w:r>
+      <w:r>
+        <w:t> </w:t>
+      </w:r>
+      <w:r>
+        <w:t xml:space="preserve">• p[i][j]: </w:t>
+      </w:r>
+      <w:r>
+        <w:rPr>
+          <w:b/>
+          <w:bCs/>
+          <w:color w:val="FF0000"/>
+        </w:rPr>
+        <w:t>đỉnh trung gian</w:t>
+      </w:r>
+      <w:r>
+        <w:rPr>
+          <w:color w:val="FF0000"/>
+        </w:rPr>
+        <w:t xml:space="preserve"> </w:t>
+      </w:r>
+      <w:r>
+        <w:t xml:space="preserve">hoặc </w:t>
+      </w:r>
+      <w:r>
+        <w:rPr>
+          <w:b/>
+          <w:bCs/>
+          <w:color w:val="FF0000"/>
+        </w:rPr>
+        <w:t>đỉnh trước</w:t>
+      </w:r>
+      <w:r>
+        <w:t xml:space="preserve"> dùng để truy vết đường đi từ i đến j</w:t>
+      </w:r>
+      <w:r>
+        <w:br/>
+      </w:r>
+      <w:r>
+        <w:t>• Nếu sau khi xét hết các đỉnh trung gian, d[i][j] không còn thay đổi thì d[i][j] là chiều dài đường đi ngắn nhất từ i đến j.</w:t>
+      </w:r>
+    </w:p>
+    <w:p/>
+    <w:p>
+      <w:r>
+        <w:rPr>
+          <w:rStyle w:val="Style1Char"/>
+          <w:lang w:val="vi-VN"/>
+        </w:rPr>
+        <w:t> </w:t>
+      </w:r>
+      <w:r>
+        <w:rPr>
+          <w:rStyle w:val="Style1Char"/>
+          <w:lang w:val="vi-VN"/>
+        </w:rPr>
+        <w:t>• Khởi tạo:</w:t>
+      </w:r>
+      <w:r>
+        <w:br/>
+      </w:r>
+      <w:r>
+        <w:t> </w:t>
+      </w:r>
+      <w:r>
+        <w:t> </w:t>
+      </w:r>
+      <w:r>
+        <w:t>• d[i][j] = w(i, j) nếu có cạnh từ i đến j</w:t>
+      </w:r>
+      <w:r>
+        <w:br/>
+      </w:r>
+      <w:r>
+        <w:t> </w:t>
+      </w:r>
+      <w:r>
+        <w:t> </w:t>
+      </w:r>
+      <w:r>
+        <w:t>• d[i][j] = oo nếu không có cạnh từ i đến j</w:t>
+      </w:r>
+      <w:r>
+        <w:br/>
+      </w:r>
+      <w:r>
+        <w:lastRenderedPageBreak/>
+        <w:t> </w:t>
+      </w:r>
+      <w:r>
+        <w:t> </w:t>
+      </w:r>
+      <w:r>
+        <w:t xml:space="preserve">• d[i][i] = 0 </w:t>
+      </w:r>
+      <w:r>
+        <w:rPr>
+          <w:rFonts w:ascii="Cambria Math" w:hAnsi="Cambria Math" w:cs="Cambria Math"/>
+        </w:rPr>
+        <w:t>∀</w:t>
+      </w:r>
+      <w:r>
+        <w:t xml:space="preserve"> i</w:t>
+      </w:r>
+      <w:r>
+        <w:br/>
+      </w:r>
+      <w:r>
+        <w:t> </w:t>
+      </w:r>
+      <w:r>
+        <w:t> </w:t>
+      </w:r>
+      <w:r>
+        <w:t>• p[i][j] = -1 nếu chưa có đường đi trực tiếp</w:t>
+      </w:r>
+    </w:p>
+    <w:p>
+      <w:r>
+        <w:t> </w:t>
+      </w:r>
+      <w:r>
+        <w:t>• Lặp với k từ 1 đến n</w:t>
+      </w:r>
+      <w:r>
+        <w:br/>
+      </w:r>
+      <w:r>
+        <w:t> </w:t>
+      </w:r>
+      <w:r>
+        <w:t> </w:t>
+      </w:r>
+      <w:r>
+        <w:t>• Lặp với i từ 1 đến n</w:t>
+      </w:r>
+      <w:r>
+        <w:br/>
+      </w:r>
+      <w:r>
+        <w:t> </w:t>
+      </w:r>
+      <w:r>
+        <w:t> </w:t>
+      </w:r>
+      <w:r>
+        <w:t> </w:t>
+      </w:r>
+      <w:r>
+        <w:t>• Lặp với j từ 1 đến n</w:t>
+      </w:r>
+      <w:r>
+        <w:br/>
+      </w:r>
+      <w:r>
+        <w:t> </w:t>
+      </w:r>
+      <w:r>
+        <w:t> </w:t>
+      </w:r>
+      <w:r>
+        <w:t> </w:t>
+      </w:r>
+      <w:r>
+        <w:t> </w:t>
+      </w:r>
+      <w:r>
+        <w:t>• Nếu d[i][k] + d[k][j] &lt; d[i][j] thì cập nhật:</w:t>
+      </w:r>
+      <w:r>
+        <w:br/>
+      </w:r>
+      <w:r>
+        <w:t> </w:t>
+      </w:r>
+      <w:r>
+        <w:t> </w:t>
+      </w:r>
+      <w:r>
+        <w:t> </w:t>
+      </w:r>
+      <w:r>
+        <w:t> </w:t>
+      </w:r>
+      <w:r>
+        <w:t> </w:t>
+      </w:r>
+      <w:r>
+        <w:t>• d[i][j] = d[i][k] + d[k][j]</w:t>
+      </w:r>
+      <w:r>
+        <w:br/>
+      </w:r>
+      <w:r>
+        <w:t> </w:t>
+      </w:r>
+      <w:r>
+        <w:t> </w:t>
+      </w:r>
+      <w:r>
+        <w:t> </w:t>
+      </w:r>
+      <w:r>
+        <w:t> </w:t>
+      </w:r>
+      <w:r>
+        <w:t> </w:t>
+      </w:r>
+      <w:r>
+        <w:t>• p[i][j] = k</w:t>
+      </w:r>
+    </w:p>
+    <w:p/>
+    <w:p>
+      <w:r>
+        <w:rPr>
+          <w:rStyle w:val="Style1Char"/>
+          <w:lang w:val="vi-VN"/>
+        </w:rPr>
+        <w:t> </w:t>
+      </w:r>
+      <w:r>
+        <w:rPr>
+          <w:rStyle w:val="Style1Char"/>
+          <w:lang w:val="vi-VN"/>
+        </w:rPr>
+        <w:t>• Kiểm tra chu trình âm:</w:t>
+      </w:r>
+      <w:r>
+        <w:br/>
+      </w:r>
+      <w:r>
+        <w:t> </w:t>
+      </w:r>
+      <w:r>
+        <w:t> </w:t>
+      </w:r>
+      <w:r>
+        <w:t>• Nếu tồn tại đỉnh i sao cho d[i][i] &lt; 0</w:t>
+      </w:r>
+      <w:r>
+        <w:br/>
+      </w:r>
+      <w:r>
+        <w:t> </w:t>
+      </w:r>
+      <w:r>
+        <w:t> </w:t>
+      </w:r>
+      <w:r>
+        <w:t> </w:t>
+      </w:r>
+      <w:r>
+        <w:t>• Kết luận đồ thị có chu trình âm</w:t>
+      </w:r>
+    </w:p>
+    <w:p/>
+    <w:p>
+      <w:pPr>
+        <w:rPr>
+          <w:rFonts w:eastAsiaTheme="majorEastAsia" w:cstheme="majorBidi"/>
+          <w:b/>
+          <w:color w:val="0F4761" w:themeColor="accent1" w:themeShade="BF"/>
+          <w:sz w:val="40"/>
+          <w:szCs w:val="40"/>
+        </w:rPr>
+      </w:pPr>
+      <w:r>
+        <w:br w:type="page"/>
+      </w:r>
+    </w:p>
+    <w:p>
+      <w:pPr>
+        <w:pStyle w:val="Heading1"/>
+      </w:pPr>
+      <w:bookmarkStart w:id="3" w:name="_Hlk226104947"/>
+      <w:bookmarkEnd w:id="2"/>
       <w:r>
         <w:lastRenderedPageBreak/>
         <w:t>THỨ TỰ TOPO &amp; ỨNG DỤNG</w:t>
@@ -5524,11 +8010,6 @@
       </w:r>
     </w:p>
     <w:p>
-      <w:pPr>
-        <w:rPr>
-          <w:lang w:val="en-US"/>
-        </w:rPr>
-      </w:pPr>
       <w:r>
         <w:rPr>
           <w:rStyle w:val="Style1Char"/>
@@ -5630,13 +8111,7 @@
         <w:t>: bước lặp</w:t>
       </w:r>
     </w:p>
-    <w:p>
-      <w:pPr>
-        <w:rPr>
-          <w:lang w:val="en-US"/>
-        </w:rPr>
-      </w:pPr>
-    </w:p>
+    <w:p/>
     <w:p>
       <w:r>
         <w:rPr>
@@ -5843,14 +8318,8 @@
     <w:p>
       <w:pPr>
         <w:pStyle w:val="Heading2"/>
-        <w:rPr>
-          <w:lang w:val="en-US"/>
-        </w:rPr>
-      </w:pPr>
-      <w:r>
-        <w:rPr>
-          <w:lang w:val="en-US"/>
-        </w:rPr>
+      </w:pPr>
+      <w:r>
         <w:t>Quản lý dự án</w:t>
       </w:r>
     </w:p>
@@ -5873,13 +8342,7 @@
         <w:t> </w:t>
       </w:r>
       <w:r>
-        <w:t>• Công việc</w:t>
-      </w:r>
-      <w:r>
-        <w:t xml:space="preserve"> (CV)</w:t>
-      </w:r>
-      <w:r>
-        <w:t xml:space="preserve"> =&gt; </w:t>
+        <w:t xml:space="preserve">• Công việc (CV) =&gt; </w:t>
       </w:r>
       <w:r>
         <w:rPr>
@@ -5894,13 +8357,7 @@
         <w:t> </w:t>
       </w:r>
       <w:r>
-        <w:t xml:space="preserve">• Sự phụ thuộc giữa 2 </w:t>
-      </w:r>
-      <w:r>
-        <w:t>CV</w:t>
-      </w:r>
-      <w:r>
-        <w:t xml:space="preserve"> =&gt; </w:t>
+        <w:t xml:space="preserve">• Sự phụ thuộc giữa 2 CV =&gt; </w:t>
       </w:r>
       <w:r>
         <w:rPr>
@@ -5918,13 +8375,7 @@
         <w:t> </w:t>
       </w:r>
       <w:r>
-        <w:t xml:space="preserve">• d[u]: thời gian hoàn thành </w:t>
-      </w:r>
-      <w:r>
-        <w:t>CV</w:t>
-      </w:r>
-      <w:r>
-        <w:t xml:space="preserve"> u =&gt; </w:t>
+        <w:t xml:space="preserve">• d[u]: thời gian hoàn thành CV u =&gt; </w:t>
       </w:r>
       <w:r>
         <w:rPr>
@@ -5934,22 +8385,11 @@
       </w:r>
     </w:p>
     <w:p>
-      <w:pPr>
-        <w:rPr>
-          <w:lang w:val="en-US"/>
-        </w:rPr>
-      </w:pPr>
-      <w:r>
-        <w:t> </w:t>
-      </w:r>
-      <w:r>
-        <w:t xml:space="preserve">• Thêm 2 đỉnh: α, β (tương ứng với 2 </w:t>
-      </w:r>
-      <w:r>
-        <w:t>CV</w:t>
-      </w:r>
-      <w:r>
-        <w:t xml:space="preserve"> giả)</w:t>
+      <w:r>
+        <w:t> </w:t>
+      </w:r>
+      <w:r>
+        <w:t>• Thêm 2 đỉnh: α, β (tương ứng với 2 CV giả)</w:t>
       </w:r>
       <w:r>
         <w:br/>
@@ -6020,13 +8460,7 @@
         <w:t>• Thời gian hoàn thành dự án ngắn/ít nhất</w:t>
       </w:r>
     </w:p>
-    <w:p>
-      <w:pPr>
-        <w:rPr>
-          <w:lang w:val="en-US"/>
-        </w:rPr>
-      </w:pPr>
-    </w:p>
+    <w:p/>
     <w:p>
       <w:r>
         <w:rPr>
@@ -6105,22 +8539,10 @@
         <w:t xml:space="preserve"> </w:t>
       </w:r>
       <w:r>
-        <w:t>với x là đỉnh tương ứng với công việc trước của c</w:t>
-      </w:r>
-      <w:r>
-        <w:t>ô</w:t>
-      </w:r>
-      <w:r>
-        <w:t>ng việc u.</w:t>
-      </w:r>
-    </w:p>
-    <w:p>
-      <w:pPr>
-        <w:rPr>
-          <w:lang w:val="en-US"/>
-        </w:rPr>
-      </w:pPr>
-    </w:p>
+        <w:t>với x là đỉnh tương ứng với công việc trước của công việc u.</w:t>
+      </w:r>
+    </w:p>
+    <w:p/>
     <w:p>
       <w:r>
         <w:rPr>
@@ -6194,13 +8616,7 @@
         <w:t>với v là đỉnh kề của u.</w:t>
       </w:r>
     </w:p>
-    <w:p>
-      <w:pPr>
-        <w:rPr>
-          <w:lang w:val="en-US"/>
-        </w:rPr>
-      </w:pPr>
-    </w:p>
+    <w:p/>
     <w:p>
       <w:pPr>
         <w:rPr>
@@ -6245,19 +8661,15 @@
     </w:p>
     <w:p/>
     <w:p>
+      <w:pPr>
+        <w:rPr>
+          <w:lang w:val="en-US"/>
+        </w:rPr>
+      </w:pPr>
       <w:r>
         <w:br w:type="page"/>
       </w:r>
     </w:p>
-    <w:p/>
-    <w:p/>
-    <w:p>
-      <w:pPr>
-        <w:rPr>
-          <w:b/>
-        </w:rPr>
-      </w:pPr>
-    </w:p>
     <w:p>
       <w:pPr>
         <w:pStyle w:val="Heading1"/>
@@ -6265,10 +8677,13 @@
           <w:lang w:val="en-US"/>
         </w:rPr>
       </w:pPr>
-      <w:r>
-        <w:rPr>
-          <w:lang w:val="en-US"/>
-        </w:rPr>
+      <w:bookmarkStart w:id="4" w:name="_Hlk226104973"/>
+      <w:bookmarkEnd w:id="3"/>
+      <w:r>
+        <w:rPr>
+          <w:lang w:val="en-US"/>
+        </w:rPr>
+        <w:lastRenderedPageBreak/>
         <w:t>CÂY &amp; CÂY KHUNG TỐI THIỂU</w:t>
       </w:r>
     </w:p>
@@ -6869,12 +9284,6 @@
         <w:tab/>
         <w:t>7/ (rừng): 1 rừng n đỉnh, k cây sẽ có n – k cung.</w:t>
       </w:r>
-      <w:r>
-        <w:rPr>
-          <w:lang w:val="en-US"/>
-        </w:rPr>
-        <w:t xml:space="preserve"> (kêu về nhà cho Ví dụ (2:15:00))</w:t>
-      </w:r>
     </w:p>
     <w:p>
       <w:pPr>
@@ -6930,120 +9339,120 @@
         <w:rPr>
           <w:lang w:val="en-US"/>
         </w:rPr>
+        <w:t>- Cây khung (spanning tree): cây bao trùm/cây phủ</w:t>
+      </w:r>
+    </w:p>
+    <w:p>
+      <w:pPr>
+        <w:spacing w:after="120"/>
+        <w:rPr>
+          <w:lang w:val="en-US"/>
+        </w:rPr>
+      </w:pPr>
+      <w:r>
+        <w:rPr>
+          <w:lang w:val="en-US"/>
+        </w:rPr>
+        <w:tab/>
+        <w:t>+ G =&lt;V, E&gt;là đồ thị vô hướng liên thông</w:t>
+      </w:r>
+    </w:p>
+    <w:p>
+      <w:pPr>
+        <w:spacing w:after="120"/>
+        <w:rPr>
+          <w:lang w:val="en-US"/>
+        </w:rPr>
+      </w:pPr>
+      <w:r>
+        <w:rPr>
+          <w:lang w:val="en-US"/>
+        </w:rPr>
+        <w:tab/>
+        <w:t xml:space="preserve">+ </w:t>
+      </w:r>
+      <w:r>
+        <w:rPr>
+          <w:rFonts w:hint="eastAsia"/>
+          <w:lang w:val="en-US"/>
+        </w:rPr>
+        <w:t>Đ</w:t>
+      </w:r>
+      <w:r>
+        <w:rPr>
+          <w:lang w:val="en-US"/>
+        </w:rPr>
+        <w:t>ồ thị con T = &lt;V, E’&gt; là cây khung của G:</w:t>
+      </w:r>
+    </w:p>
+    <w:p>
+      <w:pPr>
+        <w:spacing w:after="120"/>
+        <w:rPr>
+          <w:lang w:val="en-US"/>
+        </w:rPr>
+      </w:pPr>
+      <w:r>
+        <w:rPr>
+          <w:lang w:val="en-US"/>
+        </w:rPr>
+        <w:tab/>
+      </w:r>
+      <w:r>
+        <w:rPr>
+          <w:lang w:val="en-US"/>
+        </w:rPr>
+        <w:tab/>
+        <w:t>. T là cây</w:t>
+      </w:r>
+    </w:p>
+    <w:p>
+      <w:pPr>
+        <w:spacing w:after="120"/>
+        <w:rPr>
+          <w:lang w:val="en-US"/>
+        </w:rPr>
+      </w:pPr>
+      <w:r>
+        <w:rPr>
+          <w:lang w:val="en-US"/>
+        </w:rPr>
+        <w:tab/>
+      </w:r>
+      <w:r>
+        <w:rPr>
+          <w:lang w:val="en-US"/>
+        </w:rPr>
+        <w:tab/>
+        <w:t>. Chứa tất cả các đỉnh của G</w:t>
+      </w:r>
+      <w:r>
+        <w:rPr>
+          <w:b/>
+          <w:bCs/>
+          <w:lang w:val="en-US"/>
+        </w:rPr>
+        <w:t xml:space="preserve">, </w:t>
+      </w:r>
+      <w:r>
+        <w:rPr>
+          <w:lang w:val="en-US"/>
+        </w:rPr>
+        <w:t>Có |V| - 1 cung</w:t>
+      </w:r>
+    </w:p>
+    <w:p>
+      <w:pPr>
+        <w:spacing w:after="120"/>
+        <w:rPr>
+          <w:lang w:val="en-US"/>
+        </w:rPr>
+      </w:pPr>
+      <w:r>
+        <w:rPr>
+          <w:lang w:val="en-US"/>
+        </w:rPr>
         <w:lastRenderedPageBreak/>
-        <w:t>- Cây khung (spanning tree): cây bao trùm/cây phủ</w:t>
-      </w:r>
-    </w:p>
-    <w:p>
-      <w:pPr>
-        <w:spacing w:after="120"/>
-        <w:rPr>
-          <w:lang w:val="en-US"/>
-        </w:rPr>
-      </w:pPr>
-      <w:r>
-        <w:rPr>
-          <w:lang w:val="en-US"/>
-        </w:rPr>
-        <w:tab/>
-        <w:t>+ G =&lt;V, E&gt;là đồ thị vô hướng liên thông</w:t>
-      </w:r>
-    </w:p>
-    <w:p>
-      <w:pPr>
-        <w:spacing w:after="120"/>
-        <w:rPr>
-          <w:lang w:val="en-US"/>
-        </w:rPr>
-      </w:pPr>
-      <w:r>
-        <w:rPr>
-          <w:lang w:val="en-US"/>
-        </w:rPr>
-        <w:tab/>
-        <w:t xml:space="preserve">+ </w:t>
-      </w:r>
-      <w:r>
-        <w:rPr>
-          <w:rFonts w:hint="eastAsia"/>
-          <w:lang w:val="en-US"/>
-        </w:rPr>
-        <w:t>Đ</w:t>
-      </w:r>
-      <w:r>
-        <w:rPr>
-          <w:lang w:val="en-US"/>
-        </w:rPr>
-        <w:t>ồ thị con T = &lt;V, E’&gt; là cây khung của G:</w:t>
-      </w:r>
-    </w:p>
-    <w:p>
-      <w:pPr>
-        <w:spacing w:after="120"/>
-        <w:rPr>
-          <w:lang w:val="en-US"/>
-        </w:rPr>
-      </w:pPr>
-      <w:r>
-        <w:rPr>
-          <w:lang w:val="en-US"/>
-        </w:rPr>
-        <w:tab/>
-      </w:r>
-      <w:r>
-        <w:rPr>
-          <w:lang w:val="en-US"/>
-        </w:rPr>
-        <w:tab/>
-        <w:t>. T là cây</w:t>
-      </w:r>
-    </w:p>
-    <w:p>
-      <w:pPr>
-        <w:spacing w:after="120"/>
-        <w:rPr>
-          <w:lang w:val="en-US"/>
-        </w:rPr>
-      </w:pPr>
-      <w:r>
-        <w:rPr>
-          <w:lang w:val="en-US"/>
-        </w:rPr>
-        <w:tab/>
-      </w:r>
-      <w:r>
-        <w:rPr>
-          <w:lang w:val="en-US"/>
-        </w:rPr>
-        <w:tab/>
-        <w:t>. Chứa tất cả các đỉnh của G</w:t>
-      </w:r>
-      <w:r>
-        <w:rPr>
-          <w:b/>
-          <w:bCs/>
-          <w:lang w:val="en-US"/>
-        </w:rPr>
-        <w:t xml:space="preserve">, </w:t>
-      </w:r>
-      <w:r>
-        <w:rPr>
-          <w:lang w:val="en-US"/>
-        </w:rPr>
-        <w:t>Có |V| - 1 cung</w:t>
-      </w:r>
-    </w:p>
-    <w:p>
-      <w:pPr>
-        <w:spacing w:after="120"/>
-        <w:rPr>
-          <w:lang w:val="en-US"/>
-        </w:rPr>
-      </w:pPr>
-      <w:r>
-        <w:rPr>
-          <w:lang w:val="en-US"/>
-        </w:rPr>
         <w:t xml:space="preserve">- </w:t>
       </w:r>
       <w:r>
@@ -7148,35 +9557,45 @@
         <w:rPr>
           <w:lang w:val="en-US"/>
         </w:rPr>
-        <w:t>- G = &lt;</w:t>
+        <w:t>- G = &lt;V,</w:t>
+      </w:r>
+      <w:r>
+        <w:rPr>
+          <w:lang w:val="en-US"/>
+        </w:rPr>
+        <w:t xml:space="preserve"> </w:t>
+      </w:r>
+      <w:r>
+        <w:rPr>
+          <w:lang w:val="en-US"/>
+        </w:rPr>
+        <w:t>E&gt; là đồ thị vô hướng liên thông. Cung (u,</w:t>
+      </w:r>
+      <w:r>
+        <w:rPr>
+          <w:lang w:val="en-US"/>
+        </w:rPr>
+        <w:t xml:space="preserve"> </w:t>
+      </w:r>
+      <w:r>
+        <w:rPr>
+          <w:lang w:val="en-US"/>
+        </w:rPr>
+        <w:t xml:space="preserve">v) có trọng số </w:t>
       </w:r>
       <w:proofErr w:type="gramStart"/>
       <w:r>
         <w:rPr>
           <w:lang w:val="en-US"/>
         </w:rPr>
-        <w:t>V,E</w:t>
+        <w:t>w(</w:t>
       </w:r>
       <w:proofErr w:type="gramEnd"/>
       <w:r>
         <w:rPr>
           <w:lang w:val="en-US"/>
         </w:rPr>
-        <w:t>&gt; là đồ thị vô hướng liên thông. Cung (</w:t>
-      </w:r>
-      <w:proofErr w:type="gramStart"/>
-      <w:r>
-        <w:rPr>
-          <w:lang w:val="en-US"/>
-        </w:rPr>
-        <w:t>u,v</w:t>
-      </w:r>
-      <w:proofErr w:type="gramEnd"/>
-      <w:r>
-        <w:rPr>
-          <w:lang w:val="en-US"/>
-        </w:rPr>
-        <w:t>) có trọng số w(u, v)</w:t>
+        <w:t>u, v)</w:t>
       </w:r>
     </w:p>
     <w:p>
@@ -7274,6 +9693,50 @@
       </w:pPr>
       <w:r>
         <w:rPr>
+          <w:color w:val="00B0F0"/>
+        </w:rPr>
+        <w:t>• for (các đỉnh u của G)</w:t>
+      </w:r>
+      <w:r>
+        <w:rPr>
+          <w:color w:val="00B0F0"/>
+        </w:rPr>
+        <w:br/>
+      </w:r>
+      <w:r>
+        <w:rPr>
+          <w:color w:val="00B0F0"/>
+        </w:rPr>
+        <w:t> </w:t>
+      </w:r>
+      <w:r>
+        <w:rPr>
+          <w:color w:val="00B0F0"/>
+        </w:rPr>
+        <w:t>• parent[u] = u;</w:t>
+      </w:r>
+      <w:r>
+        <w:t> </w:t>
+      </w:r>
+      <w:r>
+        <w:t> </w:t>
+      </w:r>
+      <w:r>
+        <w:rPr>
+          <w:color w:val="92D050"/>
+        </w:rPr>
+        <w:t>//Mỗi đỉnh là 1 BPLT</w:t>
+      </w:r>
+    </w:p>
+    <w:p>
+      <w:pPr>
+        <w:spacing w:after="120"/>
+        <w:rPr>
+          <w:lang w:val="en-US"/>
+        </w:rPr>
+      </w:pPr>
+      <w:r>
+        <w:rPr>
           <w:lang w:val="en-US"/>
         </w:rPr>
         <w:t>3. Lần lượt xét từng cung của G (theo thứ tự đã sắp xếp)</w:t>
@@ -7283,6 +9746,158 @@
       <w:pPr>
         <w:spacing w:after="120"/>
         <w:rPr>
+          <w:color w:val="92D050"/>
+          <w:lang w:val="en-US"/>
+        </w:rPr>
+      </w:pPr>
+      <w:r>
+        <w:rPr>
+          <w:color w:val="00B0F0"/>
+        </w:rPr>
+        <w:t> </w:t>
+      </w:r>
+      <w:r>
+        <w:rPr>
+          <w:color w:val="00B0F0"/>
+        </w:rPr>
+        <w:t>• r_u = find_root(u);</w:t>
+      </w:r>
+      <w:r>
+        <w:t> </w:t>
+      </w:r>
+      <w:r>
+        <w:t> </w:t>
+      </w:r>
+      <w:r>
+        <w:rPr>
+          <w:color w:val="92D050"/>
+        </w:rPr>
+        <w:t>//r_u là gốc của u</w:t>
+      </w:r>
+      <w:r>
+        <w:br/>
+      </w:r>
+      <w:r>
+        <w:rPr>
+          <w:color w:val="00B0F0"/>
+        </w:rPr>
+        <w:t> </w:t>
+      </w:r>
+      <w:r>
+        <w:rPr>
+          <w:color w:val="00B0F0"/>
+        </w:rPr>
+        <w:t>• r_v = find_root(v);</w:t>
+      </w:r>
+      <w:r>
+        <w:t> </w:t>
+      </w:r>
+      <w:r>
+        <w:t> </w:t>
+      </w:r>
+      <w:r>
+        <w:rPr>
+          <w:color w:val="92D050"/>
+        </w:rPr>
+        <w:t>//r_v là gốc của v</w:t>
+      </w:r>
+    </w:p>
+    <w:p>
+      <w:pPr>
+        <w:spacing w:after="120"/>
+        <w:rPr>
+          <w:color w:val="92D050"/>
+          <w:lang w:val="en-US"/>
+        </w:rPr>
+      </w:pPr>
+      <w:r>
+        <w:rPr>
+          <w:color w:val="00B0F0"/>
+        </w:rPr>
+        <w:t> </w:t>
+      </w:r>
+      <w:r>
+        <w:rPr>
+          <w:color w:val="00B0F0"/>
+        </w:rPr>
+        <w:t>• if (r_u != r_v)</w:t>
+      </w:r>
+      <w:r>
+        <w:t> </w:t>
+      </w:r>
+      <w:r>
+        <w:t> </w:t>
+      </w:r>
+      <w:r>
+        <w:rPr>
+          <w:color w:val="92D050"/>
+        </w:rPr>
+        <w:t>//2 BPLT khác nhau =&gt; không tạo CT</w:t>
+      </w:r>
+    </w:p>
+    <w:p>
+      <w:pPr>
+        <w:spacing w:after="120"/>
+        <w:rPr>
+          <w:lang w:val="en-US"/>
+        </w:rPr>
+      </w:pPr>
+      <w:r>
+        <w:rPr>
+          <w:color w:val="00B0F0"/>
+        </w:rPr>
+        <w:t> </w:t>
+      </w:r>
+      <w:r>
+        <w:rPr>
+          <w:color w:val="00B0F0"/>
+        </w:rPr>
+        <w:t> </w:t>
+      </w:r>
+      <w:r>
+        <w:rPr>
+          <w:color w:val="00B0F0"/>
+        </w:rPr>
+        <w:t>• Thêm cung (u, v) vào T</w:t>
+      </w:r>
+      <w:r>
+        <w:br/>
+      </w:r>
+      <w:r>
+        <w:rPr>
+          <w:color w:val="00B0F0"/>
+        </w:rPr>
+        <w:t> </w:t>
+      </w:r>
+      <w:r>
+        <w:rPr>
+          <w:color w:val="00B0F0"/>
+        </w:rPr>
+        <w:t> </w:t>
+      </w:r>
+      <w:r>
+        <w:rPr>
+          <w:color w:val="00B0F0"/>
+        </w:rPr>
+        <w:t>• parent[r_v] = r_u;</w:t>
+      </w:r>
+      <w:r>
+        <w:t> </w:t>
+      </w:r>
+      <w:r>
+        <w:t> </w:t>
+      </w:r>
+      <w:r>
+        <w:rPr>
+          <w:color w:val="92D050"/>
+        </w:rPr>
+        <w:t>//cho gốc của v làm con của gốc của u</w:t>
+      </w:r>
+    </w:p>
+    <w:p>
+      <w:pPr>
+        <w:spacing w:after="120"/>
+        <w:rPr>
           <w:lang w:val="en-US"/>
         </w:rPr>
       </w:pPr>
@@ -7291,13 +9906,20 @@
           <w:rFonts w:ascii="Times New Roman" w:hAnsi="Times New Roman" w:cs="Times New Roman"/>
           <w:lang w:val="en-US"/>
         </w:rPr>
-        <w:tab/>
+        <w:t>(</w:t>
       </w:r>
       <w:r>
         <w:rPr>
           <w:rFonts w:ascii="Times New Roman" w:hAnsi="Times New Roman" w:cs="Times New Roman"/>
           <w:lang w:val="en-US"/>
         </w:rPr>
+        <w:tab/>
+      </w:r>
+      <w:r>
+        <w:rPr>
+          <w:rFonts w:ascii="Times New Roman" w:hAnsi="Times New Roman" w:cs="Times New Roman"/>
+          <w:lang w:val="en-US"/>
+        </w:rPr>
         <w:t xml:space="preserve">+ </w:t>
       </w:r>
       <w:r>
@@ -7334,6 +9956,12 @@
         <w:tab/>
         <w:t>+ Ngược lại, bỏ qua cung e</w:t>
       </w:r>
+      <w:r>
+        <w:rPr>
+          <w:lang w:val="en-US"/>
+        </w:rPr>
+        <w:t>)</w:t>
+      </w:r>
     </w:p>
     <w:p>
       <w:pPr>
@@ -7406,41 +10034,6 @@
     </w:p>
     <w:p>
       <w:pPr>
-        <w:spacing w:after="120"/>
-        <w:rPr>
-          <w:lang w:val="en-US"/>
-        </w:rPr>
-      </w:pPr>
-      <w:r>
-        <w:rPr>
-          <w:lang w:val="en-US"/>
-        </w:rPr>
-        <w:t>Cài đặt:</w:t>
-      </w:r>
-    </w:p>
-    <w:p>
-      <w:pPr>
-        <w:spacing w:after="120"/>
-        <w:rPr>
-          <w:lang w:val="en-US"/>
-        </w:rPr>
-      </w:pPr>
-      <w:r>
-        <w:rPr>
-          <w:lang w:val="en-US"/>
-        </w:rPr>
-        <w:t>…</w:t>
-      </w:r>
-    </w:p>
-    <w:p>
-      <w:pPr>
-        <w:rPr>
-          <w:lang w:val="en-US"/>
-        </w:rPr>
-      </w:pPr>
-    </w:p>
-    <w:p>
-      <w:pPr>
         <w:pStyle w:val="Heading2"/>
         <w:rPr>
           <w:lang w:val="en-US"/>
@@ -7450,8 +10043,56 @@
         <w:rPr>
           <w:lang w:val="en-US"/>
         </w:rPr>
+        <w:t>Thuật toán Prim</w:t>
+      </w:r>
+    </w:p>
+    <w:p>
+      <w:pPr>
+        <w:pStyle w:val="Style1"/>
+      </w:pPr>
+      <w:r>
+        <w:t>Xây dựng cây khung:</w:t>
+      </w:r>
+    </w:p>
+    <w:p>
+      <w:pPr>
+        <w:rPr>
+          <w:lang w:val="en-US"/>
+        </w:rPr>
+      </w:pPr>
+      <w:r>
+        <w:rPr>
+          <w:rFonts w:ascii="Times New Roman" w:hAnsi="Times New Roman" w:cs="Times New Roman"/>
+          <w:lang w:val="en-US"/>
+        </w:rPr>
+        <w:t xml:space="preserve">- </w:t>
+      </w:r>
+      <w:r>
+        <w:rPr>
+          <w:lang w:val="en-US"/>
+        </w:rPr>
+        <w:t>Khởi tạo cây T rỗng</w:t>
+      </w:r>
+    </w:p>
+    <w:p>
+      <w:pPr>
+        <w:rPr>
+          <w:lang w:val="en-US"/>
+        </w:rPr>
+      </w:pPr>
+      <w:r>
+        <w:rPr>
+          <w:rFonts w:ascii="Times New Roman" w:hAnsi="Times New Roman" w:cs="Times New Roman"/>
+          <w:lang w:val="en-US"/>
+        </w:rPr>
         <w:lastRenderedPageBreak/>
-        <w:t>Thuật toán Prim</w:t>
+        <w:t xml:space="preserve">- </w:t>
+      </w:r>
+      <w:r>
+        <w:rPr>
+          <w:lang w:val="en-US"/>
+        </w:rPr>
+        <w:t>Chọn 1 đỉnh u bất kỳ làm đỉnh bắt đầu, đánh dấu nó đã xét (mark[u] = 1), các đỉnh khác đều chưa xét.</w:t>
       </w:r>
     </w:p>
     <w:p>
@@ -7471,46 +10112,6 @@
         <w:rPr>
           <w:lang w:val="en-US"/>
         </w:rPr>
-        <w:t>Khởi tạo cây T rỗng</w:t>
-      </w:r>
-    </w:p>
-    <w:p>
-      <w:pPr>
-        <w:rPr>
-          <w:lang w:val="en-US"/>
-        </w:rPr>
-      </w:pPr>
-      <w:r>
-        <w:rPr>
-          <w:rFonts w:ascii="Times New Roman" w:hAnsi="Times New Roman" w:cs="Times New Roman"/>
-          <w:lang w:val="en-US"/>
-        </w:rPr>
-        <w:t xml:space="preserve">- </w:t>
-      </w:r>
-      <w:r>
-        <w:rPr>
-          <w:lang w:val="en-US"/>
-        </w:rPr>
-        <w:t>Chọn 1 đỉnh u bất kỳ làm đỉnh bắt đầu, đánh dấu nó đã xét (mark[u] = 1), các đỉnh khác đều chưa xét.</w:t>
-      </w:r>
-    </w:p>
-    <w:p>
-      <w:pPr>
-        <w:rPr>
-          <w:lang w:val="en-US"/>
-        </w:rPr>
-      </w:pPr>
-      <w:r>
-        <w:rPr>
-          <w:rFonts w:ascii="Times New Roman" w:hAnsi="Times New Roman" w:cs="Times New Roman"/>
-          <w:lang w:val="en-US"/>
-        </w:rPr>
-        <w:t xml:space="preserve">- </w:t>
-      </w:r>
-      <w:r>
-        <w:rPr>
-          <w:lang w:val="en-US"/>
-        </w:rPr>
         <w:t xml:space="preserve"> Lặp n - 1 lần</w:t>
       </w:r>
     </w:p>
@@ -7584,54 +10185,349 @@
     </w:p>
     <w:p>
       <w:pPr>
-        <w:rPr>
-          <w:lang w:val="en-US"/>
-        </w:rPr>
-      </w:pPr>
-      <w:r>
-        <w:rPr>
-          <w:lang w:val="en-US"/>
-        </w:rPr>
-        <w:t>2:43:00</w:t>
-      </w:r>
-    </w:p>
-    <w:p>
-      <w:pPr>
-        <w:rPr>
-          <w:lang w:val="en-US"/>
-        </w:rPr>
-      </w:pPr>
-      <w:r>
-        <w:rPr>
-          <w:lang w:val="en-US"/>
-        </w:rPr>
-        <w:t>Cài đặt:</w:t>
-      </w:r>
-    </w:p>
-    <w:p>
-      <w:pPr>
-        <w:rPr>
-          <w:lang w:val="en-US"/>
-        </w:rPr>
-      </w:pPr>
-      <w:r>
-        <w:rPr>
-          <w:lang w:val="en-US"/>
-        </w:rPr>
+        <w:pStyle w:val="Style1"/>
+      </w:pPr>
+      <w:r>
+        <w:t>Biểu diễn đồ thị bằng ma trận trọng số</w:t>
+      </w:r>
+    </w:p>
+    <w:p>
+      <w:r>
+        <w:t>typedef struct {</w:t>
+      </w:r>
+    </w:p>
+    <w:p>
+      <w:r>
+        <w:t xml:space="preserve">  int n, m;</w:t>
+      </w:r>
+    </w:p>
+    <w:p>
+      <w:r>
+        <w:t xml:space="preserve">  int L[100][100];</w:t>
+      </w:r>
+    </w:p>
+    <w:p>
+      <w:pPr>
+        <w:rPr>
+          <w:lang w:val="en-US"/>
+        </w:rPr>
+      </w:pPr>
+      <w:r>
+        <w:t>} Graph;</w:t>
+      </w:r>
+    </w:p>
+    <w:p>
+      <w:pPr>
+        <w:pStyle w:val="Style1"/>
+      </w:pPr>
+      <w:r>
+        <w:t>Các biến hỗ trợ</w:t>
+      </w:r>
+    </w:p>
+    <w:p>
+      <w:pPr>
+        <w:numPr>
+          <w:ilvl w:val="0"/>
+          <w:numId w:val="8"/>
+        </w:numPr>
+      </w:pPr>
+      <w:r>
+        <w:rPr>
+          <w:b/>
+          <w:bCs/>
+        </w:rPr>
+        <w:t>mark[u]</w:t>
+      </w:r>
+      <w:r>
+        <w:t>: đỉnh u đã xét (1) hay chưa (0)</w:t>
+      </w:r>
+    </w:p>
+    <w:p>
+      <w:pPr>
+        <w:numPr>
+          <w:ilvl w:val="0"/>
+          <w:numId w:val="8"/>
+        </w:numPr>
+      </w:pPr>
+      <w:r>
+        <w:rPr>
+          <w:b/>
+          <w:bCs/>
+        </w:rPr>
+        <w:t>pi[u]</w:t>
+      </w:r>
+      <w:r>
+        <w:t>: khoảng cách ngắn nhất từ u đến 1 trong các đỉnh đã xét</w:t>
+      </w:r>
+    </w:p>
+    <w:p>
+      <w:pPr>
+        <w:numPr>
+          <w:ilvl w:val="0"/>
+          <w:numId w:val="8"/>
+        </w:numPr>
+      </w:pPr>
+      <w:r>
+        <w:rPr>
+          <w:b/>
+          <w:bCs/>
+        </w:rPr>
+        <w:t>p[u]</w:t>
+      </w:r>
+      <w:r>
+        <w:t>: đỉnh đã xét gần với u nhất</w:t>
+      </w:r>
+    </w:p>
+    <w:p>
+      <w:pPr>
+        <w:pStyle w:val="Style1"/>
+      </w:pPr>
+      <w:r>
+        <w:t>Khởi tạo</w:t>
+      </w:r>
+    </w:p>
+    <w:p>
+      <w:pPr>
+        <w:numPr>
+          <w:ilvl w:val="0"/>
+          <w:numId w:val="9"/>
+        </w:numPr>
+        <w:rPr>
+          <w:color w:val="00B0F0"/>
+        </w:rPr>
+      </w:pPr>
+      <w:r>
+        <w:rPr>
+          <w:color w:val="00B0F0"/>
+        </w:rPr>
+        <w:t>Với mọi u, mark[u] = 0; π</w:t>
+      </w:r>
+      <w:r>
+        <w:rPr>
+          <w:color w:val="00B0F0"/>
+          <w:lang w:val="en-US"/>
+        </w:rPr>
+        <w:t>[</w:t>
+      </w:r>
+      <w:r>
+        <w:rPr>
+          <w:color w:val="00B0F0"/>
+        </w:rPr>
+        <w:t xml:space="preserve">u] = </w:t>
+      </w:r>
+      <w:r>
+        <w:rPr>
+          <w:color w:val="00B0F0"/>
+          <w:lang w:val="en-US"/>
+        </w:rPr>
+        <w:t>oo</w:t>
+      </w:r>
+    </w:p>
+    <w:p>
+      <w:pPr>
+        <w:numPr>
+          <w:ilvl w:val="0"/>
+          <w:numId w:val="9"/>
+        </w:numPr>
+        <w:rPr>
+          <w:color w:val="FF0000"/>
+        </w:rPr>
+      </w:pPr>
+      <w:r>
+        <w:rPr>
+          <w:color w:val="FF0000"/>
+        </w:rPr>
+        <w:t>mark[1] = 1</w:t>
+      </w:r>
+    </w:p>
+    <w:p>
+      <w:pPr>
+        <w:numPr>
+          <w:ilvl w:val="0"/>
+          <w:numId w:val="9"/>
+        </w:numPr>
+        <w:rPr>
+          <w:color w:val="00B0F0"/>
+        </w:rPr>
+      </w:pPr>
+      <w:r>
+        <w:rPr>
+          <w:color w:val="00B0F0"/>
+        </w:rPr>
+        <w:t>for (các đỉnh kề v của 1)</w:t>
+      </w:r>
+    </w:p>
+    <w:p>
+      <w:pPr>
+        <w:numPr>
+          <w:ilvl w:val="1"/>
+          <w:numId w:val="9"/>
+        </w:numPr>
+        <w:rPr>
+          <w:color w:val="92D050"/>
+        </w:rPr>
+      </w:pPr>
+      <w:r>
+        <w:rPr>
+          <w:color w:val="00B0F0"/>
+        </w:rPr>
+        <w:t xml:space="preserve">π[v] = L[1][v]; </w:t>
+      </w:r>
+      <w:r>
+        <w:rPr>
+          <w:color w:val="92D050"/>
+        </w:rPr>
+        <w:t>//khoảng cách từ v đến 1 = TS cung (1, v)</w:t>
+      </w:r>
+    </w:p>
+    <w:p>
+      <w:pPr>
+        <w:numPr>
+          <w:ilvl w:val="1"/>
+          <w:numId w:val="9"/>
+        </w:numPr>
+        <w:rPr>
+          <w:color w:val="92D050"/>
+        </w:rPr>
+      </w:pPr>
+      <w:r>
+        <w:rPr>
+          <w:color w:val="00B0F0"/>
+        </w:rPr>
+        <w:t xml:space="preserve">p[v] = 1; </w:t>
+      </w:r>
+      <w:r>
+        <w:rPr>
+          <w:color w:val="92D050"/>
+        </w:rPr>
+        <w:t>//1 là đỉnh đã xét gần với v nhất</w:t>
+      </w:r>
+    </w:p>
+    <w:p>
+      <w:pPr>
+        <w:numPr>
+          <w:ilvl w:val="0"/>
+          <w:numId w:val="10"/>
+        </w:numPr>
+      </w:pPr>
+      <w:r>
+        <w:t>Lặp n – 1 lần</w:t>
+      </w:r>
+    </w:p>
+    <w:p>
+      <w:pPr>
+        <w:numPr>
+          <w:ilvl w:val="1"/>
+          <w:numId w:val="10"/>
+        </w:numPr>
+      </w:pPr>
+      <w:r>
+        <w:t xml:space="preserve">Chọn đỉnh </w:t>
+      </w:r>
+      <w:r>
+        <w:rPr>
+          <w:color w:val="00B0F0"/>
+        </w:rPr>
+        <w:t>v chưa xét</w:t>
+      </w:r>
+      <w:r>
+        <w:t xml:space="preserve">, có </w:t>
+      </w:r>
+      <w:r>
+        <w:rPr>
+          <w:b/>
+          <w:bCs/>
+          <w:color w:val="FF0000"/>
+        </w:rPr>
+        <w:t>π[v] nhỏ nhất</w:t>
+      </w:r>
+    </w:p>
+    <w:p>
+      <w:pPr>
+        <w:numPr>
+          <w:ilvl w:val="1"/>
+          <w:numId w:val="10"/>
+        </w:numPr>
+      </w:pPr>
+      <w:r>
+        <w:rPr>
+          <w:color w:val="00B0F0"/>
+        </w:rPr>
+        <w:t xml:space="preserve">mark[v] = 1; </w:t>
+      </w:r>
+      <w:r>
+        <w:rPr>
+          <w:color w:val="92D050"/>
+        </w:rPr>
+        <w:t>//Đánh dấu v đã xét</w:t>
+      </w:r>
+    </w:p>
+    <w:p>
+      <w:pPr>
+        <w:numPr>
+          <w:ilvl w:val="1"/>
+          <w:numId w:val="10"/>
+        </w:numPr>
+      </w:pPr>
+      <w:r>
+        <w:t xml:space="preserve">Thêm cung </w:t>
+      </w:r>
+      <w:r>
+        <w:rPr>
+          <w:color w:val="00B0F0"/>
+        </w:rPr>
+        <w:t>(p[v], v)</w:t>
+      </w:r>
+      <w:r>
+        <w:t xml:space="preserve"> vào T</w:t>
+      </w:r>
+    </w:p>
+    <w:p>
+      <w:pPr>
+        <w:numPr>
+          <w:ilvl w:val="1"/>
+          <w:numId w:val="10"/>
+        </w:numPr>
+      </w:pPr>
+      <w:r>
+        <w:t>for (các đỉnh kề x chưa xét của v)</w:t>
+      </w:r>
+    </w:p>
+    <w:p>
+      <w:pPr>
+        <w:numPr>
+          <w:ilvl w:val="2"/>
+          <w:numId w:val="10"/>
+        </w:numPr>
+      </w:pPr>
+      <w:r>
+        <w:rPr>
+          <w:color w:val="00B0F0"/>
+        </w:rPr>
+        <w:t>Cập nhật lại π[x] và p[x]</w:t>
+      </w:r>
+      <w:r>
+        <w:t xml:space="preserve"> (nếu </w:t>
+      </w:r>
+      <w:r>
+        <w:rPr>
+          <w:color w:val="FF0000"/>
+        </w:rPr>
+        <w:t>L[v][x] &lt; π[x]</w:t>
+      </w:r>
+      <w:r>
+        <w:t>)</w:t>
+      </w:r>
+      <w:bookmarkEnd w:id="4"/>
+      <w:r>
         <w:br w:type="page"/>
       </w:r>
     </w:p>
     <w:p>
       <w:pPr>
         <w:pStyle w:val="Heading1"/>
-        <w:rPr>
-          <w:lang w:val="en-US"/>
-        </w:rPr>
-      </w:pPr>
-      <w:r>
-        <w:rPr>
-          <w:lang w:val="en-US"/>
-        </w:rPr>
+      </w:pPr>
+      <w:r>
         <w:lastRenderedPageBreak/>
         <w:t>CÂY CÓ HUỚNG &amp; CÂY KHUNG TỐI THIỂU</w:t>
       </w:r>
@@ -7639,14 +10535,8 @@
     <w:p>
       <w:pPr>
         <w:pStyle w:val="Heading2"/>
-        <w:rPr>
-          <w:lang w:val="en-US"/>
-        </w:rPr>
-      </w:pPr>
-      <w:r>
-        <w:rPr>
-          <w:lang w:val="en-US"/>
-        </w:rPr>
+      </w:pPr>
+      <w:r>
         <w:t>Cây có hướng</w:t>
       </w:r>
     </w:p>
@@ -7655,12 +10545,12 @@
         <w:rPr>
           <w:b/>
           <w:bCs/>
-          <w:lang w:val="en-US"/>
         </w:rPr>
       </w:pPr>
       <w:r>
         <w:rPr>
           <w:rStyle w:val="Style1Char"/>
+          <w:lang w:val="vi-VN"/>
         </w:rPr>
         <w:t xml:space="preserve">* </w:t>
       </w:r>
@@ -7668,12 +10558,14 @@
         <w:rPr>
           <w:rStyle w:val="Style1Char"/>
           <w:rFonts w:hint="eastAsia"/>
+          <w:lang w:val="vi-VN"/>
         </w:rPr>
         <w:t>Đ</w:t>
       </w:r>
       <w:r>
         <w:rPr>
           <w:rStyle w:val="Style1Char"/>
+          <w:lang w:val="vi-VN"/>
         </w:rPr>
         <w:t>ịnh nghĩa:</w:t>
       </w:r>
@@ -7681,68 +10573,40 @@
         <w:rPr>
           <w:b/>
           <w:bCs/>
-          <w:lang w:val="en-US"/>
         </w:rPr>
         <w:t xml:space="preserve"> </w:t>
       </w:r>
       <w:r>
-        <w:rPr>
-          <w:lang w:val="en-US"/>
-        </w:rPr>
         <w:t>Đồ thị có hướng G = &lt;V, E&gt; là một cây có hướng, gốc r khi và chỉ khi:</w:t>
       </w:r>
     </w:p>
     <w:p>
-      <w:pPr>
-        <w:rPr>
-          <w:lang w:val="en-US"/>
-        </w:rPr>
-      </w:pPr>
-      <w:r>
-        <w:rPr>
-          <w:lang w:val="en-US"/>
-        </w:rPr>
+      <w:r>
         <w:tab/>
         <w:t>+ G không có chu trình vô hướng</w:t>
       </w:r>
     </w:p>
     <w:p>
-      <w:pPr>
-        <w:rPr>
-          <w:lang w:val="en-US"/>
-        </w:rPr>
-      </w:pPr>
       <w:r>
         <w:rPr>
           <w:rFonts w:ascii="Times New Roman" w:hAnsi="Times New Roman" w:cs="Times New Roman"/>
-          <w:lang w:val="en-US"/>
         </w:rPr>
         <w:tab/>
         <w:t xml:space="preserve">+ </w:t>
       </w:r>
       <w:r>
-        <w:rPr>
-          <w:lang w:val="en-US"/>
-        </w:rPr>
         <w:t>Luôn có đường đi từ r đến các đỉnh khác</w:t>
       </w:r>
     </w:p>
     <w:p>
-      <w:pPr>
-        <w:rPr>
-          <w:lang w:val="en-US"/>
-        </w:rPr>
-      </w:pPr>
       <w:r>
         <w:rPr>
           <w:rStyle w:val="Style1Char"/>
+          <w:lang w:val="vi-VN"/>
         </w:rPr>
         <w:t>* Tính chất:</w:t>
       </w:r>
       <w:r>
-        <w:rPr>
-          <w:lang w:val="en-US"/>
-        </w:rPr>
         <w:t xml:space="preserve"> G là cây có hướng gốc r</w:t>
       </w:r>
     </w:p>
@@ -7753,14 +10617,8 @@
           <w:ilvl w:val="0"/>
           <w:numId w:val="2"/>
         </w:numPr>
-        <w:rPr>
-          <w:lang w:val="en-US"/>
-        </w:rPr>
-      </w:pPr>
-      <w:r>
-        <w:rPr>
-          <w:lang w:val="en-US"/>
-        </w:rPr>
+      </w:pPr>
+      <w:r>
         <w:t>Tồn tại đỉnh r được nối với mỗi một đỉnh khác bằng một đường đi duy nhất xuất phát từ r.</w:t>
       </w:r>
     </w:p>
@@ -7771,14 +10629,8 @@
           <w:ilvl w:val="0"/>
           <w:numId w:val="2"/>
         </w:numPr>
-        <w:rPr>
-          <w:lang w:val="en-US"/>
-        </w:rPr>
-      </w:pPr>
-      <w:r>
-        <w:rPr>
-          <w:lang w:val="en-US"/>
-        </w:rPr>
+      </w:pPr>
+      <w:r>
         <w:t>Gần liên thông mạnh và cực tiểu đối với tính chất này.</w:t>
       </w:r>
     </w:p>
@@ -7789,14 +10641,8 @@
           <w:ilvl w:val="0"/>
           <w:numId w:val="2"/>
         </w:numPr>
-        <w:rPr>
-          <w:lang w:val="en-US"/>
-        </w:rPr>
-      </w:pPr>
-      <w:r>
-        <w:rPr>
-          <w:lang w:val="en-US"/>
-        </w:rPr>
+      </w:pPr>
+      <w:r>
         <w:t>Liên thông và tồn tại một đỉnh r có bậc trong bằng không và bậc trong của những đỉnh khác r là bằng 1.</w:t>
       </w:r>
     </w:p>
@@ -7807,14 +10653,8 @@
           <w:ilvl w:val="0"/>
           <w:numId w:val="2"/>
         </w:numPr>
-        <w:rPr>
-          <w:lang w:val="en-US"/>
-        </w:rPr>
-      </w:pPr>
-      <w:r>
-        <w:rPr>
-          <w:lang w:val="en-US"/>
-        </w:rPr>
+      </w:pPr>
+      <w:r>
         <w:t>Không có chu trình và tồn tại một đỉnh r có bậc trong bằng không và bậc trong của những đỉnh khác r là bằng 1.</w:t>
       </w:r>
     </w:p>
@@ -7825,14 +10665,8 @@
           <w:ilvl w:val="0"/>
           <w:numId w:val="2"/>
         </w:numPr>
-        <w:rPr>
-          <w:lang w:val="en-US"/>
-        </w:rPr>
-      </w:pPr>
-      <w:r>
-        <w:rPr>
-          <w:lang w:val="en-US"/>
-        </w:rPr>
+      </w:pPr>
+      <w:r>
         <w:t xml:space="preserve">Gần liên thông mạnh và không có chu trình. </w:t>
       </w:r>
     </w:p>
@@ -7843,89 +10677,53 @@
           <w:ilvl w:val="0"/>
           <w:numId w:val="2"/>
         </w:numPr>
-        <w:rPr>
-          <w:lang w:val="en-US"/>
-        </w:rPr>
-      </w:pPr>
-      <w:r>
-        <w:rPr>
-          <w:lang w:val="en-US"/>
-        </w:rPr>
+      </w:pPr>
+      <w:r>
         <w:t>Gần liên thông mạnh và có n-1 cung.</w:t>
       </w:r>
     </w:p>
     <w:p>
       <w:pPr>
         <w:pStyle w:val="Heading2"/>
-        <w:rPr>
-          <w:lang w:val="en-US"/>
-        </w:rPr>
-      </w:pPr>
-      <w:r>
-        <w:rPr>
-          <w:lang w:val="en-US"/>
-        </w:rPr>
+      </w:pPr>
+      <w:r>
         <w:t>Cây khung có hướng</w:t>
       </w:r>
     </w:p>
     <w:p>
       <w:pPr>
         <w:pStyle w:val="Style1"/>
-      </w:pPr>
-      <w:r>
+        <w:rPr>
+          <w:lang w:val="vi-VN"/>
+        </w:rPr>
+      </w:pPr>
+      <w:r>
+        <w:rPr>
+          <w:lang w:val="vi-VN"/>
+        </w:rPr>
         <w:t xml:space="preserve">* Cây khung có hướng: </w:t>
       </w:r>
     </w:p>
     <w:p>
-      <w:pPr>
-        <w:rPr>
-          <w:lang w:val="en-US"/>
-        </w:rPr>
-      </w:pPr>
-      <w:r>
-        <w:rPr>
-          <w:lang w:val="en-US"/>
-        </w:rPr>
+      <w:r>
         <w:tab/>
         <w:t>Cây khung của đồ thị G:</w:t>
       </w:r>
     </w:p>
     <w:p>
-      <w:pPr>
-        <w:rPr>
-          <w:lang w:val="en-US"/>
-        </w:rPr>
-      </w:pPr>
-      <w:r>
-        <w:rPr>
-          <w:lang w:val="en-US"/>
-        </w:rPr>
-        <w:tab/>
-      </w:r>
-      <w:r>
-        <w:rPr>
-          <w:lang w:val="en-US"/>
-        </w:rPr>
+      <w:r>
+        <w:tab/>
+      </w:r>
+      <w:r>
         <w:tab/>
         <w:t>+ Cây có hướng.</w:t>
       </w:r>
     </w:p>
     <w:p>
-      <w:pPr>
-        <w:rPr>
-          <w:lang w:val="en-US"/>
-        </w:rPr>
-      </w:pPr>
-      <w:r>
-        <w:rPr>
-          <w:lang w:val="en-US"/>
-        </w:rPr>
-        <w:tab/>
-      </w:r>
-      <w:r>
-        <w:rPr>
-          <w:lang w:val="en-US"/>
-        </w:rPr>
+      <w:r>
+        <w:tab/>
+      </w:r>
+      <w:r>
         <w:tab/>
         <w:t>+ Gồm tất cả các đỉnh của đồ thị G.</w:t>
       </w:r>
@@ -7933,21 +10731,19 @@
     <w:p>
       <w:pPr>
         <w:pStyle w:val="Style1"/>
-      </w:pPr>
-      <w:r>
+        <w:rPr>
+          <w:lang w:val="vi-VN"/>
+        </w:rPr>
+      </w:pPr>
+      <w:r>
+        <w:rPr>
+          <w:lang w:val="vi-VN"/>
+        </w:rPr>
         <w:t>* Cây khung có hướng nhỏ nhất:</w:t>
       </w:r>
     </w:p>
     <w:p>
-      <w:pPr>
-        <w:rPr>
-          <w:lang w:val="en-US"/>
-        </w:rPr>
-      </w:pPr>
-      <w:r>
-        <w:rPr>
-          <w:lang w:val="en-US"/>
-        </w:rPr>
+      <w:r>
         <w:tab/>
         <w:t>Là cây khung có tổng số trọng số các cung nhỏ nhất.</w:t>
       </w:r>
@@ -7960,9 +10756,6 @@
         </w:rPr>
       </w:pPr>
       <w:r>
-        <w:rPr>
-          <w:lang w:val="en-US"/>
-        </w:rPr>
         <w:t xml:space="preserve"> </w:t>
       </w:r>
       <w:r>
@@ -8459,12 +11252,13 @@
           <w:lang w:val="en-US"/>
         </w:rPr>
       </w:pPr>
+      <w:bookmarkStart w:id="5" w:name="_Hlk226105057"/>
       <w:r>
         <w:rPr>
           <w:lang w:val="en-US"/>
         </w:rPr>
         <w:lastRenderedPageBreak/>
-        <w:t>Luồng cực đại trong mạng</w:t>
+        <w:t>LUỒNG CỰC ĐẠI TRONG MẠNG</w:t>
       </w:r>
     </w:p>
     <w:p>
@@ -8492,6 +11286,12 @@
         <w:rPr>
           <w:lang w:val="en-US"/>
         </w:rPr>
+        <w:t xml:space="preserve">- </w:t>
+      </w:r>
+      <w:r>
+        <w:rPr>
+          <w:lang w:val="en-US"/>
+        </w:rPr>
         <w:t>Network (of flows)/Flow network</w:t>
       </w:r>
     </w:p>
@@ -8502,6 +11302,12 @@
           <w:lang w:val="en-US"/>
         </w:rPr>
       </w:pPr>
+      <w:r>
+        <w:rPr>
+          <w:lang w:val="en-US"/>
+        </w:rPr>
+        <w:t xml:space="preserve">- </w:t>
+      </w:r>
       <w:r>
         <w:rPr>
           <w:lang w:val="en-US"/>
@@ -10113,7 +12919,13 @@
     </w:p>
     <w:p>
       <w:r>
-        <w:t xml:space="preserve">• Tìm </w:t>
+        <w:rPr>
+          <w:rStyle w:val="Style1Char"/>
+        </w:rPr>
+        <w:t>• Tìm</w:t>
+      </w:r>
+      <w:r>
+        <w:t xml:space="preserve"> </w:t>
       </w:r>
       <w:r>
         <w:rPr>
@@ -10155,21 +12967,13 @@
     </w:p>
     <w:p>
       <w:pPr>
-        <w:rPr>
-          <w:lang w:val="en-US"/>
-        </w:rPr>
-      </w:pPr>
-      <w:r>
-        <w:rPr>
-          <w:lang w:val="en-US"/>
-        </w:rPr>
-        <w:tab/>
-      </w:r>
-      <w:r>
-        <w:rPr>
-          <w:lang w:val="en-US"/>
-        </w:rPr>
-        <w:t xml:space="preserve"> Xây dựng đồ thị tăng luồng/thặng dư (residual graph)</w:t>
+        <w:pStyle w:val="Style1"/>
+      </w:pPr>
+      <w:r>
+        <w:t xml:space="preserve">• </w:t>
+      </w:r>
+      <w:r>
+        <w:t>Xây dựng đồ thị tăng luồng/thặng dư (residual graph)</w:t>
       </w:r>
     </w:p>
     <w:p>
@@ -10242,6 +13046,13 @@
       </w:r>
     </w:p>
     <w:p>
+      <w:pPr>
+        <w:rPr>
+          <w:lang w:val="en-US"/>
+        </w:rPr>
+      </w:pPr>
+    </w:p>
+    <w:p>
       <w:r>
         <w:t xml:space="preserve">• </w:t>
       </w:r>
@@ -10283,6 +13094,7 @@
         <w:t xml:space="preserve"> để tìm đường đi từ s đến t.</w:t>
       </w:r>
     </w:p>
+    <w:p/>
     <w:p>
       <w:r>
         <w:t>• Mỗi đỉnh u được đánh dấu/gán nhãn với các thông tin sau:</w:t>
@@ -10344,6 +13156,7 @@
         <w:t>: lượng tăng luồng lớn nhất có thể tăng</w:t>
       </w:r>
     </w:p>
+    <w:p/>
     <w:p>
       <w:r>
         <w:t>• Khởi tạo f(u, v) = 0 với mọi cung (u, v)</w:t>
@@ -10411,6 +13224,7 @@
     </w:p>
     <w:p>
       <w:r>
+        <w:lastRenderedPageBreak/>
         <w:t>• Lát cắt hẹp nhất = (S, T)</w:t>
       </w:r>
       <w:r>
@@ -10433,6 +13247,263 @@
       </w:r>
     </w:p>
     <w:p>
+      <w:pPr>
+        <w:pStyle w:val="Style1"/>
+        <w:rPr>
+          <w:lang w:val="vi-VN"/>
+        </w:rPr>
+      </w:pPr>
+      <w:r>
+        <w:rPr>
+          <w:lang w:val="vi-VN"/>
+        </w:rPr>
+        <w:t>• Tìm đường tăng luồng từ s đến t</w:t>
+      </w:r>
+    </w:p>
+    <w:p>
+      <w:r>
+        <w:t> </w:t>
+      </w:r>
+      <w:r>
+        <w:t>• Đánh dấu s: (+, s, oo)</w:t>
+      </w:r>
+      <w:r>
+        <w:br/>
+      </w:r>
+      <w:r>
+        <w:t> </w:t>
+      </w:r>
+      <w:r>
+        <w:t>• Đánh dấu các đỉnh kề của s</w:t>
+      </w:r>
+      <w:r>
+        <w:br/>
+      </w:r>
+      <w:r>
+        <w:t> </w:t>
+      </w:r>
+      <w:r>
+        <w:t>• Đánh dấu các đỉnh kề của đỉnh kề của s</w:t>
+      </w:r>
+      <w:r>
+        <w:br/>
+      </w:r>
+      <w:r>
+        <w:t> </w:t>
+      </w:r>
+      <w:r>
+        <w:t>• ...</w:t>
+      </w:r>
+      <w:r>
+        <w:br/>
+      </w:r>
+      <w:r>
+        <w:t> </w:t>
+      </w:r>
+      <w:r>
+        <w:t>• Cho đến khi t được đánh dấu =&gt; tìm được đường đi từ s đến t.</w:t>
+      </w:r>
+    </w:p>
+    <w:p>
+      <w:r>
+        <w:t>• Có thể cài đặt bằng đệ quy hoặc vòng lặp sử dụng stack</w:t>
+      </w:r>
+    </w:p>
+    <w:p/>
+    <w:p>
+      <w:r>
+        <w:rPr>
+          <w:rStyle w:val="Style1Char"/>
+          <w:lang w:val="vi-VN"/>
+        </w:rPr>
+        <w:t>• Tìm đường tăng luồng từ s đến t dùng Stack</w:t>
+      </w:r>
+      <w:r>
+        <w:br/>
+      </w:r>
+      <w:r>
+        <w:t> </w:t>
+      </w:r>
+      <w:r>
+        <w:t>1. Đánh dấu s: (+, s, ∞)</w:t>
+      </w:r>
+      <w:r>
+        <w:br/>
+      </w:r>
+      <w:r>
+        <w:t> </w:t>
+      </w:r>
+      <w:r>
+        <w:t>2. Push s vào Stack</w:t>
+      </w:r>
+      <w:r>
+        <w:br/>
+      </w:r>
+      <w:r>
+        <w:t> </w:t>
+      </w:r>
+      <w:r>
+        <w:t>3. while (stack không rỗng) {</w:t>
+      </w:r>
+      <w:r>
+        <w:br/>
+      </w:r>
+      <w:r>
+        <w:t> </w:t>
+      </w:r>
+      <w:r>
+        <w:t> </w:t>
+      </w:r>
+      <w:r>
+        <w:t>a. u = top(Stack); pop(Stack);</w:t>
+      </w:r>
+      <w:r>
+        <w:br/>
+      </w:r>
+      <w:r>
+        <w:t> </w:t>
+      </w:r>
+      <w:r>
+        <w:t> </w:t>
+      </w:r>
+      <w:r>
+        <w:t xml:space="preserve">b. for (các đỉnh kề v của u và có </w:t>
+      </w:r>
+      <w:r>
+        <w:rPr>
+          <w:b/>
+          <w:bCs/>
+        </w:rPr>
+        <w:t>f(u, v) &lt; c(u, v)</w:t>
+      </w:r>
+      <w:r>
+        <w:t>)</w:t>
+      </w:r>
+      <w:r>
+        <w:br/>
+      </w:r>
+      <w:r>
+        <w:t> </w:t>
+      </w:r>
+      <w:r>
+        <w:t> </w:t>
+      </w:r>
+      <w:r>
+        <w:t> </w:t>
+      </w:r>
+      <w:r>
+        <w:t>Đánh dấu v: (+, u, min{</w:t>
+      </w:r>
+      <w:r>
+        <w:rPr>
+          <w:b/>
+          <w:bCs/>
+        </w:rPr>
+        <w:t>σ[u]</w:t>
+      </w:r>
+      <w:r>
+        <w:t>, c(u, v) − f(u, v)})</w:t>
+      </w:r>
+      <w:r>
+        <w:br/>
+      </w:r>
+      <w:r>
+        <w:t> </w:t>
+      </w:r>
+      <w:r>
+        <w:t> </w:t>
+      </w:r>
+      <w:r>
+        <w:t> </w:t>
+      </w:r>
+      <w:r>
+        <w:t>Push v vào Stack</w:t>
+      </w:r>
+    </w:p>
+    <w:p>
+      <w:r>
+        <w:t> </w:t>
+      </w:r>
+      <w:r>
+        <w:t> </w:t>
+      </w:r>
+      <w:r>
+        <w:t xml:space="preserve">c. for (các đỉnh x có cung đi đến u có </w:t>
+      </w:r>
+      <w:r>
+        <w:rPr>
+          <w:b/>
+          <w:bCs/>
+        </w:rPr>
+        <w:t>f(x, u) &gt; 0</w:t>
+      </w:r>
+      <w:r>
+        <w:t>)</w:t>
+      </w:r>
+      <w:r>
+        <w:br/>
+      </w:r>
+      <w:r>
+        <w:t> </w:t>
+      </w:r>
+      <w:r>
+        <w:t> </w:t>
+      </w:r>
+      <w:r>
+        <w:t> </w:t>
+      </w:r>
+      <w:r>
+        <w:t>Đánh dấu x: (-, u, min{</w:t>
+      </w:r>
+      <w:r>
+        <w:rPr>
+          <w:b/>
+          <w:bCs/>
+        </w:rPr>
+        <w:t>σ[u]</w:t>
+      </w:r>
+      <w:r>
+        <w:t>, f(x, u)})</w:t>
+      </w:r>
+      <w:r>
+        <w:br/>
+      </w:r>
+      <w:r>
+        <w:t> </w:t>
+      </w:r>
+      <w:r>
+        <w:t> </w:t>
+      </w:r>
+      <w:r>
+        <w:t> </w:t>
+      </w:r>
+      <w:r>
+        <w:t>push x vào Stack</w:t>
+      </w:r>
+    </w:p>
+    <w:p>
+      <w:r>
+        <w:t> </w:t>
+      </w:r>
+      <w:r>
+        <w:t> </w:t>
+      </w:r>
+      <w:r>
+        <w:t>d. Nếu t được đánh dấu =&gt; thoát vòng lặp while</w:t>
+      </w:r>
+      <w:r>
+        <w:br/>
+        <w:t>}</w:t>
+      </w:r>
+    </w:p>
+    <w:p/>
+    <w:p>
+      <w:pPr>
+        <w:rPr>
+          <w:b/>
+          <w:bCs/>
+        </w:rPr>
+      </w:pPr>
       <w:r>
         <w:t xml:space="preserve">• </w:t>
       </w:r>
@@ -10441,586 +13512,224 @@
           <w:b/>
           <w:bCs/>
         </w:rPr>
-        <w:t>Tìm đường tăng luồng từ s đến t</w:t>
-      </w:r>
-    </w:p>
-    <w:p>
-      <w:r>
+        <w:t>Tăng luồng theo đường tăng luồng</w:t>
+      </w:r>
+    </w:p>
+    <w:p>
+      <w:pPr>
+        <w:spacing w:line="240" w:lineRule="auto"/>
+        <w:rPr>
+          <w:lang w:val="en-US"/>
+        </w:rPr>
+      </w:pPr>
+      <w:r>
+        <w:rPr>
+          <w:lang w:val="en-US"/>
+        </w:rPr>
+        <w:t>x = t;</w:t>
+      </w:r>
+    </w:p>
+    <w:p>
+      <w:pPr>
+        <w:spacing w:line="240" w:lineRule="auto"/>
+        <w:rPr>
+          <w:lang w:val="en-US"/>
+        </w:rPr>
+      </w:pPr>
+      <w:r>
+        <w:rPr>
+          <w:lang w:val="en-US"/>
+        </w:rPr>
+        <w:t>sigma = σ[t]</w:t>
+      </w:r>
+    </w:p>
+    <w:p>
+      <w:pPr>
+        <w:spacing w:line="240" w:lineRule="auto"/>
+        <w:rPr>
+          <w:lang w:val="en-US"/>
+        </w:rPr>
+      </w:pPr>
+      <w:r>
+        <w:rPr>
+          <w:lang w:val="en-US"/>
+        </w:rPr>
+        <w:t>while (</w:t>
+      </w:r>
+      <w:proofErr w:type="gramStart"/>
+      <w:r>
+        <w:rPr>
+          <w:lang w:val="en-US"/>
+        </w:rPr>
+        <w:t>x !</w:t>
+      </w:r>
+      <w:proofErr w:type="gramEnd"/>
+      <w:r>
+        <w:rPr>
+          <w:lang w:val="en-US"/>
+        </w:rPr>
+        <w:t>= s) {</w:t>
+      </w:r>
+    </w:p>
+    <w:p>
+      <w:pPr>
+        <w:spacing w:line="240" w:lineRule="auto"/>
+        <w:rPr>
+          <w:lang w:val="en-US"/>
+        </w:rPr>
+      </w:pPr>
+      <w:r>
+        <w:rPr>
+          <w:lang w:val="en-US"/>
+        </w:rPr>
+        <w:t xml:space="preserve">    if (d[x] == '+') //Cung thuận</w:t>
+      </w:r>
+    </w:p>
+    <w:p>
+      <w:pPr>
+        <w:spacing w:line="240" w:lineRule="auto"/>
+        <w:rPr>
+          <w:lang w:val="en-US"/>
+        </w:rPr>
+      </w:pPr>
+      <w:r>
+        <w:rPr>
+          <w:lang w:val="en-US"/>
+        </w:rPr>
+        <w:t xml:space="preserve">        f(p[x], x) += sigma; //TĂNG LUỒNG</w:t>
+      </w:r>
+    </w:p>
+    <w:p>
+      <w:pPr>
+        <w:spacing w:line="240" w:lineRule="auto"/>
+        <w:rPr>
+          <w:lang w:val="en-US"/>
+        </w:rPr>
+      </w:pPr>
+      <w:r>
+        <w:rPr>
+          <w:lang w:val="en-US"/>
+        </w:rPr>
+        <w:t xml:space="preserve">    else             //Cung nghịch</w:t>
+      </w:r>
+    </w:p>
+    <w:p>
+      <w:pPr>
+        <w:spacing w:line="240" w:lineRule="auto"/>
+        <w:rPr>
+          <w:lang w:val="en-US"/>
+        </w:rPr>
+      </w:pPr>
+      <w:r>
+        <w:rPr>
+          <w:lang w:val="en-US"/>
+        </w:rPr>
+        <w:t xml:space="preserve">        </w:t>
+      </w:r>
+      <w:proofErr w:type="gramStart"/>
+      <w:r>
+        <w:rPr>
+          <w:lang w:val="en-US"/>
+        </w:rPr>
+        <w:t>f(</w:t>
+      </w:r>
+      <w:proofErr w:type="gramEnd"/>
+      <w:r>
+        <w:rPr>
+          <w:lang w:val="en-US"/>
+        </w:rPr>
+        <w:t>x, p[x]) -= sigma; //GIẢM LUỒNG</w:t>
+      </w:r>
+    </w:p>
+    <w:p>
+      <w:pPr>
+        <w:spacing w:line="240" w:lineRule="auto"/>
+        <w:rPr>
+          <w:lang w:val="en-US"/>
+        </w:rPr>
+      </w:pPr>
+      <w:r>
+        <w:rPr>
+          <w:lang w:val="en-US"/>
+        </w:rPr>
         <w:lastRenderedPageBreak/>
-        <w:t> </w:t>
-      </w:r>
-      <w:r>
-        <w:t>• Đánh dấu s: (+, s, oo)</w:t>
-      </w:r>
-      <w:r>
-        <w:br/>
-      </w:r>
-      <w:r>
-        <w:t> </w:t>
-      </w:r>
-      <w:r>
-        <w:t>• Đánh dấu các đỉnh kề của s</w:t>
-      </w:r>
-      <w:r>
-        <w:br/>
-      </w:r>
-      <w:r>
-        <w:t> </w:t>
-      </w:r>
-      <w:r>
-        <w:t>• Đánh dấu các đỉnh kề của đỉnh kề của s</w:t>
-      </w:r>
-      <w:r>
-        <w:br/>
-      </w:r>
-      <w:r>
-        <w:t> </w:t>
-      </w:r>
-      <w:r>
-        <w:t>• ...</w:t>
-      </w:r>
-      <w:r>
-        <w:br/>
-      </w:r>
-      <w:r>
-        <w:t> </w:t>
-      </w:r>
-      <w:r>
-        <w:t>• Cho đến khi t được đánh dấu =&gt; tìm được đường đi từ s đến t.</w:t>
-      </w:r>
-    </w:p>
-    <w:p>
-      <w:r>
-        <w:t>• Có thể cài đặt bằng đệ quy hoặc vòng lặp sử dụng stack</w:t>
-      </w:r>
-    </w:p>
-    <w:p>
-      <w:pPr>
-        <w:rPr>
-          <w:lang w:val="en-US"/>
-        </w:rPr>
-      </w:pPr>
-    </w:p>
-    <w:p>
-      <w:r>
-        <w:t xml:space="preserve">• </w:t>
-      </w:r>
-      <w:r>
-        <w:rPr>
-          <w:b/>
-          <w:bCs/>
-        </w:rPr>
-        <w:t>Tìm đường tăng luồng từ s đến t dùng Stack</w:t>
-      </w:r>
-      <w:r>
-        <w:br/>
-      </w:r>
-      <w:r>
-        <w:t> </w:t>
-      </w:r>
-      <w:r>
-        <w:t>1. Đánh dấu s: (+, s, ∞)</w:t>
-      </w:r>
-      <w:r>
-        <w:br/>
-      </w:r>
-      <w:r>
-        <w:t> </w:t>
-      </w:r>
-      <w:r>
-        <w:t>2. Push s vào Stack</w:t>
-      </w:r>
-      <w:r>
-        <w:br/>
-      </w:r>
-      <w:r>
-        <w:t> </w:t>
-      </w:r>
-      <w:r>
-        <w:t>3. while (stack không rỗng) {</w:t>
-      </w:r>
-      <w:r>
-        <w:br/>
-      </w:r>
-      <w:r>
-        <w:t> </w:t>
-      </w:r>
-      <w:r>
-        <w:t> </w:t>
-      </w:r>
-      <w:r>
-        <w:t>a. u = top(Stack); pop(Stack);</w:t>
-      </w:r>
-      <w:r>
-        <w:br/>
-      </w:r>
-      <w:r>
-        <w:t> </w:t>
-      </w:r>
-      <w:r>
-        <w:t> </w:t>
-      </w:r>
-      <w:r>
-        <w:t xml:space="preserve">b. for (các đỉnh kề v của u và có </w:t>
-      </w:r>
-      <w:r>
-        <w:rPr>
-          <w:b/>
-          <w:bCs/>
-        </w:rPr>
-        <w:t>f(u, v) &lt; c(u, v)</w:t>
-      </w:r>
-      <w:r>
-        <w:t>)</w:t>
-      </w:r>
-      <w:r>
-        <w:br/>
-      </w:r>
-      <w:r>
-        <w:t> </w:t>
-      </w:r>
-      <w:r>
-        <w:t> </w:t>
-      </w:r>
-      <w:r>
-        <w:t> </w:t>
-      </w:r>
-      <w:r>
-        <w:t>Đánh dấu v: (+, u, min{</w:t>
-      </w:r>
-      <w:r>
-        <w:rPr>
-          <w:b/>
-          <w:bCs/>
-        </w:rPr>
-        <w:t>σ[u]</w:t>
-      </w:r>
-      <w:r>
-        <w:t>, c(u, v) − f(u, v)})</w:t>
-      </w:r>
-      <w:r>
-        <w:br/>
-      </w:r>
-      <w:r>
-        <w:t> </w:t>
-      </w:r>
-      <w:r>
-        <w:t> </w:t>
-      </w:r>
-      <w:r>
-        <w:t> </w:t>
-      </w:r>
-      <w:r>
-        <w:t>Push v vào Stack</w:t>
-      </w:r>
-    </w:p>
-    <w:p>
-      <w:r>
-        <w:t> </w:t>
-      </w:r>
-      <w:r>
-        <w:t> </w:t>
-      </w:r>
-      <w:r>
-        <w:t xml:space="preserve">c. for (các đỉnh x có cung đi đến u có </w:t>
-      </w:r>
-      <w:r>
-        <w:rPr>
-          <w:b/>
-          <w:bCs/>
-        </w:rPr>
-        <w:t>f(x, u) &gt; 0</w:t>
-      </w:r>
-      <w:r>
-        <w:t>)</w:t>
-      </w:r>
-      <w:r>
-        <w:br/>
-      </w:r>
-      <w:r>
-        <w:t> </w:t>
-      </w:r>
-      <w:r>
-        <w:t> </w:t>
-      </w:r>
-      <w:r>
-        <w:t> </w:t>
-      </w:r>
-      <w:r>
-        <w:t>Đánh dấu x: (-, u, min{</w:t>
-      </w:r>
-      <w:r>
-        <w:rPr>
-          <w:b/>
-          <w:bCs/>
-        </w:rPr>
-        <w:t>σ[u]</w:t>
-      </w:r>
-      <w:r>
-        <w:t>, f(x, u)})</w:t>
-      </w:r>
-      <w:r>
-        <w:br/>
-      </w:r>
-      <w:r>
-        <w:t> </w:t>
-      </w:r>
-      <w:r>
-        <w:t> </w:t>
-      </w:r>
-      <w:r>
-        <w:t> </w:t>
-      </w:r>
-      <w:r>
-        <w:t>push x vào Stack</w:t>
-      </w:r>
-    </w:p>
-    <w:p>
-      <w:r>
-        <w:t> </w:t>
-      </w:r>
-      <w:r>
-        <w:t> </w:t>
-      </w:r>
-      <w:r>
-        <w:t>d. Nếu t được đánh dấu =&gt; thoát vòng lặp while</w:t>
-      </w:r>
-      <w:r>
-        <w:br/>
+        <w:t xml:space="preserve">    x = p[x];</w:t>
+      </w:r>
+    </w:p>
+    <w:p>
+      <w:pPr>
+        <w:spacing w:line="240" w:lineRule="auto"/>
+        <w:rPr>
+          <w:lang w:val="en-US"/>
+        </w:rPr>
+      </w:pPr>
+      <w:r>
+        <w:rPr>
+          <w:lang w:val="en-US"/>
+        </w:rPr>
         <w:t>}</w:t>
       </w:r>
     </w:p>
     <w:p>
       <w:pPr>
-        <w:rPr>
-          <w:lang w:val="en-US"/>
-        </w:rPr>
-      </w:pPr>
-    </w:p>
-    <w:p>
-      <w:pPr>
-        <w:rPr>
-          <w:b/>
-          <w:bCs/>
-          <w:lang w:val="en-US"/>
-        </w:rPr>
-      </w:pPr>
-      <w:r>
-        <w:t xml:space="preserve">• </w:t>
-      </w:r>
-      <w:r>
-        <w:rPr>
-          <w:b/>
-          <w:bCs/>
-        </w:rPr>
-        <w:t>Tăng luồng theo đường tăng luồng</w:t>
-      </w:r>
-    </w:p>
-    <w:p>
-      <w:pPr>
         <w:spacing w:line="240" w:lineRule="auto"/>
-        <w:rPr>
-          <w:lang w:val="en-US"/>
-        </w:rPr>
-      </w:pPr>
-      <w:r>
-        <w:rPr>
-          <w:lang w:val="en-US"/>
-        </w:rPr>
-        <w:t>x = t;</w:t>
+      </w:pPr>
+      <w:r>
+        <w:t xml:space="preserve">• Tất cả các cung trên đường tăng luồng sẽ được tăng/giảm 1 lượng giống nhau = </w:t>
+      </w:r>
+      <w:r>
+        <w:rPr>
+          <w:b/>
+          <w:bCs/>
+        </w:rPr>
+        <w:t>σ[t]</w:t>
       </w:r>
     </w:p>
     <w:p>
       <w:pPr>
         <w:spacing w:line="240" w:lineRule="auto"/>
-        <w:rPr>
-          <w:lang w:val="en-US"/>
-        </w:rPr>
-      </w:pPr>
-      <w:r>
-        <w:rPr>
-          <w:lang w:val="en-US"/>
-        </w:rPr>
-        <w:t>sigma = σ[t]</w:t>
-      </w:r>
+      </w:pPr>
     </w:p>
     <w:p>
       <w:pPr>
         <w:spacing w:line="240" w:lineRule="auto"/>
-        <w:rPr>
-          <w:lang w:val="en-US"/>
-        </w:rPr>
-      </w:pPr>
-      <w:r>
-        <w:rPr>
-          <w:lang w:val="en-US"/>
-        </w:rPr>
-        <w:t>while (</w:t>
-      </w:r>
-      <w:proofErr w:type="gramStart"/>
-      <w:r>
-        <w:rPr>
-          <w:lang w:val="en-US"/>
-        </w:rPr>
-        <w:t>x !</w:t>
-      </w:r>
-      <w:proofErr w:type="gramEnd"/>
-      <w:r>
-        <w:rPr>
-          <w:lang w:val="en-US"/>
-        </w:rPr>
-        <w:t>= s) {</w:t>
+      </w:pPr>
+      <w:r>
+        <w:t xml:space="preserve">• Giải thuật Ford-Fulkerson thường được gọi là </w:t>
+      </w:r>
+      <w:r>
+        <w:rPr>
+          <w:b/>
+          <w:bCs/>
+        </w:rPr>
+        <w:t>phương pháp</w:t>
+      </w:r>
+      <w:r>
+        <w:t xml:space="preserve"> (method) Ford-Fulkerson thay vì </w:t>
+      </w:r>
+      <w:r>
+        <w:rPr>
+          <w:b/>
+          <w:bCs/>
+        </w:rPr>
+        <w:t>giải thuật</w:t>
+      </w:r>
+      <w:r>
+        <w:t xml:space="preserve"> (algorithm)</w:t>
+      </w:r>
+      <w:r>
+        <w:br/>
+      </w:r>
+      <w:r>
+        <w:t> </w:t>
+      </w:r>
+      <w:r>
+        <w:t>• Không mô tả rõ ràng cách tìm đường tăng luồng trên đồ thị tăng luồng</w:t>
       </w:r>
     </w:p>
     <w:p>
       <w:pPr>
         <w:spacing w:line="240" w:lineRule="auto"/>
-        <w:rPr>
-          <w:lang w:val="en-US"/>
-        </w:rPr>
-      </w:pPr>
-      <w:r>
-        <w:rPr>
-          <w:lang w:val="en-US"/>
-        </w:rPr>
-        <w:t xml:space="preserve">    if (d[x] == '+') //Cung thuận</w:t>
-      </w:r>
-    </w:p>
-    <w:p>
-      <w:pPr>
-        <w:spacing w:line="240" w:lineRule="auto"/>
-        <w:rPr>
-          <w:lang w:val="en-US"/>
-        </w:rPr>
-      </w:pPr>
-      <w:r>
-        <w:rPr>
-          <w:lang w:val="en-US"/>
-        </w:rPr>
-        <w:t xml:space="preserve">        f(p[x], x) += sigma; //TĂNG LUỒNG</w:t>
-      </w:r>
-    </w:p>
-    <w:p>
-      <w:pPr>
-        <w:spacing w:line="240" w:lineRule="auto"/>
-        <w:rPr>
-          <w:lang w:val="en-US"/>
-        </w:rPr>
-      </w:pPr>
-      <w:r>
-        <w:rPr>
-          <w:lang w:val="en-US"/>
-        </w:rPr>
-        <w:t xml:space="preserve">    else             //Cung nghịch</w:t>
-      </w:r>
-    </w:p>
-    <w:p>
-      <w:pPr>
-        <w:spacing w:line="240" w:lineRule="auto"/>
-        <w:rPr>
-          <w:lang w:val="en-US"/>
-        </w:rPr>
-      </w:pPr>
-      <w:r>
-        <w:rPr>
-          <w:lang w:val="en-US"/>
-        </w:rPr>
-        <w:t xml:space="preserve">        </w:t>
-      </w:r>
-      <w:proofErr w:type="gramStart"/>
-      <w:r>
-        <w:rPr>
-          <w:lang w:val="en-US"/>
-        </w:rPr>
-        <w:t>f(</w:t>
-      </w:r>
-      <w:proofErr w:type="gramEnd"/>
-      <w:r>
-        <w:rPr>
-          <w:lang w:val="en-US"/>
-        </w:rPr>
-        <w:t>x, p[x]) -= sigma; //GIẢM LUỒNG</w:t>
-      </w:r>
-    </w:p>
-    <w:p>
-      <w:pPr>
-        <w:spacing w:line="240" w:lineRule="auto"/>
-        <w:rPr>
-          <w:lang w:val="en-US"/>
-        </w:rPr>
-      </w:pPr>
-      <w:r>
-        <w:rPr>
-          <w:lang w:val="en-US"/>
-        </w:rPr>
-        <w:t xml:space="preserve">    x = p[x];</w:t>
-      </w:r>
-    </w:p>
-    <w:p>
-      <w:pPr>
-        <w:spacing w:line="240" w:lineRule="auto"/>
-        <w:rPr>
-          <w:lang w:val="en-US"/>
-        </w:rPr>
-      </w:pPr>
-      <w:r>
-        <w:rPr>
-          <w:lang w:val="en-US"/>
-        </w:rPr>
-        <w:t>}</w:t>
-      </w:r>
-    </w:p>
-    <w:p>
-      <w:pPr>
-        <w:spacing w:line="240" w:lineRule="auto"/>
-      </w:pPr>
-      <w:r>
-        <w:t xml:space="preserve">• Tất cả các cung trên đường tăng luồng sẽ được tăng/giảm 1 lượng giống nhau = </w:t>
-      </w:r>
-      <w:r>
-        <w:rPr>
-          <w:b/>
-          <w:bCs/>
-        </w:rPr>
-        <w:t>σ[t]</w:t>
-      </w:r>
-    </w:p>
-    <w:p>
-      <w:pPr>
-        <w:spacing w:line="240" w:lineRule="auto"/>
-      </w:pPr>
-      <w:r>
-        <w:lastRenderedPageBreak/>
-        <w:t>• Trình bày:</w:t>
-      </w:r>
-      <w:r>
-        <w:br/>
-      </w:r>
-      <w:r>
-        <w:t> </w:t>
-      </w:r>
-      <w:r>
-        <w:t>• Lặp 1:</w:t>
-      </w:r>
-      <w:r>
-        <w:br/>
-      </w:r>
-      <w:r>
-        <w:t> </w:t>
-      </w:r>
-      <w:r>
-        <w:t> </w:t>
-      </w:r>
-      <w:r>
-        <w:t>• Đánh dấu trên đồ thị gốc</w:t>
-      </w:r>
-      <w:r>
-        <w:br/>
-      </w:r>
-      <w:r>
-        <w:t> </w:t>
-      </w:r>
-      <w:r>
-        <w:t> </w:t>
-      </w:r>
-      <w:r>
-        <w:t>• Vẽ đồ thị mới và ghi kết quả tăng luồng trên đồ thị mới</w:t>
-      </w:r>
-    </w:p>
-    <w:p>
-      <w:pPr>
-        <w:spacing w:line="240" w:lineRule="auto"/>
-      </w:pPr>
-      <w:r>
-        <w:t> </w:t>
-      </w:r>
-      <w:r>
-        <w:t>• Lặp 2:</w:t>
-      </w:r>
-      <w:r>
-        <w:br/>
-      </w:r>
-      <w:r>
-        <w:t> </w:t>
-      </w:r>
-      <w:r>
-        <w:t> </w:t>
-      </w:r>
-      <w:r>
-        <w:t>• Tiếp tục đánh dấu trên đồ thị mới</w:t>
-      </w:r>
-      <w:r>
-        <w:br/>
-      </w:r>
-      <w:r>
-        <w:t> </w:t>
-      </w:r>
-      <w:r>
-        <w:t> </w:t>
-      </w:r>
-      <w:r>
-        <w:t>• Vẽ đồ thị mới nữa và ghi kết quả tăng luồng</w:t>
-      </w:r>
-    </w:p>
-    <w:p>
-      <w:pPr>
-        <w:spacing w:line="240" w:lineRule="auto"/>
-      </w:pPr>
-      <w:r>
-        <w:t> </w:t>
-      </w:r>
-      <w:r>
-        <w:t>• ...</w:t>
-      </w:r>
-    </w:p>
-    <w:p>
-      <w:pPr>
-        <w:spacing w:line="240" w:lineRule="auto"/>
-        <w:rPr>
-          <w:lang w:val="en-US"/>
-        </w:rPr>
-      </w:pPr>
-    </w:p>
-    <w:p>
-      <w:pPr>
-        <w:spacing w:line="240" w:lineRule="auto"/>
-      </w:pPr>
-      <w:r>
-        <w:t xml:space="preserve">• Giải thuật Ford-Fulkerson thường được gọi là </w:t>
-      </w:r>
-      <w:r>
-        <w:rPr>
-          <w:b/>
-          <w:bCs/>
-        </w:rPr>
-        <w:t>phương pháp</w:t>
-      </w:r>
-      <w:r>
-        <w:t xml:space="preserve"> (method) Ford-Fulkerson thay vì </w:t>
-      </w:r>
-      <w:r>
-        <w:rPr>
-          <w:b/>
-          <w:bCs/>
-        </w:rPr>
-        <w:t>giải thuật</w:t>
-      </w:r>
-      <w:r>
-        <w:t xml:space="preserve"> (algorithm)</w:t>
-      </w:r>
-      <w:r>
-        <w:br/>
-      </w:r>
-      <w:r>
-        <w:t> </w:t>
-      </w:r>
-      <w:r>
-        <w:t>• Không mô tả rõ ràng cách tìm đường tăng luồng trên đồ thị tăng luồng</w:t>
-      </w:r>
-    </w:p>
-    <w:p>
-      <w:pPr>
-        <w:spacing w:line="240" w:lineRule="auto"/>
       </w:pPr>
       <w:r>
         <w:t>• Biến thể:</w:t>
@@ -11063,6 +13772,7 @@
         <w:t>• Tìm đường tăng luồng có lượng tăng luồng nhiều nhất (cải biên Dijkstra)</w:t>
       </w:r>
     </w:p>
+    <w:bookmarkEnd w:id="5"/>
     <w:p>
       <w:pPr>
         <w:spacing w:line="240" w:lineRule="auto"/>
@@ -11170,6 +13880,155 @@
     </w:lvl>
   </w:abstractNum>
   <w:abstractNum w:abstractNumId="1" w15:restartNumberingAfterBreak="0">
+    <w:nsid w:val="136A721A"/>
+    <w:multiLevelType w:val="multilevel"/>
+    <w:tmpl w:val="1DE402A6"/>
+    <w:lvl w:ilvl="0">
+      <w:start w:val="1"/>
+      <w:numFmt w:val="bullet"/>
+      <w:lvlText w:val=""/>
+      <w:lvlJc w:val="left"/>
+      <w:pPr>
+        <w:tabs>
+          <w:tab w:val="num" w:pos="720"/>
+        </w:tabs>
+        <w:ind w:left="720" w:hanging="360"/>
+      </w:pPr>
+      <w:rPr>
+        <w:rFonts w:ascii="Symbol" w:hAnsi="Symbol" w:hint="default"/>
+        <w:sz w:val="20"/>
+      </w:rPr>
+    </w:lvl>
+    <w:lvl w:ilvl="1">
+      <w:start w:val="1"/>
+      <w:numFmt w:val="bullet"/>
+      <w:lvlText w:val="o"/>
+      <w:lvlJc w:val="left"/>
+      <w:pPr>
+        <w:tabs>
+          <w:tab w:val="num" w:pos="1440"/>
+        </w:tabs>
+        <w:ind w:left="1440" w:hanging="360"/>
+      </w:pPr>
+      <w:rPr>
+        <w:rFonts w:ascii="Courier New" w:hAnsi="Courier New" w:hint="default"/>
+        <w:sz w:val="20"/>
+      </w:rPr>
+    </w:lvl>
+    <w:lvl w:ilvl="2">
+      <w:start w:val="1"/>
+      <w:numFmt w:val="bullet"/>
+      <w:lvlText w:val=""/>
+      <w:lvlJc w:val="left"/>
+      <w:pPr>
+        <w:tabs>
+          <w:tab w:val="num" w:pos="2160"/>
+        </w:tabs>
+        <w:ind w:left="2160" w:hanging="360"/>
+      </w:pPr>
+      <w:rPr>
+        <w:rFonts w:ascii="Wingdings" w:hAnsi="Wingdings" w:hint="default"/>
+        <w:sz w:val="20"/>
+      </w:rPr>
+    </w:lvl>
+    <w:lvl w:ilvl="3" w:tentative="1">
+      <w:start w:val="1"/>
+      <w:numFmt w:val="bullet"/>
+      <w:lvlText w:val=""/>
+      <w:lvlJc w:val="left"/>
+      <w:pPr>
+        <w:tabs>
+          <w:tab w:val="num" w:pos="2880"/>
+        </w:tabs>
+        <w:ind w:left="2880" w:hanging="360"/>
+      </w:pPr>
+      <w:rPr>
+        <w:rFonts w:ascii="Wingdings" w:hAnsi="Wingdings" w:hint="default"/>
+        <w:sz w:val="20"/>
+      </w:rPr>
+    </w:lvl>
+    <w:lvl w:ilvl="4" w:tentative="1">
+      <w:start w:val="1"/>
+      <w:numFmt w:val="bullet"/>
+      <w:lvlText w:val=""/>
+      <w:lvlJc w:val="left"/>
+      <w:pPr>
+        <w:tabs>
+          <w:tab w:val="num" w:pos="3600"/>
+        </w:tabs>
+        <w:ind w:left="3600" w:hanging="360"/>
+      </w:pPr>
+      <w:rPr>
+        <w:rFonts w:ascii="Wingdings" w:hAnsi="Wingdings" w:hint="default"/>
+        <w:sz w:val="20"/>
+      </w:rPr>
+    </w:lvl>
+    <w:lvl w:ilvl="5" w:tentative="1">
+      <w:start w:val="1"/>
+      <w:numFmt w:val="bullet"/>
+      <w:lvlText w:val=""/>
+      <w:lvlJc w:val="left"/>
+      <w:pPr>
+        <w:tabs>
+          <w:tab w:val="num" w:pos="4320"/>
+        </w:tabs>
+        <w:ind w:left="4320" w:hanging="360"/>
+      </w:pPr>
+      <w:rPr>
+        <w:rFonts w:ascii="Wingdings" w:hAnsi="Wingdings" w:hint="default"/>
+        <w:sz w:val="20"/>
+      </w:rPr>
+    </w:lvl>
+    <w:lvl w:ilvl="6" w:tentative="1">
+      <w:start w:val="1"/>
+      <w:numFmt w:val="bullet"/>
+      <w:lvlText w:val=""/>
+      <w:lvlJc w:val="left"/>
+      <w:pPr>
+        <w:tabs>
+          <w:tab w:val="num" w:pos="5040"/>
+        </w:tabs>
+        <w:ind w:left="5040" w:hanging="360"/>
+      </w:pPr>
+      <w:rPr>
+        <w:rFonts w:ascii="Wingdings" w:hAnsi="Wingdings" w:hint="default"/>
+        <w:sz w:val="20"/>
+      </w:rPr>
+    </w:lvl>
+    <w:lvl w:ilvl="7" w:tentative="1">
+      <w:start w:val="1"/>
+      <w:numFmt w:val="bullet"/>
+      <w:lvlText w:val=""/>
+      <w:lvlJc w:val="left"/>
+      <w:pPr>
+        <w:tabs>
+          <w:tab w:val="num" w:pos="5760"/>
+        </w:tabs>
+        <w:ind w:left="5760" w:hanging="360"/>
+      </w:pPr>
+      <w:rPr>
+        <w:rFonts w:ascii="Wingdings" w:hAnsi="Wingdings" w:hint="default"/>
+        <w:sz w:val="20"/>
+      </w:rPr>
+    </w:lvl>
+    <w:lvl w:ilvl="8" w:tentative="1">
+      <w:start w:val="1"/>
+      <w:numFmt w:val="bullet"/>
+      <w:lvlText w:val=""/>
+      <w:lvlJc w:val="left"/>
+      <w:pPr>
+        <w:tabs>
+          <w:tab w:val="num" w:pos="6480"/>
+        </w:tabs>
+        <w:ind w:left="6480" w:hanging="360"/>
+      </w:pPr>
+      <w:rPr>
+        <w:rFonts w:ascii="Wingdings" w:hAnsi="Wingdings" w:hint="default"/>
+        <w:sz w:val="20"/>
+      </w:rPr>
+    </w:lvl>
+  </w:abstractNum>
+  <w:abstractNum w:abstractNumId="2" w15:restartNumberingAfterBreak="0">
     <w:nsid w:val="19B03AEB"/>
     <w:multiLevelType w:val="hybridMultilevel"/>
     <w:tmpl w:val="0436F878"/>
@@ -11282,7 +14141,7 @@
       </w:rPr>
     </w:lvl>
   </w:abstractNum>
-  <w:abstractNum w:abstractNumId="2" w15:restartNumberingAfterBreak="0">
+  <w:abstractNum w:abstractNumId="3" w15:restartNumberingAfterBreak="0">
     <w:nsid w:val="4B9B40D1"/>
     <w:multiLevelType w:val="hybridMultilevel"/>
     <w:tmpl w:val="B88ECD20"/>
@@ -11368,7 +14227,7 @@
       </w:pPr>
     </w:lvl>
   </w:abstractNum>
-  <w:abstractNum w:abstractNumId="3" w15:restartNumberingAfterBreak="0">
+  <w:abstractNum w:abstractNumId="4" w15:restartNumberingAfterBreak="0">
     <w:nsid w:val="4D8F2753"/>
     <w:multiLevelType w:val="hybridMultilevel"/>
     <w:tmpl w:val="874A915A"/>
@@ -11481,7 +14340,7 @@
       </w:rPr>
     </w:lvl>
   </w:abstractNum>
-  <w:abstractNum w:abstractNumId="4" w15:restartNumberingAfterBreak="0">
+  <w:abstractNum w:abstractNumId="5" w15:restartNumberingAfterBreak="0">
     <w:nsid w:val="4FE83AB7"/>
     <w:multiLevelType w:val="hybridMultilevel"/>
     <w:tmpl w:val="69069C22"/>
@@ -11594,7 +14453,716 @@
       </w:rPr>
     </w:lvl>
   </w:abstractNum>
-  <w:abstractNum w:abstractNumId="5" w15:restartNumberingAfterBreak="0">
+  <w:abstractNum w:abstractNumId="6" w15:restartNumberingAfterBreak="0">
+    <w:nsid w:val="5C7E0C16"/>
+    <w:multiLevelType w:val="multilevel"/>
+    <w:tmpl w:val="B8E8182E"/>
+    <w:lvl w:ilvl="0">
+      <w:start w:val="1"/>
+      <w:numFmt w:val="bullet"/>
+      <w:lvlText w:val=""/>
+      <w:lvlJc w:val="left"/>
+      <w:pPr>
+        <w:tabs>
+          <w:tab w:val="num" w:pos="720"/>
+        </w:tabs>
+        <w:ind w:left="720" w:hanging="360"/>
+      </w:pPr>
+      <w:rPr>
+        <w:rFonts w:ascii="Symbol" w:hAnsi="Symbol" w:hint="default"/>
+        <w:sz w:val="20"/>
+      </w:rPr>
+    </w:lvl>
+    <w:lvl w:ilvl="1">
+      <w:start w:val="1"/>
+      <w:numFmt w:val="bullet"/>
+      <w:lvlText w:val="o"/>
+      <w:lvlJc w:val="left"/>
+      <w:pPr>
+        <w:tabs>
+          <w:tab w:val="num" w:pos="1440"/>
+        </w:tabs>
+        <w:ind w:left="1440" w:hanging="360"/>
+      </w:pPr>
+      <w:rPr>
+        <w:rFonts w:ascii="Courier New" w:hAnsi="Courier New" w:hint="default"/>
+        <w:sz w:val="20"/>
+      </w:rPr>
+    </w:lvl>
+    <w:lvl w:ilvl="2" w:tentative="1">
+      <w:start w:val="1"/>
+      <w:numFmt w:val="bullet"/>
+      <w:lvlText w:val=""/>
+      <w:lvlJc w:val="left"/>
+      <w:pPr>
+        <w:tabs>
+          <w:tab w:val="num" w:pos="2160"/>
+        </w:tabs>
+        <w:ind w:left="2160" w:hanging="360"/>
+      </w:pPr>
+      <w:rPr>
+        <w:rFonts w:ascii="Wingdings" w:hAnsi="Wingdings" w:hint="default"/>
+        <w:sz w:val="20"/>
+      </w:rPr>
+    </w:lvl>
+    <w:lvl w:ilvl="3" w:tentative="1">
+      <w:start w:val="1"/>
+      <w:numFmt w:val="bullet"/>
+      <w:lvlText w:val=""/>
+      <w:lvlJc w:val="left"/>
+      <w:pPr>
+        <w:tabs>
+          <w:tab w:val="num" w:pos="2880"/>
+        </w:tabs>
+        <w:ind w:left="2880" w:hanging="360"/>
+      </w:pPr>
+      <w:rPr>
+        <w:rFonts w:ascii="Wingdings" w:hAnsi="Wingdings" w:hint="default"/>
+        <w:sz w:val="20"/>
+      </w:rPr>
+    </w:lvl>
+    <w:lvl w:ilvl="4" w:tentative="1">
+      <w:start w:val="1"/>
+      <w:numFmt w:val="bullet"/>
+      <w:lvlText w:val=""/>
+      <w:lvlJc w:val="left"/>
+      <w:pPr>
+        <w:tabs>
+          <w:tab w:val="num" w:pos="3600"/>
+        </w:tabs>
+        <w:ind w:left="3600" w:hanging="360"/>
+      </w:pPr>
+      <w:rPr>
+        <w:rFonts w:ascii="Wingdings" w:hAnsi="Wingdings" w:hint="default"/>
+        <w:sz w:val="20"/>
+      </w:rPr>
+    </w:lvl>
+    <w:lvl w:ilvl="5" w:tentative="1">
+      <w:start w:val="1"/>
+      <w:numFmt w:val="bullet"/>
+      <w:lvlText w:val=""/>
+      <w:lvlJc w:val="left"/>
+      <w:pPr>
+        <w:tabs>
+          <w:tab w:val="num" w:pos="4320"/>
+        </w:tabs>
+        <w:ind w:left="4320" w:hanging="360"/>
+      </w:pPr>
+      <w:rPr>
+        <w:rFonts w:ascii="Wingdings" w:hAnsi="Wingdings" w:hint="default"/>
+        <w:sz w:val="20"/>
+      </w:rPr>
+    </w:lvl>
+    <w:lvl w:ilvl="6" w:tentative="1">
+      <w:start w:val="1"/>
+      <w:numFmt w:val="bullet"/>
+      <w:lvlText w:val=""/>
+      <w:lvlJc w:val="left"/>
+      <w:pPr>
+        <w:tabs>
+          <w:tab w:val="num" w:pos="5040"/>
+        </w:tabs>
+        <w:ind w:left="5040" w:hanging="360"/>
+      </w:pPr>
+      <w:rPr>
+        <w:rFonts w:ascii="Wingdings" w:hAnsi="Wingdings" w:hint="default"/>
+        <w:sz w:val="20"/>
+      </w:rPr>
+    </w:lvl>
+    <w:lvl w:ilvl="7" w:tentative="1">
+      <w:start w:val="1"/>
+      <w:numFmt w:val="bullet"/>
+      <w:lvlText w:val=""/>
+      <w:lvlJc w:val="left"/>
+      <w:pPr>
+        <w:tabs>
+          <w:tab w:val="num" w:pos="5760"/>
+        </w:tabs>
+        <w:ind w:left="5760" w:hanging="360"/>
+      </w:pPr>
+      <w:rPr>
+        <w:rFonts w:ascii="Wingdings" w:hAnsi="Wingdings" w:hint="default"/>
+        <w:sz w:val="20"/>
+      </w:rPr>
+    </w:lvl>
+    <w:lvl w:ilvl="8" w:tentative="1">
+      <w:start w:val="1"/>
+      <w:numFmt w:val="bullet"/>
+      <w:lvlText w:val=""/>
+      <w:lvlJc w:val="left"/>
+      <w:pPr>
+        <w:tabs>
+          <w:tab w:val="num" w:pos="6480"/>
+        </w:tabs>
+        <w:ind w:left="6480" w:hanging="360"/>
+      </w:pPr>
+      <w:rPr>
+        <w:rFonts w:ascii="Wingdings" w:hAnsi="Wingdings" w:hint="default"/>
+        <w:sz w:val="20"/>
+      </w:rPr>
+    </w:lvl>
+  </w:abstractNum>
+  <w:abstractNum w:abstractNumId="7" w15:restartNumberingAfterBreak="0">
+    <w:nsid w:val="5E4679C2"/>
+    <w:multiLevelType w:val="multilevel"/>
+    <w:tmpl w:val="AEC2E884"/>
+    <w:lvl w:ilvl="0">
+      <w:start w:val="1"/>
+      <w:numFmt w:val="bullet"/>
+      <w:lvlText w:val=""/>
+      <w:lvlJc w:val="left"/>
+      <w:pPr>
+        <w:tabs>
+          <w:tab w:val="num" w:pos="720"/>
+        </w:tabs>
+        <w:ind w:left="720" w:hanging="360"/>
+      </w:pPr>
+      <w:rPr>
+        <w:rFonts w:ascii="Symbol" w:hAnsi="Symbol" w:hint="default"/>
+        <w:sz w:val="20"/>
+      </w:rPr>
+    </w:lvl>
+    <w:lvl w:ilvl="1" w:tentative="1">
+      <w:start w:val="1"/>
+      <w:numFmt w:val="bullet"/>
+      <w:lvlText w:val="o"/>
+      <w:lvlJc w:val="left"/>
+      <w:pPr>
+        <w:tabs>
+          <w:tab w:val="num" w:pos="1440"/>
+        </w:tabs>
+        <w:ind w:left="1440" w:hanging="360"/>
+      </w:pPr>
+      <w:rPr>
+        <w:rFonts w:ascii="Courier New" w:hAnsi="Courier New" w:hint="default"/>
+        <w:sz w:val="20"/>
+      </w:rPr>
+    </w:lvl>
+    <w:lvl w:ilvl="2" w:tentative="1">
+      <w:start w:val="1"/>
+      <w:numFmt w:val="bullet"/>
+      <w:lvlText w:val=""/>
+      <w:lvlJc w:val="left"/>
+      <w:pPr>
+        <w:tabs>
+          <w:tab w:val="num" w:pos="2160"/>
+        </w:tabs>
+        <w:ind w:left="2160" w:hanging="360"/>
+      </w:pPr>
+      <w:rPr>
+        <w:rFonts w:ascii="Wingdings" w:hAnsi="Wingdings" w:hint="default"/>
+        <w:sz w:val="20"/>
+      </w:rPr>
+    </w:lvl>
+    <w:lvl w:ilvl="3" w:tentative="1">
+      <w:start w:val="1"/>
+      <w:numFmt w:val="bullet"/>
+      <w:lvlText w:val=""/>
+      <w:lvlJc w:val="left"/>
+      <w:pPr>
+        <w:tabs>
+          <w:tab w:val="num" w:pos="2880"/>
+        </w:tabs>
+        <w:ind w:left="2880" w:hanging="360"/>
+      </w:pPr>
+      <w:rPr>
+        <w:rFonts w:ascii="Wingdings" w:hAnsi="Wingdings" w:hint="default"/>
+        <w:sz w:val="20"/>
+      </w:rPr>
+    </w:lvl>
+    <w:lvl w:ilvl="4" w:tentative="1">
+      <w:start w:val="1"/>
+      <w:numFmt w:val="bullet"/>
+      <w:lvlText w:val=""/>
+      <w:lvlJc w:val="left"/>
+      <w:pPr>
+        <w:tabs>
+          <w:tab w:val="num" w:pos="3600"/>
+        </w:tabs>
+        <w:ind w:left="3600" w:hanging="360"/>
+      </w:pPr>
+      <w:rPr>
+        <w:rFonts w:ascii="Wingdings" w:hAnsi="Wingdings" w:hint="default"/>
+        <w:sz w:val="20"/>
+      </w:rPr>
+    </w:lvl>
+    <w:lvl w:ilvl="5" w:tentative="1">
+      <w:start w:val="1"/>
+      <w:numFmt w:val="bullet"/>
+      <w:lvlText w:val=""/>
+      <w:lvlJc w:val="left"/>
+      <w:pPr>
+        <w:tabs>
+          <w:tab w:val="num" w:pos="4320"/>
+        </w:tabs>
+        <w:ind w:left="4320" w:hanging="360"/>
+      </w:pPr>
+      <w:rPr>
+        <w:rFonts w:ascii="Wingdings" w:hAnsi="Wingdings" w:hint="default"/>
+        <w:sz w:val="20"/>
+      </w:rPr>
+    </w:lvl>
+    <w:lvl w:ilvl="6" w:tentative="1">
+      <w:start w:val="1"/>
+      <w:numFmt w:val="bullet"/>
+      <w:lvlText w:val=""/>
+      <w:lvlJc w:val="left"/>
+      <w:pPr>
+        <w:tabs>
+          <w:tab w:val="num" w:pos="5040"/>
+        </w:tabs>
+        <w:ind w:left="5040" w:hanging="360"/>
+      </w:pPr>
+      <w:rPr>
+        <w:rFonts w:ascii="Wingdings" w:hAnsi="Wingdings" w:hint="default"/>
+        <w:sz w:val="20"/>
+      </w:rPr>
+    </w:lvl>
+    <w:lvl w:ilvl="7" w:tentative="1">
+      <w:start w:val="1"/>
+      <w:numFmt w:val="bullet"/>
+      <w:lvlText w:val=""/>
+      <w:lvlJc w:val="left"/>
+      <w:pPr>
+        <w:tabs>
+          <w:tab w:val="num" w:pos="5760"/>
+        </w:tabs>
+        <w:ind w:left="5760" w:hanging="360"/>
+      </w:pPr>
+      <w:rPr>
+        <w:rFonts w:ascii="Wingdings" w:hAnsi="Wingdings" w:hint="default"/>
+        <w:sz w:val="20"/>
+      </w:rPr>
+    </w:lvl>
+    <w:lvl w:ilvl="8" w:tentative="1">
+      <w:start w:val="1"/>
+      <w:numFmt w:val="bullet"/>
+      <w:lvlText w:val=""/>
+      <w:lvlJc w:val="left"/>
+      <w:pPr>
+        <w:tabs>
+          <w:tab w:val="num" w:pos="6480"/>
+        </w:tabs>
+        <w:ind w:left="6480" w:hanging="360"/>
+      </w:pPr>
+      <w:rPr>
+        <w:rFonts w:ascii="Wingdings" w:hAnsi="Wingdings" w:hint="default"/>
+        <w:sz w:val="20"/>
+      </w:rPr>
+    </w:lvl>
+  </w:abstractNum>
+  <w:abstractNum w:abstractNumId="8" w15:restartNumberingAfterBreak="0">
+    <w:nsid w:val="6B4B5DE3"/>
+    <w:multiLevelType w:val="multilevel"/>
+    <w:tmpl w:val="1D8289BA"/>
+    <w:lvl w:ilvl="0">
+      <w:start w:val="1"/>
+      <w:numFmt w:val="bullet"/>
+      <w:lvlText w:val=""/>
+      <w:lvlJc w:val="left"/>
+      <w:pPr>
+        <w:tabs>
+          <w:tab w:val="num" w:pos="720"/>
+        </w:tabs>
+        <w:ind w:left="720" w:hanging="360"/>
+      </w:pPr>
+      <w:rPr>
+        <w:rFonts w:ascii="Symbol" w:hAnsi="Symbol" w:hint="default"/>
+        <w:sz w:val="20"/>
+      </w:rPr>
+    </w:lvl>
+    <w:lvl w:ilvl="1" w:tentative="1">
+      <w:start w:val="1"/>
+      <w:numFmt w:val="bullet"/>
+      <w:lvlText w:val="o"/>
+      <w:lvlJc w:val="left"/>
+      <w:pPr>
+        <w:tabs>
+          <w:tab w:val="num" w:pos="1440"/>
+        </w:tabs>
+        <w:ind w:left="1440" w:hanging="360"/>
+      </w:pPr>
+      <w:rPr>
+        <w:rFonts w:ascii="Courier New" w:hAnsi="Courier New" w:hint="default"/>
+        <w:sz w:val="20"/>
+      </w:rPr>
+    </w:lvl>
+    <w:lvl w:ilvl="2" w:tentative="1">
+      <w:start w:val="1"/>
+      <w:numFmt w:val="bullet"/>
+      <w:lvlText w:val=""/>
+      <w:lvlJc w:val="left"/>
+      <w:pPr>
+        <w:tabs>
+          <w:tab w:val="num" w:pos="2160"/>
+        </w:tabs>
+        <w:ind w:left="2160" w:hanging="360"/>
+      </w:pPr>
+      <w:rPr>
+        <w:rFonts w:ascii="Wingdings" w:hAnsi="Wingdings" w:hint="default"/>
+        <w:sz w:val="20"/>
+      </w:rPr>
+    </w:lvl>
+    <w:lvl w:ilvl="3" w:tentative="1">
+      <w:start w:val="1"/>
+      <w:numFmt w:val="bullet"/>
+      <w:lvlText w:val=""/>
+      <w:lvlJc w:val="left"/>
+      <w:pPr>
+        <w:tabs>
+          <w:tab w:val="num" w:pos="2880"/>
+        </w:tabs>
+        <w:ind w:left="2880" w:hanging="360"/>
+      </w:pPr>
+      <w:rPr>
+        <w:rFonts w:ascii="Wingdings" w:hAnsi="Wingdings" w:hint="default"/>
+        <w:sz w:val="20"/>
+      </w:rPr>
+    </w:lvl>
+    <w:lvl w:ilvl="4" w:tentative="1">
+      <w:start w:val="1"/>
+      <w:numFmt w:val="bullet"/>
+      <w:lvlText w:val=""/>
+      <w:lvlJc w:val="left"/>
+      <w:pPr>
+        <w:tabs>
+          <w:tab w:val="num" w:pos="3600"/>
+        </w:tabs>
+        <w:ind w:left="3600" w:hanging="360"/>
+      </w:pPr>
+      <w:rPr>
+        <w:rFonts w:ascii="Wingdings" w:hAnsi="Wingdings" w:hint="default"/>
+        <w:sz w:val="20"/>
+      </w:rPr>
+    </w:lvl>
+    <w:lvl w:ilvl="5" w:tentative="1">
+      <w:start w:val="1"/>
+      <w:numFmt w:val="bullet"/>
+      <w:lvlText w:val=""/>
+      <w:lvlJc w:val="left"/>
+      <w:pPr>
+        <w:tabs>
+          <w:tab w:val="num" w:pos="4320"/>
+        </w:tabs>
+        <w:ind w:left="4320" w:hanging="360"/>
+      </w:pPr>
+      <w:rPr>
+        <w:rFonts w:ascii="Wingdings" w:hAnsi="Wingdings" w:hint="default"/>
+        <w:sz w:val="20"/>
+      </w:rPr>
+    </w:lvl>
+    <w:lvl w:ilvl="6" w:tentative="1">
+      <w:start w:val="1"/>
+      <w:numFmt w:val="bullet"/>
+      <w:lvlText w:val=""/>
+      <w:lvlJc w:val="left"/>
+      <w:pPr>
+        <w:tabs>
+          <w:tab w:val="num" w:pos="5040"/>
+        </w:tabs>
+        <w:ind w:left="5040" w:hanging="360"/>
+      </w:pPr>
+      <w:rPr>
+        <w:rFonts w:ascii="Wingdings" w:hAnsi="Wingdings" w:hint="default"/>
+        <w:sz w:val="20"/>
+      </w:rPr>
+    </w:lvl>
+    <w:lvl w:ilvl="7" w:tentative="1">
+      <w:start w:val="1"/>
+      <w:numFmt w:val="bullet"/>
+      <w:lvlText w:val=""/>
+      <w:lvlJc w:val="left"/>
+      <w:pPr>
+        <w:tabs>
+          <w:tab w:val="num" w:pos="5760"/>
+        </w:tabs>
+        <w:ind w:left="5760" w:hanging="360"/>
+      </w:pPr>
+      <w:rPr>
+        <w:rFonts w:ascii="Wingdings" w:hAnsi="Wingdings" w:hint="default"/>
+        <w:sz w:val="20"/>
+      </w:rPr>
+    </w:lvl>
+    <w:lvl w:ilvl="8" w:tentative="1">
+      <w:start w:val="1"/>
+      <w:numFmt w:val="bullet"/>
+      <w:lvlText w:val=""/>
+      <w:lvlJc w:val="left"/>
+      <w:pPr>
+        <w:tabs>
+          <w:tab w:val="num" w:pos="6480"/>
+        </w:tabs>
+        <w:ind w:left="6480" w:hanging="360"/>
+      </w:pPr>
+      <w:rPr>
+        <w:rFonts w:ascii="Wingdings" w:hAnsi="Wingdings" w:hint="default"/>
+        <w:sz w:val="20"/>
+      </w:rPr>
+    </w:lvl>
+  </w:abstractNum>
+  <w:abstractNum w:abstractNumId="9" w15:restartNumberingAfterBreak="0">
+    <w:nsid w:val="6FC46F84"/>
+    <w:multiLevelType w:val="multilevel"/>
+    <w:tmpl w:val="EB4202D4"/>
+    <w:lvl w:ilvl="0">
+      <w:start w:val="1"/>
+      <w:numFmt w:val="bullet"/>
+      <w:lvlText w:val=""/>
+      <w:lvlJc w:val="left"/>
+      <w:pPr>
+        <w:tabs>
+          <w:tab w:val="num" w:pos="720"/>
+        </w:tabs>
+        <w:ind w:left="720" w:hanging="360"/>
+      </w:pPr>
+      <w:rPr>
+        <w:rFonts w:ascii="Symbol" w:hAnsi="Symbol" w:hint="default"/>
+        <w:sz w:val="20"/>
+      </w:rPr>
+    </w:lvl>
+    <w:lvl w:ilvl="1" w:tentative="1">
+      <w:start w:val="1"/>
+      <w:numFmt w:val="bullet"/>
+      <w:lvlText w:val="o"/>
+      <w:lvlJc w:val="left"/>
+      <w:pPr>
+        <w:tabs>
+          <w:tab w:val="num" w:pos="1440"/>
+        </w:tabs>
+        <w:ind w:left="1440" w:hanging="360"/>
+      </w:pPr>
+      <w:rPr>
+        <w:rFonts w:ascii="Courier New" w:hAnsi="Courier New" w:hint="default"/>
+        <w:sz w:val="20"/>
+      </w:rPr>
+    </w:lvl>
+    <w:lvl w:ilvl="2" w:tentative="1">
+      <w:start w:val="1"/>
+      <w:numFmt w:val="bullet"/>
+      <w:lvlText w:val=""/>
+      <w:lvlJc w:val="left"/>
+      <w:pPr>
+        <w:tabs>
+          <w:tab w:val="num" w:pos="2160"/>
+        </w:tabs>
+        <w:ind w:left="2160" w:hanging="360"/>
+      </w:pPr>
+      <w:rPr>
+        <w:rFonts w:ascii="Wingdings" w:hAnsi="Wingdings" w:hint="default"/>
+        <w:sz w:val="20"/>
+      </w:rPr>
+    </w:lvl>
+    <w:lvl w:ilvl="3" w:tentative="1">
+      <w:start w:val="1"/>
+      <w:numFmt w:val="bullet"/>
+      <w:lvlText w:val=""/>
+      <w:lvlJc w:val="left"/>
+      <w:pPr>
+        <w:tabs>
+          <w:tab w:val="num" w:pos="2880"/>
+        </w:tabs>
+        <w:ind w:left="2880" w:hanging="360"/>
+      </w:pPr>
+      <w:rPr>
+        <w:rFonts w:ascii="Wingdings" w:hAnsi="Wingdings" w:hint="default"/>
+        <w:sz w:val="20"/>
+      </w:rPr>
+    </w:lvl>
+    <w:lvl w:ilvl="4" w:tentative="1">
+      <w:start w:val="1"/>
+      <w:numFmt w:val="bullet"/>
+      <w:lvlText w:val=""/>
+      <w:lvlJc w:val="left"/>
+      <w:pPr>
+        <w:tabs>
+          <w:tab w:val="num" w:pos="3600"/>
+        </w:tabs>
+        <w:ind w:left="3600" w:hanging="360"/>
+      </w:pPr>
+      <w:rPr>
+        <w:rFonts w:ascii="Wingdings" w:hAnsi="Wingdings" w:hint="default"/>
+        <w:sz w:val="20"/>
+      </w:rPr>
+    </w:lvl>
+    <w:lvl w:ilvl="5" w:tentative="1">
+      <w:start w:val="1"/>
+      <w:numFmt w:val="bullet"/>
+      <w:lvlText w:val=""/>
+      <w:lvlJc w:val="left"/>
+      <w:pPr>
+        <w:tabs>
+          <w:tab w:val="num" w:pos="4320"/>
+        </w:tabs>
+        <w:ind w:left="4320" w:hanging="360"/>
+      </w:pPr>
+      <w:rPr>
+        <w:rFonts w:ascii="Wingdings" w:hAnsi="Wingdings" w:hint="default"/>
+        <w:sz w:val="20"/>
+      </w:rPr>
+    </w:lvl>
+    <w:lvl w:ilvl="6" w:tentative="1">
+      <w:start w:val="1"/>
+      <w:numFmt w:val="bullet"/>
+      <w:lvlText w:val=""/>
+      <w:lvlJc w:val="left"/>
+      <w:pPr>
+        <w:tabs>
+          <w:tab w:val="num" w:pos="5040"/>
+        </w:tabs>
+        <w:ind w:left="5040" w:hanging="360"/>
+      </w:pPr>
+      <w:rPr>
+        <w:rFonts w:ascii="Wingdings" w:hAnsi="Wingdings" w:hint="default"/>
+        <w:sz w:val="20"/>
+      </w:rPr>
+    </w:lvl>
+    <w:lvl w:ilvl="7" w:tentative="1">
+      <w:start w:val="1"/>
+      <w:numFmt w:val="bullet"/>
+      <w:lvlText w:val=""/>
+      <w:lvlJc w:val="left"/>
+      <w:pPr>
+        <w:tabs>
+          <w:tab w:val="num" w:pos="5760"/>
+        </w:tabs>
+        <w:ind w:left="5760" w:hanging="360"/>
+      </w:pPr>
+      <w:rPr>
+        <w:rFonts w:ascii="Wingdings" w:hAnsi="Wingdings" w:hint="default"/>
+        <w:sz w:val="20"/>
+      </w:rPr>
+    </w:lvl>
+    <w:lvl w:ilvl="8" w:tentative="1">
+      <w:start w:val="1"/>
+      <w:numFmt w:val="bullet"/>
+      <w:lvlText w:val=""/>
+      <w:lvlJc w:val="left"/>
+      <w:pPr>
+        <w:tabs>
+          <w:tab w:val="num" w:pos="6480"/>
+        </w:tabs>
+        <w:ind w:left="6480" w:hanging="360"/>
+      </w:pPr>
+      <w:rPr>
+        <w:rFonts w:ascii="Wingdings" w:hAnsi="Wingdings" w:hint="default"/>
+        <w:sz w:val="20"/>
+      </w:rPr>
+    </w:lvl>
+  </w:abstractNum>
+  <w:abstractNum w:abstractNumId="10" w15:restartNumberingAfterBreak="0">
+    <w:nsid w:val="72352273"/>
+    <w:multiLevelType w:val="hybridMultilevel"/>
+    <w:tmpl w:val="BF967F20"/>
+    <w:lvl w:ilvl="0" w:tplc="8DD22932">
+      <w:start w:val="1"/>
+      <w:numFmt w:val="bullet"/>
+      <w:lvlText w:val=""/>
+      <w:lvlJc w:val="left"/>
+      <w:pPr>
+        <w:ind w:left="1440" w:hanging="360"/>
+      </w:pPr>
+      <w:rPr>
+        <w:rFonts w:ascii="Symbol" w:hAnsi="Symbol" w:hint="default"/>
+      </w:rPr>
+    </w:lvl>
+    <w:lvl w:ilvl="1" w:tplc="042A0003" w:tentative="1">
+      <w:start w:val="1"/>
+      <w:numFmt w:val="bullet"/>
+      <w:lvlText w:val="o"/>
+      <w:lvlJc w:val="left"/>
+      <w:pPr>
+        <w:ind w:left="2160" w:hanging="360"/>
+      </w:pPr>
+      <w:rPr>
+        <w:rFonts w:ascii="Courier New" w:hAnsi="Courier New" w:cs="Courier New" w:hint="default"/>
+      </w:rPr>
+    </w:lvl>
+    <w:lvl w:ilvl="2" w:tplc="042A0005" w:tentative="1">
+      <w:start w:val="1"/>
+      <w:numFmt w:val="bullet"/>
+      <w:lvlText w:val=""/>
+      <w:lvlJc w:val="left"/>
+      <w:pPr>
+        <w:ind w:left="2880" w:hanging="360"/>
+      </w:pPr>
+      <w:rPr>
+        <w:rFonts w:ascii="Wingdings" w:hAnsi="Wingdings" w:hint="default"/>
+      </w:rPr>
+    </w:lvl>
+    <w:lvl w:ilvl="3" w:tplc="042A0001" w:tentative="1">
+      <w:start w:val="1"/>
+      <w:numFmt w:val="bullet"/>
+      <w:lvlText w:val=""/>
+      <w:lvlJc w:val="left"/>
+      <w:pPr>
+        <w:ind w:left="3600" w:hanging="360"/>
+      </w:pPr>
+      <w:rPr>
+        <w:rFonts w:ascii="Symbol" w:hAnsi="Symbol" w:hint="default"/>
+      </w:rPr>
+    </w:lvl>
+    <w:lvl w:ilvl="4" w:tplc="042A0003" w:tentative="1">
+      <w:start w:val="1"/>
+      <w:numFmt w:val="bullet"/>
+      <w:lvlText w:val="o"/>
+      <w:lvlJc w:val="left"/>
+      <w:pPr>
+        <w:ind w:left="4320" w:hanging="360"/>
+      </w:pPr>
+      <w:rPr>
+        <w:rFonts w:ascii="Courier New" w:hAnsi="Courier New" w:cs="Courier New" w:hint="default"/>
+      </w:rPr>
+    </w:lvl>
+    <w:lvl w:ilvl="5" w:tplc="042A0005" w:tentative="1">
+      <w:start w:val="1"/>
+      <w:numFmt w:val="bullet"/>
+      <w:lvlText w:val=""/>
+      <w:lvlJc w:val="left"/>
+      <w:pPr>
+        <w:ind w:left="5040" w:hanging="360"/>
+      </w:pPr>
+      <w:rPr>
+        <w:rFonts w:ascii="Wingdings" w:hAnsi="Wingdings" w:hint="default"/>
+      </w:rPr>
+    </w:lvl>
+    <w:lvl w:ilvl="6" w:tplc="042A0001" w:tentative="1">
+      <w:start w:val="1"/>
+      <w:numFmt w:val="bullet"/>
+      <w:lvlText w:val=""/>
+      <w:lvlJc w:val="left"/>
+      <w:pPr>
+        <w:ind w:left="5760" w:hanging="360"/>
+      </w:pPr>
+      <w:rPr>
+        <w:rFonts w:ascii="Symbol" w:hAnsi="Symbol" w:hint="default"/>
+      </w:rPr>
+    </w:lvl>
+    <w:lvl w:ilvl="7" w:tplc="042A0003" w:tentative="1">
+      <w:start w:val="1"/>
+      <w:numFmt w:val="bullet"/>
+      <w:lvlText w:val="o"/>
+      <w:lvlJc w:val="left"/>
+      <w:pPr>
+        <w:ind w:left="6480" w:hanging="360"/>
+      </w:pPr>
+      <w:rPr>
+        <w:rFonts w:ascii="Courier New" w:hAnsi="Courier New" w:cs="Courier New" w:hint="default"/>
+      </w:rPr>
+    </w:lvl>
+    <w:lvl w:ilvl="8" w:tplc="042A0005" w:tentative="1">
+      <w:start w:val="1"/>
+      <w:numFmt w:val="bullet"/>
+      <w:lvlText w:val=""/>
+      <w:lvlJc w:val="left"/>
+      <w:pPr>
+        <w:ind w:left="7200" w:hanging="360"/>
+      </w:pPr>
+      <w:rPr>
+        <w:rFonts w:ascii="Wingdings" w:hAnsi="Wingdings" w:hint="default"/>
+      </w:rPr>
+    </w:lvl>
+  </w:abstractNum>
+  <w:abstractNum w:abstractNumId="11" w15:restartNumberingAfterBreak="0">
     <w:nsid w:val="740E1DDE"/>
     <w:multiLevelType w:val="hybridMultilevel"/>
     <w:tmpl w:val="1A26A568"/>
@@ -11707,7 +15275,120 @@
       </w:rPr>
     </w:lvl>
   </w:abstractNum>
-  <w:abstractNum w:abstractNumId="6" w15:restartNumberingAfterBreak="0">
+  <w:abstractNum w:abstractNumId="12" w15:restartNumberingAfterBreak="0">
+    <w:nsid w:val="7A682ECD"/>
+    <w:multiLevelType w:val="hybridMultilevel"/>
+    <w:tmpl w:val="3BCEB542"/>
+    <w:lvl w:ilvl="0" w:tplc="042A0001">
+      <w:start w:val="1"/>
+      <w:numFmt w:val="bullet"/>
+      <w:lvlText w:val=""/>
+      <w:lvlJc w:val="left"/>
+      <w:pPr>
+        <w:ind w:left="720" w:hanging="360"/>
+      </w:pPr>
+      <w:rPr>
+        <w:rFonts w:ascii="Symbol" w:hAnsi="Symbol" w:hint="default"/>
+      </w:rPr>
+    </w:lvl>
+    <w:lvl w:ilvl="1" w:tplc="042A0003" w:tentative="1">
+      <w:start w:val="1"/>
+      <w:numFmt w:val="bullet"/>
+      <w:lvlText w:val="o"/>
+      <w:lvlJc w:val="left"/>
+      <w:pPr>
+        <w:ind w:left="1440" w:hanging="360"/>
+      </w:pPr>
+      <w:rPr>
+        <w:rFonts w:ascii="Courier New" w:hAnsi="Courier New" w:cs="Courier New" w:hint="default"/>
+      </w:rPr>
+    </w:lvl>
+    <w:lvl w:ilvl="2" w:tplc="042A0005" w:tentative="1">
+      <w:start w:val="1"/>
+      <w:numFmt w:val="bullet"/>
+      <w:lvlText w:val=""/>
+      <w:lvlJc w:val="left"/>
+      <w:pPr>
+        <w:ind w:left="2160" w:hanging="360"/>
+      </w:pPr>
+      <w:rPr>
+        <w:rFonts w:ascii="Wingdings" w:hAnsi="Wingdings" w:hint="default"/>
+      </w:rPr>
+    </w:lvl>
+    <w:lvl w:ilvl="3" w:tplc="042A0001" w:tentative="1">
+      <w:start w:val="1"/>
+      <w:numFmt w:val="bullet"/>
+      <w:lvlText w:val=""/>
+      <w:lvlJc w:val="left"/>
+      <w:pPr>
+        <w:ind w:left="2880" w:hanging="360"/>
+      </w:pPr>
+      <w:rPr>
+        <w:rFonts w:ascii="Symbol" w:hAnsi="Symbol" w:hint="default"/>
+      </w:rPr>
+    </w:lvl>
+    <w:lvl w:ilvl="4" w:tplc="042A0003" w:tentative="1">
+      <w:start w:val="1"/>
+      <w:numFmt w:val="bullet"/>
+      <w:lvlText w:val="o"/>
+      <w:lvlJc w:val="left"/>
+      <w:pPr>
+        <w:ind w:left="3600" w:hanging="360"/>
+      </w:pPr>
+      <w:rPr>
+        <w:rFonts w:ascii="Courier New" w:hAnsi="Courier New" w:cs="Courier New" w:hint="default"/>
+      </w:rPr>
+    </w:lvl>
+    <w:lvl w:ilvl="5" w:tplc="042A0005" w:tentative="1">
+      <w:start w:val="1"/>
+      <w:numFmt w:val="bullet"/>
+      <w:lvlText w:val=""/>
+      <w:lvlJc w:val="left"/>
+      <w:pPr>
+        <w:ind w:left="4320" w:hanging="360"/>
+      </w:pPr>
+      <w:rPr>
+        <w:rFonts w:ascii="Wingdings" w:hAnsi="Wingdings" w:hint="default"/>
+      </w:rPr>
+    </w:lvl>
+    <w:lvl w:ilvl="6" w:tplc="042A0001" w:tentative="1">
+      <w:start w:val="1"/>
+      <w:numFmt w:val="bullet"/>
+      <w:lvlText w:val=""/>
+      <w:lvlJc w:val="left"/>
+      <w:pPr>
+        <w:ind w:left="5040" w:hanging="360"/>
+      </w:pPr>
+      <w:rPr>
+        <w:rFonts w:ascii="Symbol" w:hAnsi="Symbol" w:hint="default"/>
+      </w:rPr>
+    </w:lvl>
+    <w:lvl w:ilvl="7" w:tplc="042A0003" w:tentative="1">
+      <w:start w:val="1"/>
+      <w:numFmt w:val="bullet"/>
+      <w:lvlText w:val="o"/>
+      <w:lvlJc w:val="left"/>
+      <w:pPr>
+        <w:ind w:left="5760" w:hanging="360"/>
+      </w:pPr>
+      <w:rPr>
+        <w:rFonts w:ascii="Courier New" w:hAnsi="Courier New" w:cs="Courier New" w:hint="default"/>
+      </w:rPr>
+    </w:lvl>
+    <w:lvl w:ilvl="8" w:tplc="042A0005" w:tentative="1">
+      <w:start w:val="1"/>
+      <w:numFmt w:val="bullet"/>
+      <w:lvlText w:val=""/>
+      <w:lvlJc w:val="left"/>
+      <w:pPr>
+        <w:ind w:left="6480" w:hanging="360"/>
+      </w:pPr>
+      <w:rPr>
+        <w:rFonts w:ascii="Wingdings" w:hAnsi="Wingdings" w:hint="default"/>
+      </w:rPr>
+    </w:lvl>
+  </w:abstractNum>
+  <w:abstractNum w:abstractNumId="13" w15:restartNumberingAfterBreak="0">
     <w:nsid w:val="7F2C070F"/>
     <w:multiLevelType w:val="hybridMultilevel"/>
     <w:tmpl w:val="88EA2266"/>
@@ -11800,22 +15481,43 @@
     <w:abstractNumId w:val="0"/>
   </w:num>
   <w:num w:numId="2" w16cid:durableId="1997950042">
+    <w:abstractNumId w:val="3"/>
+  </w:num>
+  <w:num w:numId="3" w16cid:durableId="1319458663">
+    <w:abstractNumId w:val="13"/>
+  </w:num>
+  <w:num w:numId="4" w16cid:durableId="1217931492">
+    <w:abstractNumId w:val="11"/>
+  </w:num>
+  <w:num w:numId="5" w16cid:durableId="791829477">
     <w:abstractNumId w:val="2"/>
   </w:num>
-  <w:num w:numId="3" w16cid:durableId="1319458663">
+  <w:num w:numId="6" w16cid:durableId="1911884475">
+    <w:abstractNumId w:val="5"/>
+  </w:num>
+  <w:num w:numId="7" w16cid:durableId="1361709137">
+    <w:abstractNumId w:val="4"/>
+  </w:num>
+  <w:num w:numId="8" w16cid:durableId="207257428">
+    <w:abstractNumId w:val="8"/>
+  </w:num>
+  <w:num w:numId="9" w16cid:durableId="308363416">
     <w:abstractNumId w:val="6"/>
   </w:num>
-  <w:num w:numId="4" w16cid:durableId="1217931492">
-    <w:abstractNumId w:val="5"/>
-  </w:num>
-  <w:num w:numId="5" w16cid:durableId="791829477">
+  <w:num w:numId="10" w16cid:durableId="1937900991">
     <w:abstractNumId w:val="1"/>
   </w:num>
-  <w:num w:numId="6" w16cid:durableId="1911884475">
-    <w:abstractNumId w:val="4"/>
+  <w:num w:numId="11" w16cid:durableId="2003656213">
+    <w:abstractNumId w:val="9"/>
   </w:num>
-  <w:num w:numId="7" w16cid:durableId="1361709137">
-    <w:abstractNumId w:val="3"/>
+  <w:num w:numId="12" w16cid:durableId="363868893">
+    <w:abstractNumId w:val="12"/>
+  </w:num>
+  <w:num w:numId="13" w16cid:durableId="522785992">
+    <w:abstractNumId w:val="10"/>
+  </w:num>
+  <w:num w:numId="14" w16cid:durableId="1722434147">
+    <w:abstractNumId w:val="7"/>
   </w:num>
 </w:numbering>
 </file>
@@ -12220,7 +15922,7 @@
   <w:style w:type="paragraph" w:default="1" w:styleId="Normal">
     <w:name w:val="Normal"/>
     <w:qFormat/>
-    <w:rsid w:val="003612A0"/>
+    <w:rsid w:val="005E283C"/>
     <w:rPr>
       <w:rFonts w:asciiTheme="majorHAnsi" w:hAnsiTheme="majorHAnsi"/>
       <w:sz w:val="28"/>
@@ -12429,6 +16131,7 @@
   <w:style w:type="character" w:default="1" w:styleId="DefaultParagraphFont">
     <w:name w:val="Default Paragraph Font"/>
     <w:uiPriority w:val="1"/>
+    <w:semiHidden/>
     <w:unhideWhenUsed/>
   </w:style>
   <w:style w:type="table" w:default="1" w:styleId="TableNormal">
